--- a/02_Article/DisasterAware_IEEE_Article_NoSim.docx
+++ b/02_Article/DisasterAware_IEEE_Article_NoSim.docx
@@ -1594,7 +1594,7 @@
         <mc:AlternateContent>
           <mc:Choice Requires="wpg">
             <w:drawing>
-              <wp:anchor distT="0" distB="0" distL="114300" distR="114300" simplePos="0" relativeHeight="251610112" behindDoc="0" locked="0" layoutInCell="1" allowOverlap="1" wp14:anchorId="582B8107" wp14:editId="48A6C5EE">
+              <wp:anchor distT="0" distB="0" distL="114300" distR="114300" simplePos="0" relativeHeight="251632128" behindDoc="0" locked="0" layoutInCell="1" allowOverlap="1" wp14:anchorId="582B8107" wp14:editId="385F95A3">
                 <wp:simplePos x="0" y="0"/>
                 <wp:positionH relativeFrom="column">
                   <wp:posOffset>-8890</wp:posOffset>
@@ -1744,7 +1744,7 @@
           </mc:Choice>
           <mc:Fallback>
             <w:pict>
-              <v:group w14:anchorId="582B8107" id="Group 4" o:spid="_x0000_s1026" style="position:absolute;left:0;text-align:left;margin-left:-.7pt;margin-top:-66.6pt;width:254.45pt;height:141.7pt;z-index:251610112;mso-height-relative:margin" coordsize="32315,17995" o:gfxdata="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">
+              <v:group w14:anchorId="582B8107" id="Group 4" o:spid="_x0000_s1026" style="position:absolute;left:0;text-align:left;margin-left:-.7pt;margin-top:-66.6pt;width:254.45pt;height:141.7pt;z-index:251632128;mso-height-relative:margin" coordsize="32315,17995" o:gfxdata="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">
                 <v:shapetype id="_x0000_t202" coordsize="21600,21600" o:spt="202" path="m,l,21600r21600,l21600,xe">
                   <v:stroke joinstyle="miter"/>
                   <v:path gradientshapeok="t" o:connecttype="rect"/>
@@ -3542,7 +3542,7 @@
         <mc:AlternateContent>
           <mc:Choice Requires="wpg">
             <w:drawing>
-              <wp:anchor distT="0" distB="0" distL="114300" distR="114300" simplePos="0" relativeHeight="251630592" behindDoc="0" locked="0" layoutInCell="1" allowOverlap="1" wp14:anchorId="3B4251C2" wp14:editId="410405A4">
+              <wp:anchor distT="0" distB="0" distL="114300" distR="114300" simplePos="0" relativeHeight="251635200" behindDoc="0" locked="0" layoutInCell="1" allowOverlap="1" wp14:anchorId="3B4251C2" wp14:editId="45FC5B94">
                 <wp:simplePos x="0" y="0"/>
                 <wp:positionH relativeFrom="column">
                   <wp:posOffset>53340</wp:posOffset>
@@ -3695,7 +3695,7 @@
           </mc:Choice>
           <mc:Fallback>
             <w:pict>
-              <v:group w14:anchorId="3B4251C2" id="Group 3" o:spid="_x0000_s1029" style="position:absolute;left:0;text-align:left;margin-left:4.2pt;margin-top:-188.95pt;width:245.7pt;height:139.9pt;z-index:251630592;mso-width-relative:margin;mso-height-relative:margin" coordorigin="-571,457" coordsize="31203,17767" o:gfxdata="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">
+              <v:group w14:anchorId="3B4251C2" id="Group 3" o:spid="_x0000_s1029" style="position:absolute;left:0;text-align:left;margin-left:4.2pt;margin-top:-188.95pt;width:245.7pt;height:139.9pt;z-index:251635200;mso-width-relative:margin;mso-height-relative:margin" coordorigin="-571,457" coordsize="31203,17767" o:gfxdata="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">
                 <v:shape id="Picture 1576516411" o:spid="_x0000_s1030" type="#_x0000_t75" style="position:absolute;top:457;width:30632;height:13373;visibility:visible;mso-wrap-style:square" o:gfxdata="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">
                   <v:imagedata r:id="rId14" o:title="" croptop="2701f" cropbottom="3600f"/>
                 </v:shape>
@@ -4860,7 +4860,7 @@
         <mc:AlternateContent>
           <mc:Choice Requires="wpg">
             <w:drawing>
-              <wp:anchor distT="0" distB="0" distL="114300" distR="114300" simplePos="0" relativeHeight="251662336" behindDoc="0" locked="0" layoutInCell="1" allowOverlap="1" wp14:anchorId="5473CF6E" wp14:editId="450F53BA">
+              <wp:anchor distT="0" distB="0" distL="114300" distR="114300" simplePos="0" relativeHeight="251652608" behindDoc="0" locked="0" layoutInCell="1" allowOverlap="1" wp14:anchorId="5473CF6E" wp14:editId="270AE39F">
                 <wp:simplePos x="0" y="0"/>
                 <wp:positionH relativeFrom="column">
                   <wp:posOffset>22860</wp:posOffset>
@@ -5018,7 +5018,7 @@
           </mc:Choice>
           <mc:Fallback>
             <w:pict>
-              <v:group w14:anchorId="5473CF6E" id="_x0000_s1032" style="position:absolute;left:0;text-align:left;margin-left:1.8pt;margin-top:-207.55pt;width:253.35pt;height:185.85pt;z-index:251662336;mso-height-relative:margin" coordorigin=",762" coordsize="32175,23603" o:gfxdata="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">
+              <v:group w14:anchorId="5473CF6E" id="_x0000_s1032" style="position:absolute;left:0;text-align:left;margin-left:1.8pt;margin-top:-207.55pt;width:253.35pt;height:185.85pt;z-index:251652608;mso-height-relative:margin" coordorigin=",762" coordsize="32175,23603" o:gfxdata="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">
                 <v:shape id="Picture 3" o:spid="_x0000_s1033" type="#_x0000_t75" style="position:absolute;left:2783;top:762;width:26809;height:19401;visibility:visible;mso-wrap-style:square" o:gfxdata="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">
                   <v:imagedata r:id="rId16" o:title="" croptop="2477f"/>
                 </v:shape>
@@ -5406,7 +5406,7 @@
         <mc:AlternateContent>
           <mc:Choice Requires="wpg">
             <w:drawing>
-              <wp:anchor distT="0" distB="0" distL="114300" distR="114300" simplePos="0" relativeHeight="251639808" behindDoc="0" locked="0" layoutInCell="1" allowOverlap="1" wp14:anchorId="0E788F12" wp14:editId="525937AC">
+              <wp:anchor distT="0" distB="0" distL="114300" distR="114300" simplePos="0" relativeHeight="251638272" behindDoc="0" locked="0" layoutInCell="1" allowOverlap="1" wp14:anchorId="0E788F12" wp14:editId="7D521853">
                 <wp:simplePos x="0" y="0"/>
                 <wp:positionH relativeFrom="column">
                   <wp:posOffset>-41910</wp:posOffset>
@@ -5554,7 +5554,7 @@
           </mc:Choice>
           <mc:Fallback>
             <w:pict>
-              <v:group w14:anchorId="0E788F12" id="Group 6" o:spid="_x0000_s1035" style="position:absolute;left:0;text-align:left;margin-left:-3.3pt;margin-top:-.6pt;width:521.3pt;height:328.1pt;z-index:251639808;mso-height-relative:margin" coordorigin="54" coordsize="66205,41674" o:gfxdata="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">
+              <v:group w14:anchorId="0E788F12" id="Group 6" o:spid="_x0000_s1035" style="position:absolute;left:0;text-align:left;margin-left:-3.3pt;margin-top:-.6pt;width:521.3pt;height:328.1pt;z-index:251638272;mso-height-relative:margin" coordorigin="54" coordsize="66205,41674" o:gfxdata="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">
                 <v:shape id="Picture 2146317879" o:spid="_x0000_s1036" type="#_x0000_t75" style="position:absolute;left:1796;width:63093;height:38220;visibility:visible;mso-wrap-style:square" o:gfxdata="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">
                   <v:imagedata r:id="rId18" o:title=""/>
                 </v:shape>
@@ -5906,7 +5906,7 @@
         <mc:AlternateContent>
           <mc:Choice Requires="wpg">
             <w:drawing>
-              <wp:anchor distT="0" distB="0" distL="114300" distR="114300" simplePos="0" relativeHeight="251603968" behindDoc="0" locked="0" layoutInCell="1" allowOverlap="1" wp14:anchorId="582B8107" wp14:editId="3DF3AFA9">
+              <wp:anchor distT="0" distB="0" distL="114300" distR="114300" simplePos="0" relativeHeight="251629056" behindDoc="0" locked="0" layoutInCell="1" allowOverlap="1" wp14:anchorId="582B8107" wp14:editId="33074144">
                 <wp:simplePos x="0" y="0"/>
                 <wp:positionH relativeFrom="column">
                   <wp:posOffset>2540</wp:posOffset>
@@ -6061,7 +6061,7 @@
           </mc:Choice>
           <mc:Fallback>
             <w:pict>
-              <v:group w14:anchorId="582B8107" id="ArchFig" o:spid="_x0000_s1038" style="position:absolute;left:0;text-align:left;margin-left:.2pt;margin-top:335.9pt;width:250.45pt;height:127.35pt;z-index:251603968;mso-position-vertical-relative:margin;mso-width-relative:margin;mso-height-relative:margin" coordorigin="-1524,-1758" coordsize="31822,20377" o:gfxdata="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">
+              <v:group w14:anchorId="582B8107" id="ArchFig" o:spid="_x0000_s1038" style="position:absolute;left:0;text-align:left;margin-left:.2pt;margin-top:335.9pt;width:250.45pt;height:127.35pt;z-index:251629056;mso-position-vertical-relative:margin;mso-width-relative:margin;mso-height-relative:margin" coordorigin="-1524,-1758" coordsize="31822,20377" o:gfxdata="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">
                 <v:shape id="Text Box 1" o:spid="_x0000_s1039" type="#_x0000_t202" style="position:absolute;left:-1524;top:11269;width:31822;height:7349;visibility:visible;mso-wrap-style:square;v-text-anchor:top" o:gfxdata="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" stroked="f">
                   <v:textbox style="mso-fit-shape-to-text:t" inset="0,0,0,0">
                     <w:txbxContent>
@@ -6592,27 +6592,14 @@
             <w:r>
               <w:t xml:space="preserve">( </w:t>
             </w:r>
-            <w:r>
-              <w:fldChar w:fldCharType="begin"/>
-            </w:r>
-            <w:r>
-              <w:instrText xml:space="preserve"> SEQ ( \* ARABIC </w:instrText>
-            </w:r>
-            <w:r>
-              <w:fldChar w:fldCharType="separate"/>
-            </w:r>
-            <w:r>
-              <w:rPr>
-                <w:noProof/>
-              </w:rPr>
-              <w:t>11</w:t>
-            </w:r>
-            <w:r>
-              <w:rPr>
-                <w:noProof/>
-              </w:rPr>
-              <w:fldChar w:fldCharType="end"/>
-            </w:r>
+            <w:fldSimple w:instr=" SEQ ( \* ARABIC ">
+              <w:r>
+                <w:rPr>
+                  <w:noProof/>
+                </w:rPr>
+                <w:t>11</w:t>
+              </w:r>
+            </w:fldSimple>
             <w:r>
               <w:t xml:space="preserve"> )</w:t>
             </w:r>
@@ -6758,254 +6745,7 @@
         <w:t xml:space="preserve">together </w:t>
       </w:r>
       <w:r>
-        <w:rPr>
-          <w:i/>
-          <w:iCs/>
-          <w:noProof/>
-        </w:rPr>
         <w:lastRenderedPageBreak/>
-        <mc:AlternateContent>
-          <mc:Choice Requires="wpg">
-            <w:drawing>
-              <wp:anchor distT="0" distB="0" distL="114300" distR="114300" simplePos="0" relativeHeight="251738112" behindDoc="0" locked="0" layoutInCell="1" allowOverlap="1" wp14:anchorId="34D2E7DB" wp14:editId="258F62BE">
-                <wp:simplePos x="0" y="0"/>
-                <wp:positionH relativeFrom="column">
-                  <wp:posOffset>3393440</wp:posOffset>
-                </wp:positionH>
-                <wp:positionV relativeFrom="paragraph">
-                  <wp:posOffset>49530</wp:posOffset>
-                </wp:positionV>
-                <wp:extent cx="3188970" cy="1476375"/>
-                <wp:effectExtent l="0" t="0" r="0" b="9525"/>
-                <wp:wrapTopAndBottom/>
-                <wp:docPr id="1030916156" name="Group 8"/>
-                <wp:cNvGraphicFramePr/>
-                <a:graphic xmlns:a="http://schemas.openxmlformats.org/drawingml/2006/main">
-                  <a:graphicData uri="http://schemas.microsoft.com/office/word/2010/wordprocessingGroup">
-                    <wpg:wgp>
-                      <wpg:cNvGrpSpPr/>
-                      <wpg:grpSpPr>
-                        <a:xfrm>
-                          <a:off x="0" y="0"/>
-                          <a:ext cx="3188970" cy="1476375"/>
-                          <a:chOff x="0" y="0"/>
-                          <a:chExt cx="3188970" cy="1476663"/>
-                        </a:xfrm>
-                      </wpg:grpSpPr>
-                      <pic:pic xmlns:pic="http://schemas.openxmlformats.org/drawingml/2006/picture">
-                        <pic:nvPicPr>
-                          <pic:cNvPr id="1386140603" name="Picture 7"/>
-                          <pic:cNvPicPr>
-                            <a:picLocks noChangeAspect="1"/>
-                          </pic:cNvPicPr>
-                        </pic:nvPicPr>
-                        <pic:blipFill>
-                          <a:blip r:embed="rId21" cstate="print">
-                            <a:extLst>
-                              <a:ext uri="{28A0092B-C50C-407E-A947-70E740481C1C}">
-                                <a14:useLocalDpi xmlns:a14="http://schemas.microsoft.com/office/drawing/2010/main" val="0"/>
-                              </a:ext>
-                            </a:extLst>
-                          </a:blip>
-                          <a:srcRect/>
-                          <a:stretch>
-                            <a:fillRect/>
-                          </a:stretch>
-                        </pic:blipFill>
-                        <pic:spPr bwMode="auto">
-                          <a:xfrm>
-                            <a:off x="0" y="0"/>
-                            <a:ext cx="3188970" cy="1343660"/>
-                          </a:xfrm>
-                          <a:prstGeom prst="rect">
-                            <a:avLst/>
-                          </a:prstGeom>
-                          <a:noFill/>
-                          <a:ln>
-                            <a:noFill/>
-                          </a:ln>
-                        </pic:spPr>
-                      </pic:pic>
-                      <wps:wsp>
-                        <wps:cNvPr id="981998968" name="Text Box 1"/>
-                        <wps:cNvSpPr txBox="1"/>
-                        <wps:spPr>
-                          <a:xfrm>
-                            <a:off x="6928" y="1184563"/>
-                            <a:ext cx="3178175" cy="292100"/>
-                          </a:xfrm>
-                          <a:prstGeom prst="rect">
-                            <a:avLst/>
-                          </a:prstGeom>
-                          <a:solidFill>
-                            <a:prstClr val="white"/>
-                          </a:solidFill>
-                          <a:ln>
-                            <a:noFill/>
-                          </a:ln>
-                        </wps:spPr>
-                        <wps:txbx>
-                          <w:txbxContent>
-                            <w:p>
-                              <w:pPr>
-                                <w:pStyle w:val="Caption"/>
-                              </w:pPr>
-                              <w:bookmarkStart w:id="28" w:name="_Ref233237740"/>
-                              <w:r>
-                                <w:rPr>
-                                  <w:b/>
-                                  <w:bCs/>
-                                </w:rPr>
-                                <w:t xml:space="preserve">Fig. </w:t>
-                              </w:r>
-                              <w:r>
-                                <w:rPr>
-                                  <w:b/>
-                                  <w:bCs/>
-                                </w:rPr>
-                                <w:fldChar w:fldCharType="begin"/>
-                              </w:r>
-                              <w:r>
-                                <w:rPr>
-                                  <w:b/>
-                                  <w:bCs/>
-                                </w:rPr>
-                                <w:instrText xml:space="preserve"> SEQ Fig. \* ARABIC </w:instrText>
-                              </w:r>
-                              <w:r>
-                                <w:rPr>
-                                  <w:b/>
-                                  <w:bCs/>
-                                </w:rPr>
-                                <w:fldChar w:fldCharType="separate"/>
-                              </w:r>
-                              <w:r>
-                                <w:rPr>
-                                  <w:b/>
-                                  <w:bCs/>
-                                  <w:noProof/>
-                                </w:rPr>
-                                <w:t>6</w:t>
-                              </w:r>
-                              <w:r>
-                                <w:rPr>
-                                  <w:b/>
-                                  <w:bCs/>
-                                  <w:noProof/>
-                                </w:rPr>
-                                <w:fldChar w:fldCharType="end"/>
-                              </w:r>
-                              <w:bookmarkEnd w:id="28"/>
-                              <w:r>
-                                <w:rPr>
-                                  <w:b/>
-                                  <w:bCs/>
-                                  <w:noProof/>
-                                </w:rPr>
-                                <w:t>.</w:t>
-                              </w:r>
-                              <w:r>
-                                <w:t xml:space="preserve"> Concept-based reasoning pipeline.</w:t>
-                              </w:r>
-                            </w:p>
-                            <w:p/>
-                          </w:txbxContent>
-                        </wps:txbx>
-                        <wps:bodyPr rot="0" spcFirstLastPara="0" vertOverflow="overflow" horzOverflow="overflow" vert="horz" wrap="square" lIns="0" tIns="0" rIns="0" bIns="0" numCol="1" spcCol="0" rtlCol="0" fromWordArt="0" anchor="t" anchorCtr="0" forceAA="0" compatLnSpc="1">
-                          <a:prstTxWarp prst="textNoShape">
-                            <a:avLst/>
-                          </a:prstTxWarp>
-                          <a:spAutoFit/>
-                        </wps:bodyPr>
-                      </wps:wsp>
-                    </wpg:wgp>
-                  </a:graphicData>
-                </a:graphic>
-              </wp:anchor>
-            </w:drawing>
-          </mc:Choice>
-          <mc:Fallback>
-            <w:pict>
-              <v:group w14:anchorId="34D2E7DB" id="Group 8" o:spid="_x0000_s1041" style="position:absolute;left:0;text-align:left;margin-left:267.2pt;margin-top:3.9pt;width:251.1pt;height:116.25pt;z-index:251738112" coordsize="31889,14766" o:gfxdata="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">
-                <v:shape id="Picture 7" o:spid="_x0000_s1042" type="#_x0000_t75" style="position:absolute;width:31889;height:13436;visibility:visible;mso-wrap-style:square" o:gfxdata="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">
-                  <v:imagedata r:id="rId22" o:title=""/>
-                </v:shape>
-                <v:shape id="Text Box 1" o:spid="_x0000_s1043" type="#_x0000_t202" style="position:absolute;left:69;top:11845;width:31782;height:2921;visibility:visible;mso-wrap-style:square;v-text-anchor:top" o:gfxdata="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" stroked="f">
-                  <v:textbox style="mso-fit-shape-to-text:t" inset="0,0,0,0">
-                    <w:txbxContent>
-                      <w:p>
-                        <w:pPr>
-                          <w:pStyle w:val="Caption"/>
-                        </w:pPr>
-                        <w:bookmarkStart w:id="29" w:name="_Ref233237740"/>
-                        <w:r>
-                          <w:rPr>
-                            <w:b/>
-                            <w:bCs/>
-                          </w:rPr>
-                          <w:t xml:space="preserve">Fig. </w:t>
-                        </w:r>
-                        <w:r>
-                          <w:rPr>
-                            <w:b/>
-                            <w:bCs/>
-                          </w:rPr>
-                          <w:fldChar w:fldCharType="begin"/>
-                        </w:r>
-                        <w:r>
-                          <w:rPr>
-                            <w:b/>
-                            <w:bCs/>
-                          </w:rPr>
-                          <w:instrText xml:space="preserve"> SEQ Fig. \* ARABIC </w:instrText>
-                        </w:r>
-                        <w:r>
-                          <w:rPr>
-                            <w:b/>
-                            <w:bCs/>
-                          </w:rPr>
-                          <w:fldChar w:fldCharType="separate"/>
-                        </w:r>
-                        <w:r>
-                          <w:rPr>
-                            <w:b/>
-                            <w:bCs/>
-                            <w:noProof/>
-                          </w:rPr>
-                          <w:t>6</w:t>
-                        </w:r>
-                        <w:r>
-                          <w:rPr>
-                            <w:b/>
-                            <w:bCs/>
-                            <w:noProof/>
-                          </w:rPr>
-                          <w:fldChar w:fldCharType="end"/>
-                        </w:r>
-                        <w:bookmarkEnd w:id="29"/>
-                        <w:r>
-                          <w:rPr>
-                            <w:b/>
-                            <w:bCs/>
-                            <w:noProof/>
-                          </w:rPr>
-                          <w:t>.</w:t>
-                        </w:r>
-                        <w:r>
-                          <w:t xml:space="preserve"> Concept-based reasoning pipeline.</w:t>
-                        </w:r>
-                      </w:p>
-                      <w:p/>
-                    </w:txbxContent>
-                  </v:textbox>
-                </v:shape>
-                <w10:wrap type="topAndBottom"/>
-              </v:group>
-            </w:pict>
-          </mc:Fallback>
-        </mc:AlternateContent>
-      </w:r>
-      <w:r>
         <w:t xml:space="preserve">with the intervention field produced by the system </w:t>
       </w:r>
       <m:oMath>
@@ -7432,7 +7172,7 @@
               <w:pStyle w:val="Caption"/>
               <w:jc w:val="right"/>
             </w:pPr>
-            <w:bookmarkStart w:id="30" w:name="_RefSS2"/>
+            <w:bookmarkStart w:id="28" w:name="_RefSS2"/>
             <w:r>
               <w:t xml:space="preserve">( </w:t>
             </w:r>
@@ -7447,7 +7187,7 @@
             <w:r>
               <w:t xml:space="preserve"> )</w:t>
             </w:r>
-            <w:bookmarkEnd w:id="30"/>
+            <w:bookmarkEnd w:id="28"/>
           </w:p>
         </w:tc>
       </w:tr>
@@ -7741,7 +7481,7 @@
               <w:pStyle w:val="Caption"/>
               <w:jc w:val="right"/>
             </w:pPr>
-            <w:bookmarkStart w:id="31" w:name="_RefSS3"/>
+            <w:bookmarkStart w:id="29" w:name="_RefSS3"/>
             <w:r>
               <w:t xml:space="preserve">( </w:t>
             </w:r>
@@ -7756,7 +7496,7 @@
             <w:r>
               <w:t xml:space="preserve"> )</w:t>
             </w:r>
-            <w:bookmarkEnd w:id="31"/>
+            <w:bookmarkEnd w:id="29"/>
           </w:p>
         </w:tc>
       </w:tr>
@@ -7936,7 +7676,10 @@
         </m:sSub>
       </m:oMath>
       <w:r>
-        <w:t xml:space="preserve"> carries value and resource related information and is deliberately kept distinct from </w:t>
+        <w:t xml:space="preserve"> carries value and resource related information and is </w:t>
+      </w:r>
+      <w:r>
+        <w:t xml:space="preserve">deliberately kept distinct from </w:t>
       </w:r>
       <m:oMath>
         <m:sSub>
@@ -8367,7 +8110,7 @@
               <w:pStyle w:val="Caption"/>
               <w:jc w:val="right"/>
             </w:pPr>
-            <w:bookmarkStart w:id="32" w:name="_RefSS4"/>
+            <w:bookmarkStart w:id="30" w:name="_RefSS4"/>
             <w:r>
               <w:t xml:space="preserve">( </w:t>
             </w:r>
@@ -8382,7 +8125,457 @@
             <w:r>
               <w:t xml:space="preserve"> )</w:t>
             </w:r>
-            <w:bookmarkEnd w:id="32"/>
+            <w:bookmarkEnd w:id="30"/>
+          </w:p>
+        </w:tc>
+      </w:tr>
+    </w:tbl>
+    <w:p>
+      <w:pPr>
+        <w:pStyle w:val="PARAIndent"/>
+      </w:pPr>
+    </w:p>
+    <w:p>
+      <w:pPr>
+        <w:pStyle w:val="PARAIndent"/>
+      </w:pPr>
+      <w:r>
+        <w:t xml:space="preserve">Concretely, the coordinator superposes the regional fields, scales them by a resource-normalization factor </w:t>
+      </w:r>
+      <m:oMath>
+        <m:sSub>
+          <m:sSubPr>
+            <m:ctrlPr>
+              <w:rPr>
+                <w:rFonts w:ascii="Cambria Math" w:hAnsi="Cambria Math"/>
+              </w:rPr>
+            </m:ctrlPr>
+          </m:sSubPr>
+          <m:e>
+            <m:r>
+              <w:rPr>
+                <w:rFonts w:ascii="Cambria Math" w:hAnsi="Cambria Math"/>
+              </w:rPr>
+              <m:t>ρ</m:t>
+            </m:r>
+          </m:e>
+          <m:sub>
+            <m:r>
+              <w:rPr>
+                <w:rFonts w:ascii="Cambria Math" w:hAnsi="Cambria Math"/>
+              </w:rPr>
+              <m:t>k</m:t>
+            </m:r>
+          </m:sub>
+        </m:sSub>
+      </m:oMath>
+      <w:r>
+        <w:t xml:space="preserve"> that caps total demand </w:t>
+      </w:r>
+      <m:oMath>
+        <m:sSub>
+          <m:sSubPr>
+            <m:ctrlPr>
+              <w:rPr>
+                <w:rFonts w:ascii="Cambria Math" w:hAnsi="Cambria Math"/>
+              </w:rPr>
+            </m:ctrlPr>
+          </m:sSubPr>
+          <m:e>
+            <m:r>
+              <w:rPr>
+                <w:rFonts w:ascii="Cambria Math" w:hAnsi="Cambria Math"/>
+              </w:rPr>
+              <m:t>D</m:t>
+            </m:r>
+          </m:e>
+          <m:sub>
+            <m:r>
+              <w:rPr>
+                <w:rFonts w:ascii="Cambria Math" w:hAnsi="Cambria Math"/>
+              </w:rPr>
+              <m:t>k</m:t>
+            </m:r>
+          </m:sub>
+        </m:sSub>
+      </m:oMath>
+      <w:r>
+        <w:t xml:space="preserve"> at the available capacity </w:t>
+      </w:r>
+      <m:oMath>
+        <m:sSub>
+          <m:sSubPr>
+            <m:ctrlPr>
+              <w:rPr>
+                <w:rFonts w:ascii="Cambria Math" w:hAnsi="Cambria Math"/>
+              </w:rPr>
+            </m:ctrlPr>
+          </m:sSubPr>
+          <m:e>
+            <m:r>
+              <w:rPr>
+                <w:rFonts w:ascii="Cambria Math" w:hAnsi="Cambria Math"/>
+              </w:rPr>
+              <m:t>C</m:t>
+            </m:r>
+          </m:e>
+          <m:sub>
+            <m:r>
+              <w:rPr>
+                <w:rFonts w:ascii="Cambria Math" w:hAnsi="Cambria Math"/>
+              </w:rPr>
+              <m:t>k</m:t>
+            </m:r>
+          </m:sub>
+        </m:sSub>
+      </m:oMath>
+      <w:r>
+        <w:t xml:space="preserve">, and projects the result with </w:t>
+      </w:r>
+      <m:oMath>
+        <m:r>
+          <w:rPr>
+            <w:rFonts w:ascii="Cambria Math" w:hAnsi="Cambria Math"/>
+          </w:rPr>
+          <m:t>Π</m:t>
+        </m:r>
+      </m:oMath>
+      <w:r>
+        <w:t xml:space="preserve"> onto the feasible set </w:t>
+      </w:r>
+      <m:oMath>
+        <m:sSub>
+          <m:sSubPr>
+            <m:ctrlPr>
+              <w:rPr>
+                <w:rFonts w:ascii="Cambria Math" w:hAnsi="Cambria Math"/>
+              </w:rPr>
+            </m:ctrlPr>
+          </m:sSubPr>
+          <m:e>
+            <m:r>
+              <m:rPr>
+                <m:scr m:val="script"/>
+              </m:rPr>
+              <w:rPr>
+                <w:rFonts w:ascii="Cambria Math" w:hAnsi="Cambria Math"/>
+              </w:rPr>
+              <m:t>U</m:t>
+            </m:r>
+          </m:e>
+          <m:sub>
+            <m:r>
+              <w:rPr>
+                <w:rFonts w:ascii="Cambria Math" w:hAnsi="Cambria Math"/>
+              </w:rPr>
+              <m:t>DSS</m:t>
+            </m:r>
+          </m:sub>
+        </m:sSub>
+      </m:oMath>
+      <w:r>
+        <w:t>, so the global field stays admissible:</w:t>
+      </w:r>
+    </w:p>
+    <w:tbl>
+      <w:tblPr>
+        <w:tblStyle w:val="TableGrid"/>
+        <w:tblW w:w="5000" w:type="pct"/>
+        <w:tblBorders>
+          <w:top w:val="none" w:sz="0" w:space="0" w:color="auto"/>
+          <w:left w:val="none" w:sz="0" w:space="0" w:color="auto"/>
+          <w:bottom w:val="none" w:sz="0" w:space="0" w:color="auto"/>
+          <w:right w:val="none" w:sz="0" w:space="0" w:color="auto"/>
+          <w:insideH w:val="none" w:sz="0" w:space="0" w:color="auto"/>
+          <w:insideV w:val="none" w:sz="0" w:space="0" w:color="auto"/>
+        </w:tblBorders>
+        <w:tblLook w:val="04A0" w:firstRow="1" w:lastRow="0" w:firstColumn="1" w:lastColumn="0" w:noHBand="0" w:noVBand="1"/>
+      </w:tblPr>
+      <w:tblGrid>
+        <w:gridCol w:w="4355"/>
+        <w:gridCol w:w="685"/>
+      </w:tblGrid>
+      <w:tr>
+        <w:tc>
+          <w:tcPr>
+            <w:tcW w:w="4320" w:type="pct"/>
+            <w:vAlign w:val="center"/>
+          </w:tcPr>
+          <w:p>
+            <w:pPr>
+              <w:pStyle w:val="PARAIndent"/>
+              <w:ind w:firstLine="0"/>
+              <w:jc w:val="center"/>
+            </w:pPr>
+            <m:oMathPara>
+              <m:oMath>
+                <m:sSub>
+                  <m:sSubPr>
+                    <m:ctrlPr>
+                      <w:rPr>
+                        <w:rFonts w:ascii="Cambria Math" w:hAnsi="Cambria Math"/>
+                      </w:rPr>
+                    </m:ctrlPr>
+                  </m:sSubPr>
+                  <m:e>
+                    <m:r>
+                      <w:rPr>
+                        <w:rFonts w:ascii="Cambria Math" w:hAnsi="Cambria Math"/>
+                      </w:rPr>
+                      <m:t>U</m:t>
+                    </m:r>
+                  </m:e>
+                  <m:sub>
+                    <m:r>
+                      <w:rPr>
+                        <w:rFonts w:ascii="Cambria Math" w:hAnsi="Cambria Math"/>
+                      </w:rPr>
+                      <m:t>DSS,k</m:t>
+                    </m:r>
+                  </m:sub>
+                </m:sSub>
+                <m:r>
+                  <w:rPr>
+                    <w:rFonts w:ascii="Cambria Math" w:hAnsi="Cambria Math"/>
+                  </w:rPr>
+                  <m:t>(x,y)=Π(</m:t>
+                </m:r>
+                <m:sSub>
+                  <m:sSubPr>
+                    <m:ctrlPr>
+                      <w:rPr>
+                        <w:rFonts w:ascii="Cambria Math" w:hAnsi="Cambria Math"/>
+                      </w:rPr>
+                    </m:ctrlPr>
+                  </m:sSubPr>
+                  <m:e>
+                    <m:r>
+                      <w:rPr>
+                        <w:rFonts w:ascii="Cambria Math" w:hAnsi="Cambria Math"/>
+                      </w:rPr>
+                      <m:t>ρ</m:t>
+                    </m:r>
+                  </m:e>
+                  <m:sub>
+                    <m:r>
+                      <w:rPr>
+                        <w:rFonts w:ascii="Cambria Math" w:hAnsi="Cambria Math"/>
+                      </w:rPr>
+                      <m:t>k</m:t>
+                    </m:r>
+                  </m:sub>
+                </m:sSub>
+                <m:nary>
+                  <m:naryPr>
+                    <m:chr m:val="∑"/>
+                    <m:limLoc m:val="subSup"/>
+                    <m:ctrlPr>
+                      <w:rPr>
+                        <w:rFonts w:ascii="Cambria Math" w:hAnsi="Cambria Math"/>
+                      </w:rPr>
+                    </m:ctrlPr>
+                  </m:naryPr>
+                  <m:sub>
+                    <m:r>
+                      <w:rPr>
+                        <w:rFonts w:ascii="Cambria Math" w:hAnsi="Cambria Math"/>
+                      </w:rPr>
+                      <m:t>i=1</m:t>
+                    </m:r>
+                  </m:sub>
+                  <m:sup>
+                    <m:r>
+                      <w:rPr>
+                        <w:rFonts w:ascii="Cambria Math" w:hAnsi="Cambria Math"/>
+                      </w:rPr>
+                      <m:t>N</m:t>
+                    </m:r>
+                  </m:sup>
+                  <m:e>
+                    <m:sSubSup>
+                      <m:sSubSupPr>
+                        <m:ctrlPr>
+                          <w:rPr>
+                            <w:rFonts w:ascii="Cambria Math" w:hAnsi="Cambria Math"/>
+                          </w:rPr>
+                        </m:ctrlPr>
+                      </m:sSubSupPr>
+                      <m:e>
+                        <m:r>
+                          <w:rPr>
+                            <w:rFonts w:ascii="Cambria Math" w:hAnsi="Cambria Math"/>
+                          </w:rPr>
+                          <m:t>U</m:t>
+                        </m:r>
+                      </m:e>
+                      <m:sub>
+                        <m:r>
+                          <w:rPr>
+                            <w:rFonts w:ascii="Cambria Math" w:hAnsi="Cambria Math"/>
+                          </w:rPr>
+                          <m:t>DSS,k</m:t>
+                        </m:r>
+                      </m:sub>
+                      <m:sup>
+                        <m:r>
+                          <w:rPr>
+                            <w:rFonts w:ascii="Cambria Math" w:hAnsi="Cambria Math"/>
+                          </w:rPr>
+                          <m:t>i</m:t>
+                        </m:r>
+                      </m:sup>
+                    </m:sSubSup>
+                  </m:e>
+                </m:nary>
+                <m:r>
+                  <w:rPr>
+                    <w:rFonts w:ascii="Cambria Math" w:hAnsi="Cambria Math"/>
+                  </w:rPr>
+                  <m:t xml:space="preserve">(x,y)), </m:t>
+                </m:r>
+                <m:sSub>
+                  <m:sSubPr>
+                    <m:ctrlPr>
+                      <w:rPr>
+                        <w:rFonts w:ascii="Cambria Math" w:hAnsi="Cambria Math"/>
+                      </w:rPr>
+                    </m:ctrlPr>
+                  </m:sSubPr>
+                  <m:e>
+                    <m:r>
+                      <w:rPr>
+                        <w:rFonts w:ascii="Cambria Math" w:hAnsi="Cambria Math"/>
+                      </w:rPr>
+                      <m:t>ρ</m:t>
+                    </m:r>
+                  </m:e>
+                  <m:sub>
+                    <m:r>
+                      <w:rPr>
+                        <w:rFonts w:ascii="Cambria Math" w:hAnsi="Cambria Math"/>
+                      </w:rPr>
+                      <m:t>k</m:t>
+                    </m:r>
+                  </m:sub>
+                </m:sSub>
+                <m:r>
+                  <w:rPr>
+                    <w:rFonts w:ascii="Cambria Math" w:hAnsi="Cambria Math"/>
+                  </w:rPr>
+                  <m:t>=min{1,</m:t>
+                </m:r>
+                <m:f>
+                  <m:fPr>
+                    <m:ctrlPr>
+                      <w:rPr>
+                        <w:rFonts w:ascii="Cambria Math" w:hAnsi="Cambria Math"/>
+                      </w:rPr>
+                    </m:ctrlPr>
+                  </m:fPr>
+                  <m:num>
+                    <m:sSub>
+                      <m:sSubPr>
+                        <m:ctrlPr>
+                          <w:rPr>
+                            <w:rFonts w:ascii="Cambria Math" w:hAnsi="Cambria Math"/>
+                          </w:rPr>
+                        </m:ctrlPr>
+                      </m:sSubPr>
+                      <m:e>
+                        <m:r>
+                          <w:rPr>
+                            <w:rFonts w:ascii="Cambria Math" w:hAnsi="Cambria Math"/>
+                          </w:rPr>
+                          <m:t>C</m:t>
+                        </m:r>
+                      </m:e>
+                      <m:sub>
+                        <m:r>
+                          <w:rPr>
+                            <w:rFonts w:ascii="Cambria Math" w:hAnsi="Cambria Math"/>
+                          </w:rPr>
+                          <m:t>k</m:t>
+                        </m:r>
+                      </m:sub>
+                    </m:sSub>
+                  </m:num>
+                  <m:den>
+                    <m:sSub>
+                      <m:sSubPr>
+                        <m:ctrlPr>
+                          <w:rPr>
+                            <w:rFonts w:ascii="Cambria Math" w:hAnsi="Cambria Math"/>
+                          </w:rPr>
+                        </m:ctrlPr>
+                      </m:sSubPr>
+                      <m:e>
+                        <m:r>
+                          <w:rPr>
+                            <w:rFonts w:ascii="Cambria Math" w:hAnsi="Cambria Math"/>
+                          </w:rPr>
+                          <m:t>D</m:t>
+                        </m:r>
+                      </m:e>
+                      <m:sub>
+                        <m:r>
+                          <w:rPr>
+                            <w:rFonts w:ascii="Cambria Math" w:hAnsi="Cambria Math"/>
+                          </w:rPr>
+                          <m:t>k</m:t>
+                        </m:r>
+                      </m:sub>
+                    </m:sSub>
+                  </m:den>
+                </m:f>
+                <m:r>
+                  <w:rPr>
+                    <w:rFonts w:ascii="Cambria Math" w:hAnsi="Cambria Math"/>
+                  </w:rPr>
+                  <m:t>}</m:t>
+                </m:r>
+              </m:oMath>
+            </m:oMathPara>
+          </w:p>
+        </w:tc>
+        <w:tc>
+          <w:tcPr>
+            <w:tcW w:w="680" w:type="pct"/>
+            <w:vAlign w:val="center"/>
+          </w:tcPr>
+          <w:p>
+            <w:pPr>
+              <w:pStyle w:val="Caption"/>
+              <w:jc w:val="right"/>
+            </w:pPr>
+            <w:bookmarkStart w:id="31" w:name="_RefEqACoord"/>
+            <w:r>
+              <w:t xml:space="preserve">( </w:t>
+            </w:r>
+            <w:r>
+              <w:fldChar w:fldCharType="begin"/>
+            </w:r>
+            <w:r>
+              <w:instrText xml:space="preserve"> SEQ ( \* ARABIC </w:instrText>
+            </w:r>
+            <w:r>
+              <w:fldChar w:fldCharType="separate"/>
+            </w:r>
+            <w:r>
+              <w:rPr>
+                <w:noProof/>
+              </w:rPr>
+              <w:t>15</w:t>
+            </w:r>
+            <w:r>
+              <w:rPr>
+                <w:noProof/>
+              </w:rPr>
+              <w:fldChar w:fldCharType="end"/>
+            </w:r>
+            <w:r>
+              <w:t xml:space="preserve"> )</w:t>
+            </w:r>
+            <w:bookmarkEnd w:id="31"/>
           </w:p>
         </w:tc>
       </w:tr>
@@ -8561,7 +8754,7 @@
         <w:rPr>
           <w:noProof/>
         </w:rPr>
-        <w:t>15</w:t>
+        <w:t>16</w:t>
       </w:r>
       <w:r>
         <w:t xml:space="preserve"> )</w:t>
@@ -8805,7 +8998,7 @@
               <w:pStyle w:val="Caption"/>
               <w:jc w:val="right"/>
             </w:pPr>
-            <w:bookmarkStart w:id="33" w:name="_RefSS5"/>
+            <w:bookmarkStart w:id="32" w:name="_RefSS5"/>
             <w:r>
               <w:t xml:space="preserve">( </w:t>
             </w:r>
@@ -8814,13 +9007,13 @@
                 <w:rPr>
                   <w:noProof/>
                 </w:rPr>
-                <w:t>15</w:t>
+                <w:t>16</w:t>
               </w:r>
             </w:fldSimple>
             <w:r>
               <w:t xml:space="preserve"> )</w:t>
             </w:r>
-            <w:bookmarkEnd w:id="33"/>
+            <w:bookmarkEnd w:id="32"/>
           </w:p>
         </w:tc>
       </w:tr>
@@ -9137,6 +9330,497 @@
         <w:pStyle w:val="PARAIndent"/>
       </w:pPr>
       <w:r>
+        <w:rPr>
+          <w:noProof/>
+        </w:rPr>
+        <w:lastRenderedPageBreak/>
+        <mc:AlternateContent>
+          <mc:Choice Requires="wpg">
+            <w:drawing>
+              <wp:anchor distT="0" distB="0" distL="114300" distR="114300" simplePos="0" relativeHeight="251687424" behindDoc="0" locked="0" layoutInCell="1" allowOverlap="1" wp14:anchorId="1B31B420" wp14:editId="0A26864A">
+                <wp:simplePos x="0" y="0"/>
+                <wp:positionH relativeFrom="column">
+                  <wp:posOffset>3436620</wp:posOffset>
+                </wp:positionH>
+                <wp:positionV relativeFrom="paragraph">
+                  <wp:posOffset>346710</wp:posOffset>
+                </wp:positionV>
+                <wp:extent cx="3017520" cy="2160270"/>
+                <wp:effectExtent l="0" t="0" r="0" b="0"/>
+                <wp:wrapTopAndBottom/>
+                <wp:docPr id="1225346166" name="Group 9"/>
+                <wp:cNvGraphicFramePr/>
+                <a:graphic xmlns:a="http://schemas.openxmlformats.org/drawingml/2006/main">
+                  <a:graphicData uri="http://schemas.microsoft.com/office/word/2010/wordprocessingGroup">
+                    <wpg:wgp>
+                      <wpg:cNvGrpSpPr/>
+                      <wpg:grpSpPr>
+                        <a:xfrm>
+                          <a:off x="0" y="0"/>
+                          <a:ext cx="3017520" cy="2160270"/>
+                          <a:chOff x="0" y="0"/>
+                          <a:chExt cx="3017520" cy="2160270"/>
+                        </a:xfrm>
+                      </wpg:grpSpPr>
+                      <pic:pic xmlns:pic="http://schemas.openxmlformats.org/drawingml/2006/picture">
+                        <pic:nvPicPr>
+                          <pic:cNvPr id="121471523" name="RuleChart"/>
+                          <pic:cNvPicPr/>
+                        </pic:nvPicPr>
+                        <pic:blipFill>
+                          <a:blip r:embed="rId21" cstate="print">
+                            <a:extLst>
+                              <a:ext uri="{28A0092B-C50C-407E-A947-70E740481C1C}">
+                                <a14:useLocalDpi xmlns:a14="http://schemas.microsoft.com/office/drawing/2010/main" val="0"/>
+                              </a:ext>
+                            </a:extLst>
+                          </a:blip>
+                          <a:stretch>
+                            <a:fillRect/>
+                          </a:stretch>
+                        </pic:blipFill>
+                        <pic:spPr>
+                          <a:xfrm>
+                            <a:off x="0" y="0"/>
+                            <a:ext cx="3017520" cy="1780540"/>
+                          </a:xfrm>
+                          <a:prstGeom prst="rect">
+                            <a:avLst/>
+                          </a:prstGeom>
+                        </pic:spPr>
+                      </pic:pic>
+                      <wps:wsp>
+                        <wps:cNvPr id="1602415468" name="Text Box 1"/>
+                        <wps:cNvSpPr txBox="1"/>
+                        <wps:spPr>
+                          <a:xfrm>
+                            <a:off x="0" y="1722120"/>
+                            <a:ext cx="3017520" cy="438150"/>
+                          </a:xfrm>
+                          <a:prstGeom prst="rect">
+                            <a:avLst/>
+                          </a:prstGeom>
+                          <a:solidFill>
+                            <a:prstClr val="white"/>
+                          </a:solidFill>
+                          <a:ln>
+                            <a:noFill/>
+                          </a:ln>
+                        </wps:spPr>
+                        <wps:txbx>
+                          <w:txbxContent>
+                            <w:p>
+                              <w:pPr>
+                                <w:pStyle w:val="Caption"/>
+                              </w:pPr>
+                              <w:bookmarkStart w:id="33" w:name="_Ref233243888"/>
+                              <w:r>
+                                <w:rPr>
+                                  <w:b/>
+                                  <w:bCs/>
+                                </w:rPr>
+                                <w:t xml:space="preserve">Fig. </w:t>
+                              </w:r>
+                              <w:r>
+                                <w:rPr>
+                                  <w:b/>
+                                  <w:bCs/>
+                                </w:rPr>
+                                <w:fldChar w:fldCharType="begin"/>
+                              </w:r>
+                              <w:r>
+                                <w:rPr>
+                                  <w:b/>
+                                  <w:bCs/>
+                                </w:rPr>
+                                <w:instrText xml:space="preserve"> SEQ Fig. \* ARABIC </w:instrText>
+                              </w:r>
+                              <w:r>
+                                <w:rPr>
+                                  <w:b/>
+                                  <w:bCs/>
+                                </w:rPr>
+                                <w:fldChar w:fldCharType="separate"/>
+                              </w:r>
+                              <w:r>
+                                <w:rPr>
+                                  <w:b/>
+                                  <w:bCs/>
+                                  <w:noProof/>
+                                </w:rPr>
+                                <w:t>7</w:t>
+                              </w:r>
+                              <w:r>
+                                <w:rPr>
+                                  <w:b/>
+                                  <w:bCs/>
+                                </w:rPr>
+                                <w:fldChar w:fldCharType="end"/>
+                              </w:r>
+                              <w:bookmarkEnd w:id="33"/>
+                              <w:r>
+                                <w:rPr>
+                                  <w:b/>
+                                  <w:bCs/>
+                                </w:rPr>
+                                <w:t>.</w:t>
+                              </w:r>
+                              <w:r>
+                                <w:t xml:space="preserve"> </w:t>
+                              </w:r>
+                              <w:r>
+                                <w:t>Rule-base size under direct vs concept-mediated inference.</w:t>
+                              </w:r>
+                            </w:p>
+                            <w:p/>
+                          </w:txbxContent>
+                        </wps:txbx>
+                        <wps:bodyPr rot="0" spcFirstLastPara="0" vertOverflow="overflow" horzOverflow="overflow" vert="horz" wrap="square" lIns="0" tIns="0" rIns="0" bIns="0" numCol="1" spcCol="0" rtlCol="0" fromWordArt="0" anchor="t" anchorCtr="0" forceAA="0" compatLnSpc="1">
+                          <a:prstTxWarp prst="textNoShape">
+                            <a:avLst/>
+                          </a:prstTxWarp>
+                          <a:spAutoFit/>
+                        </wps:bodyPr>
+                      </wps:wsp>
+                    </wpg:wgp>
+                  </a:graphicData>
+                </a:graphic>
+                <wp14:sizeRelV relativeFrom="margin">
+                  <wp14:pctHeight>0</wp14:pctHeight>
+                </wp14:sizeRelV>
+              </wp:anchor>
+            </w:drawing>
+          </mc:Choice>
+          <mc:Fallback>
+            <w:pict>
+              <v:group w14:anchorId="1B31B420" id="Group 9" o:spid="_x0000_s1041" style="position:absolute;left:0;text-align:left;margin-left:270.6pt;margin-top:27.3pt;width:237.6pt;height:170.1pt;z-index:251687424;mso-height-relative:margin" coordsize="30175,21602" o:gfxdata="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">
+                <v:shape id="RuleChart" o:spid="_x0000_s1042" type="#_x0000_t75" style="position:absolute;width:30175;height:17805;visibility:visible;mso-wrap-style:square" o:gfxdata="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">
+                  <v:imagedata r:id="rId22" o:title=""/>
+                </v:shape>
+                <v:shape id="Text Box 1" o:spid="_x0000_s1043" type="#_x0000_t202" style="position:absolute;top:17221;width:30175;height:4381;visibility:visible;mso-wrap-style:square;v-text-anchor:top" o:gfxdata="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" stroked="f">
+                  <v:textbox style="mso-fit-shape-to-text:t" inset="0,0,0,0">
+                    <w:txbxContent>
+                      <w:p>
+                        <w:pPr>
+                          <w:pStyle w:val="Caption"/>
+                        </w:pPr>
+                        <w:bookmarkStart w:id="34" w:name="_Ref233243888"/>
+                        <w:r>
+                          <w:rPr>
+                            <w:b/>
+                            <w:bCs/>
+                          </w:rPr>
+                          <w:t xml:space="preserve">Fig. </w:t>
+                        </w:r>
+                        <w:r>
+                          <w:rPr>
+                            <w:b/>
+                            <w:bCs/>
+                          </w:rPr>
+                          <w:fldChar w:fldCharType="begin"/>
+                        </w:r>
+                        <w:r>
+                          <w:rPr>
+                            <w:b/>
+                            <w:bCs/>
+                          </w:rPr>
+                          <w:instrText xml:space="preserve"> SEQ Fig. \* ARABIC </w:instrText>
+                        </w:r>
+                        <w:r>
+                          <w:rPr>
+                            <w:b/>
+                            <w:bCs/>
+                          </w:rPr>
+                          <w:fldChar w:fldCharType="separate"/>
+                        </w:r>
+                        <w:r>
+                          <w:rPr>
+                            <w:b/>
+                            <w:bCs/>
+                            <w:noProof/>
+                          </w:rPr>
+                          <w:t>7</w:t>
+                        </w:r>
+                        <w:r>
+                          <w:rPr>
+                            <w:b/>
+                            <w:bCs/>
+                          </w:rPr>
+                          <w:fldChar w:fldCharType="end"/>
+                        </w:r>
+                        <w:bookmarkEnd w:id="34"/>
+                        <w:r>
+                          <w:rPr>
+                            <w:b/>
+                            <w:bCs/>
+                          </w:rPr>
+                          <w:t>.</w:t>
+                        </w:r>
+                        <w:r>
+                          <w:t xml:space="preserve"> </w:t>
+                        </w:r>
+                        <w:r>
+                          <w:t>Rule-base size under direct vs concept-mediated inference.</w:t>
+                        </w:r>
+                      </w:p>
+                      <w:p/>
+                    </w:txbxContent>
+                  </v:textbox>
+                </v:shape>
+                <w10:wrap type="topAndBottom"/>
+              </v:group>
+            </w:pict>
+          </mc:Fallback>
+        </mc:AlternateContent>
+      </w:r>
+      <w:r>
+        <w:rPr>
+          <w:i/>
+          <w:iCs/>
+          <w:noProof/>
+        </w:rPr>
+        <mc:AlternateContent>
+          <mc:Choice Requires="wpg">
+            <w:drawing>
+              <wp:anchor distT="0" distB="0" distL="114300" distR="114300" simplePos="0" relativeHeight="251673088" behindDoc="0" locked="0" layoutInCell="1" allowOverlap="1" wp14:anchorId="34D2E7DB" wp14:editId="75D7CC45">
+                <wp:simplePos x="0" y="0"/>
+                <wp:positionH relativeFrom="column">
+                  <wp:posOffset>26035</wp:posOffset>
+                </wp:positionH>
+                <wp:positionV relativeFrom="paragraph">
+                  <wp:posOffset>128905</wp:posOffset>
+                </wp:positionV>
+                <wp:extent cx="3188970" cy="1476375"/>
+                <wp:effectExtent l="0" t="0" r="0" b="9525"/>
+                <wp:wrapTopAndBottom/>
+                <wp:docPr id="1030916156" name="Group 8"/>
+                <wp:cNvGraphicFramePr/>
+                <a:graphic xmlns:a="http://schemas.openxmlformats.org/drawingml/2006/main">
+                  <a:graphicData uri="http://schemas.microsoft.com/office/word/2010/wordprocessingGroup">
+                    <wpg:wgp>
+                      <wpg:cNvGrpSpPr/>
+                      <wpg:grpSpPr>
+                        <a:xfrm>
+                          <a:off x="0" y="0"/>
+                          <a:ext cx="3188970" cy="1476375"/>
+                          <a:chOff x="0" y="0"/>
+                          <a:chExt cx="3188970" cy="1476663"/>
+                        </a:xfrm>
+                      </wpg:grpSpPr>
+                      <pic:pic xmlns:pic="http://schemas.openxmlformats.org/drawingml/2006/picture">
+                        <pic:nvPicPr>
+                          <pic:cNvPr id="1386140603" name="Picture 7"/>
+                          <pic:cNvPicPr>
+                            <a:picLocks noChangeAspect="1"/>
+                          </pic:cNvPicPr>
+                        </pic:nvPicPr>
+                        <pic:blipFill>
+                          <a:blip r:embed="rId23" cstate="print">
+                            <a:extLst>
+                              <a:ext uri="{28A0092B-C50C-407E-A947-70E740481C1C}">
+                                <a14:useLocalDpi xmlns:a14="http://schemas.microsoft.com/office/drawing/2010/main" val="0"/>
+                              </a:ext>
+                            </a:extLst>
+                          </a:blip>
+                          <a:srcRect/>
+                          <a:stretch>
+                            <a:fillRect/>
+                          </a:stretch>
+                        </pic:blipFill>
+                        <pic:spPr bwMode="auto">
+                          <a:xfrm>
+                            <a:off x="0" y="0"/>
+                            <a:ext cx="3188970" cy="1343660"/>
+                          </a:xfrm>
+                          <a:prstGeom prst="rect">
+                            <a:avLst/>
+                          </a:prstGeom>
+                          <a:noFill/>
+                          <a:ln>
+                            <a:noFill/>
+                          </a:ln>
+                        </pic:spPr>
+                      </pic:pic>
+                      <wps:wsp>
+                        <wps:cNvPr id="981998968" name="Text Box 1"/>
+                        <wps:cNvSpPr txBox="1"/>
+                        <wps:spPr>
+                          <a:xfrm>
+                            <a:off x="6928" y="1184563"/>
+                            <a:ext cx="3178175" cy="292100"/>
+                          </a:xfrm>
+                          <a:prstGeom prst="rect">
+                            <a:avLst/>
+                          </a:prstGeom>
+                          <a:solidFill>
+                            <a:prstClr val="white"/>
+                          </a:solidFill>
+                          <a:ln>
+                            <a:noFill/>
+                          </a:ln>
+                        </wps:spPr>
+                        <wps:txbx>
+                          <w:txbxContent>
+                            <w:p>
+                              <w:pPr>
+                                <w:pStyle w:val="Caption"/>
+                              </w:pPr>
+                              <w:bookmarkStart w:id="35" w:name="_Ref233237740"/>
+                              <w:r>
+                                <w:rPr>
+                                  <w:b/>
+                                  <w:bCs/>
+                                </w:rPr>
+                                <w:t xml:space="preserve">Fig. </w:t>
+                              </w:r>
+                              <w:r>
+                                <w:rPr>
+                                  <w:b/>
+                                  <w:bCs/>
+                                </w:rPr>
+                                <w:fldChar w:fldCharType="begin"/>
+                              </w:r>
+                              <w:r>
+                                <w:rPr>
+                                  <w:b/>
+                                  <w:bCs/>
+                                </w:rPr>
+                                <w:instrText xml:space="preserve"> SEQ Fig. \* ARABIC </w:instrText>
+                              </w:r>
+                              <w:r>
+                                <w:rPr>
+                                  <w:b/>
+                                  <w:bCs/>
+                                </w:rPr>
+                                <w:fldChar w:fldCharType="separate"/>
+                              </w:r>
+                              <w:r>
+                                <w:rPr>
+                                  <w:b/>
+                                  <w:bCs/>
+                                  <w:noProof/>
+                                </w:rPr>
+                                <w:t>6</w:t>
+                              </w:r>
+                              <w:r>
+                                <w:rPr>
+                                  <w:b/>
+                                  <w:bCs/>
+                                  <w:noProof/>
+                                </w:rPr>
+                                <w:fldChar w:fldCharType="end"/>
+                              </w:r>
+                              <w:bookmarkEnd w:id="35"/>
+                              <w:r>
+                                <w:rPr>
+                                  <w:b/>
+                                  <w:bCs/>
+                                  <w:noProof/>
+                                </w:rPr>
+                                <w:t>.</w:t>
+                              </w:r>
+                              <w:r>
+                                <w:t xml:space="preserve"> Concept-based reasoning pipeline.</w:t>
+                              </w:r>
+                            </w:p>
+                            <w:p/>
+                          </w:txbxContent>
+                        </wps:txbx>
+                        <wps:bodyPr rot="0" spcFirstLastPara="0" vertOverflow="overflow" horzOverflow="overflow" vert="horz" wrap="square" lIns="0" tIns="0" rIns="0" bIns="0" numCol="1" spcCol="0" rtlCol="0" fromWordArt="0" anchor="t" anchorCtr="0" forceAA="0" compatLnSpc="1">
+                          <a:prstTxWarp prst="textNoShape">
+                            <a:avLst/>
+                          </a:prstTxWarp>
+                          <a:spAutoFit/>
+                        </wps:bodyPr>
+                      </wps:wsp>
+                    </wpg:wgp>
+                  </a:graphicData>
+                </a:graphic>
+              </wp:anchor>
+            </w:drawing>
+          </mc:Choice>
+          <mc:Fallback>
+            <w:pict>
+              <v:group w14:anchorId="34D2E7DB" id="Group 8" o:spid="_x0000_s1044" style="position:absolute;left:0;text-align:left;margin-left:2.05pt;margin-top:10.15pt;width:251.1pt;height:116.25pt;z-index:251673088" coordsize="31889,14766" o:gfxdata="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">
+                <v:shape id="Picture 7" o:spid="_x0000_s1045" type="#_x0000_t75" style="position:absolute;width:31889;height:13436;visibility:visible;mso-wrap-style:square" o:gfxdata="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">
+                  <v:imagedata r:id="rId24" o:title=""/>
+                </v:shape>
+                <v:shape id="Text Box 1" o:spid="_x0000_s1046" type="#_x0000_t202" style="position:absolute;left:69;top:11845;width:31782;height:2921;visibility:visible;mso-wrap-style:square;v-text-anchor:top" o:gfxdata="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" stroked="f">
+                  <v:textbox style="mso-fit-shape-to-text:t" inset="0,0,0,0">
+                    <w:txbxContent>
+                      <w:p>
+                        <w:pPr>
+                          <w:pStyle w:val="Caption"/>
+                        </w:pPr>
+                        <w:bookmarkStart w:id="36" w:name="_Ref233237740"/>
+                        <w:r>
+                          <w:rPr>
+                            <w:b/>
+                            <w:bCs/>
+                          </w:rPr>
+                          <w:t xml:space="preserve">Fig. </w:t>
+                        </w:r>
+                        <w:r>
+                          <w:rPr>
+                            <w:b/>
+                            <w:bCs/>
+                          </w:rPr>
+                          <w:fldChar w:fldCharType="begin"/>
+                        </w:r>
+                        <w:r>
+                          <w:rPr>
+                            <w:b/>
+                            <w:bCs/>
+                          </w:rPr>
+                          <w:instrText xml:space="preserve"> SEQ Fig. \* ARABIC </w:instrText>
+                        </w:r>
+                        <w:r>
+                          <w:rPr>
+                            <w:b/>
+                            <w:bCs/>
+                          </w:rPr>
+                          <w:fldChar w:fldCharType="separate"/>
+                        </w:r>
+                        <w:r>
+                          <w:rPr>
+                            <w:b/>
+                            <w:bCs/>
+                            <w:noProof/>
+                          </w:rPr>
+                          <w:t>6</w:t>
+                        </w:r>
+                        <w:r>
+                          <w:rPr>
+                            <w:b/>
+                            <w:bCs/>
+                            <w:noProof/>
+                          </w:rPr>
+                          <w:fldChar w:fldCharType="end"/>
+                        </w:r>
+                        <w:bookmarkEnd w:id="36"/>
+                        <w:r>
+                          <w:rPr>
+                            <w:b/>
+                            <w:bCs/>
+                            <w:noProof/>
+                          </w:rPr>
+                          <w:t>.</w:t>
+                        </w:r>
+                        <w:r>
+                          <w:t xml:space="preserve"> Concept-based reasoning pipeline.</w:t>
+                        </w:r>
+                      </w:p>
+                      <w:p/>
+                    </w:txbxContent>
+                  </v:textbox>
+                </v:shape>
+                <w10:wrap type="topAndBottom"/>
+              </v:group>
+            </w:pict>
+          </mc:Fallback>
+        </mc:AlternateContent>
+      </w:r>
+      <w:r>
         <w:t xml:space="preserve">The regional decision mapping </w:t>
       </w:r>
       <m:oMath>
@@ -9173,10 +9857,7 @@
         <w:fldChar w:fldCharType="begin"/>
       </w:r>
       <w:r>
-        <w:instrText xml:space="preserve"> REF _Ref233237740 \h </w:instrText>
-      </w:r>
-      <w:r>
-        <w:instrText xml:space="preserve"> \* MERGEFORMAT </w:instrText>
+        <w:instrText xml:space="preserve"> REF _Ref233237740 \h  \* MERGEFORMAT </w:instrText>
       </w:r>
       <w:r>
         <w:fldChar w:fldCharType="separate"/>
@@ -9224,17 +9905,11 @@
         </m:sSub>
       </m:oMath>
       <w:r>
-        <w:t xml:space="preserve">, namely fire intensity, fuel load, spread potential, asset exposure, resource accessibility, and temporal urgency, each scaled to the unit interval so that every input shares a common </w:t>
-      </w:r>
-      <w:r>
-        <w:lastRenderedPageBreak/>
-        <w:t xml:space="preserve">range. </w:t>
-      </w:r>
-      <w:proofErr w:type="gramStart"/>
-      <w:r>
-        <w:t>The cardinality</w:t>
-      </w:r>
-      <w:proofErr w:type="gramEnd"/>
+        <w:t xml:space="preserve">, namely fire intensity, fuel load, spread potential, asset exposure, resource accessibility, and temporal urgency, each scaled to the unit interval so that every input shares a common range. </w:t>
+      </w:r>
+      <w:r>
+        <w:t>Cardinality</w:t>
+      </w:r>
       <w:r>
         <w:t xml:space="preserve"> six is not a free parameter but the minimal feature set that makes the four situational concepts of Table II jointly computable: no proper subset spans all four, since resource accessibility alone carries suppression feasibility and temporal urgency alone carries intervention timing, while execution-level resource parameters are excluded to keep reasoning separate from actuation. This operational framing of the feature set draws on the authors’ experience in the TeamAware project </w:t>
       </w:r>
@@ -9524,7 +10199,7 @@
               <w:pStyle w:val="Caption"/>
               <w:jc w:val="right"/>
             </w:pPr>
-            <w:bookmarkStart w:id="34" w:name="_RefEqCB"/>
+            <w:bookmarkStart w:id="37" w:name="_RefEqCB"/>
             <w:r>
               <w:t xml:space="preserve">( </w:t>
             </w:r>
@@ -9533,13 +10208,13 @@
                 <w:rPr>
                   <w:noProof/>
                 </w:rPr>
-                <w:t>16</w:t>
+                <w:t>17</w:t>
               </w:r>
             </w:fldSimple>
             <w:r>
               <w:t xml:space="preserve"> )</w:t>
             </w:r>
-            <w:bookmarkEnd w:id="34"/>
+            <w:bookmarkEnd w:id="37"/>
           </w:p>
         </w:tc>
       </w:tr>
@@ -9551,8 +10226,919 @@
     </w:p>
     <w:p>
       <w:pPr>
+        <w:pStyle w:val="PARAIndent"/>
+      </w:pPr>
+      <w:r>
+        <w:t xml:space="preserve">Concretely, </w:t>
+      </w:r>
+      <m:oMath>
+        <m:sSub>
+          <m:sSubPr>
+            <m:ctrlPr>
+              <w:rPr>
+                <w:rFonts w:ascii="Cambria Math" w:hAnsi="Cambria Math"/>
+              </w:rPr>
+            </m:ctrlPr>
+          </m:sSubPr>
+          <m:e>
+            <m:r>
+              <w:rPr>
+                <w:rFonts w:ascii="Cambria Math" w:hAnsi="Cambria Math"/>
+              </w:rPr>
+              <m:t>Γ</m:t>
+            </m:r>
+          </m:e>
+          <m:sub>
+            <m:r>
+              <w:rPr>
+                <w:rFonts w:ascii="Cambria Math" w:hAnsi="Cambria Math"/>
+              </w:rPr>
+              <m:t>l</m:t>
+            </m:r>
+          </m:sub>
+        </m:sSub>
+      </m:oMath>
+      <w:r>
+        <w:t xml:space="preserve"> is the convex combination of the features that bear on concept l, with non-negative weights </w:t>
+      </w:r>
+      <m:oMath>
+        <m:sSub>
+          <m:sSubPr>
+            <m:ctrlPr>
+              <w:rPr>
+                <w:rFonts w:ascii="Cambria Math" w:hAnsi="Cambria Math"/>
+              </w:rPr>
+            </m:ctrlPr>
+          </m:sSubPr>
+          <m:e>
+            <m:r>
+              <w:rPr>
+                <w:rFonts w:ascii="Cambria Math" w:hAnsi="Cambria Math"/>
+              </w:rPr>
+              <m:t>w</m:t>
+            </m:r>
+          </m:e>
+          <m:sub>
+            <m:r>
+              <w:rPr>
+                <w:rFonts w:ascii="Cambria Math" w:hAnsi="Cambria Math"/>
+              </w:rPr>
+              <m:t>l,j</m:t>
+            </m:r>
+          </m:sub>
+        </m:sSub>
+      </m:oMath>
+      <w:r>
+        <w:t xml:space="preserve"> that sum to one over </w:t>
+      </w:r>
+      <m:oMath>
+        <m:r>
+          <w:rPr>
+            <w:rFonts w:ascii="Cambria Math" w:hAnsi="Cambria Math"/>
+          </w:rPr>
+          <m:t>j</m:t>
+        </m:r>
+      </m:oMath>
+      <w:r>
+        <w:t xml:space="preserve"> and vanish for features outside concept l:</w:t>
+      </w:r>
+    </w:p>
+    <w:tbl>
+      <w:tblPr>
+        <w:tblStyle w:val="TableGrid"/>
+        <w:tblW w:w="0" w:type="auto"/>
+        <w:tblInd w:w="38" w:type="dxa"/>
+        <w:tblBorders>
+          <w:top w:val="none" w:sz="0" w:space="0" w:color="auto"/>
+          <w:left w:val="none" w:sz="0" w:space="0" w:color="auto"/>
+          <w:bottom w:val="none" w:sz="0" w:space="0" w:color="auto"/>
+          <w:right w:val="none" w:sz="0" w:space="0" w:color="auto"/>
+          <w:insideH w:val="none" w:sz="0" w:space="0" w:color="auto"/>
+          <w:insideV w:val="none" w:sz="0" w:space="0" w:color="auto"/>
+        </w:tblBorders>
+        <w:tblLook w:val="04A0" w:firstRow="1" w:lastRow="0" w:firstColumn="1" w:lastColumn="0" w:noHBand="0" w:noVBand="1"/>
+      </w:tblPr>
+      <w:tblGrid>
+        <w:gridCol w:w="4181"/>
+        <w:gridCol w:w="783"/>
+      </w:tblGrid>
+      <w:tr>
+        <w:tc>
+          <w:tcPr>
+            <w:tcW w:w="4181" w:type="dxa"/>
+            <w:vAlign w:val="center"/>
+          </w:tcPr>
+          <w:p>
+            <w:pPr>
+              <w:pStyle w:val="PARAIndent"/>
+              <w:ind w:firstLine="0"/>
+              <w:jc w:val="center"/>
+            </w:pPr>
+            <m:oMathPara>
+              <m:oMath>
+                <m:sSub>
+                  <m:sSubPr>
+                    <m:ctrlPr>
+                      <w:rPr>
+                        <w:rFonts w:ascii="Cambria Math" w:hAnsi="Cambria Math"/>
+                      </w:rPr>
+                    </m:ctrlPr>
+                  </m:sSubPr>
+                  <m:e>
+                    <m:r>
+                      <w:rPr>
+                        <w:rFonts w:ascii="Cambria Math" w:hAnsi="Cambria Math"/>
+                      </w:rPr>
+                      <m:t>c</m:t>
+                    </m:r>
+                  </m:e>
+                  <m:sub>
+                    <m:r>
+                      <w:rPr>
+                        <w:rFonts w:ascii="Cambria Math" w:hAnsi="Cambria Math"/>
+                      </w:rPr>
+                      <m:t>l,k</m:t>
+                    </m:r>
+                  </m:sub>
+                </m:sSub>
+                <m:r>
+                  <w:rPr>
+                    <w:rFonts w:ascii="Cambria Math" w:hAnsi="Cambria Math"/>
+                  </w:rPr>
+                  <m:t>(x,y)=</m:t>
+                </m:r>
+                <m:nary>
+                  <m:naryPr>
+                    <m:chr m:val="∑"/>
+                    <m:limLoc m:val="subSup"/>
+                    <m:ctrlPr>
+                      <w:rPr>
+                        <w:rFonts w:ascii="Cambria Math" w:hAnsi="Cambria Math"/>
+                      </w:rPr>
+                    </m:ctrlPr>
+                  </m:naryPr>
+                  <m:sub>
+                    <m:r>
+                      <w:rPr>
+                        <w:rFonts w:ascii="Cambria Math" w:hAnsi="Cambria Math"/>
+                      </w:rPr>
+                      <m:t>j=1</m:t>
+                    </m:r>
+                  </m:sub>
+                  <m:sup>
+                    <m:r>
+                      <w:rPr>
+                        <w:rFonts w:ascii="Cambria Math" w:hAnsi="Cambria Math"/>
+                      </w:rPr>
+                      <m:t>6</m:t>
+                    </m:r>
+                  </m:sup>
+                  <m:e>
+                    <m:sSub>
+                      <m:sSubPr>
+                        <m:ctrlPr>
+                          <w:rPr>
+                            <w:rFonts w:ascii="Cambria Math" w:hAnsi="Cambria Math"/>
+                          </w:rPr>
+                        </m:ctrlPr>
+                      </m:sSubPr>
+                      <m:e>
+                        <m:r>
+                          <w:rPr>
+                            <w:rFonts w:ascii="Cambria Math" w:hAnsi="Cambria Math"/>
+                          </w:rPr>
+                          <m:t>w</m:t>
+                        </m:r>
+                      </m:e>
+                      <m:sub>
+                        <m:r>
+                          <w:rPr>
+                            <w:rFonts w:ascii="Cambria Math" w:hAnsi="Cambria Math"/>
+                          </w:rPr>
+                          <m:t>l,j</m:t>
+                        </m:r>
+                      </m:sub>
+                    </m:sSub>
+                    <m:sSub>
+                      <m:sSubPr>
+                        <m:ctrlPr>
+                          <w:rPr>
+                            <w:rFonts w:ascii="Cambria Math" w:hAnsi="Cambria Math"/>
+                          </w:rPr>
+                        </m:ctrlPr>
+                      </m:sSubPr>
+                      <m:e>
+                        <m:r>
+                          <w:rPr>
+                            <w:rFonts w:ascii="Cambria Math" w:hAnsi="Cambria Math"/>
+                          </w:rPr>
+                          <m:t>x</m:t>
+                        </m:r>
+                      </m:e>
+                      <m:sub>
+                        <m:r>
+                          <w:rPr>
+                            <w:rFonts w:ascii="Cambria Math" w:hAnsi="Cambria Math"/>
+                          </w:rPr>
+                          <m:t>j,k</m:t>
+                        </m:r>
+                      </m:sub>
+                    </m:sSub>
+                    <m:r>
+                      <w:rPr>
+                        <w:rFonts w:ascii="Cambria Math" w:hAnsi="Cambria Math"/>
+                      </w:rPr>
+                      <m:t>(x,y)</m:t>
+                    </m:r>
+                  </m:e>
+                </m:nary>
+              </m:oMath>
+            </m:oMathPara>
+          </w:p>
+        </w:tc>
+        <w:tc>
+          <w:tcPr>
+            <w:tcW w:w="783" w:type="dxa"/>
+            <w:vAlign w:val="center"/>
+          </w:tcPr>
+          <w:p>
+            <w:pPr>
+              <w:pStyle w:val="Caption"/>
+              <w:jc w:val="right"/>
+            </w:pPr>
+            <w:bookmarkStart w:id="38" w:name="_RefEqGamma"/>
+            <w:r>
+              <w:t xml:space="preserve">( </w:t>
+            </w:r>
+            <w:fldSimple w:instr=" SEQ ( \* ARABIC ">
+              <w:r>
+                <w:rPr>
+                  <w:noProof/>
+                </w:rPr>
+                <w:t>18</w:t>
+              </w:r>
+            </w:fldSimple>
+            <w:r>
+              <w:t xml:space="preserve"> )</w:t>
+            </w:r>
+            <w:bookmarkEnd w:id="38"/>
+          </w:p>
+        </w:tc>
+      </w:tr>
+    </w:tbl>
+    <w:p>
+      <w:pPr>
+        <w:pStyle w:val="PARAIndent"/>
+      </w:pPr>
+    </w:p>
+    <w:p>
+      <w:pPr>
+        <w:pStyle w:val="PARAIndent"/>
+      </w:pPr>
+      <w:r>
+        <w:t xml:space="preserve">The aggregation </w:t>
+      </w:r>
+      <m:oMath>
+        <m:sSub>
+          <m:sSubPr>
+            <m:ctrlPr>
+              <w:rPr>
+                <w:rFonts w:ascii="Cambria Math" w:hAnsi="Cambria Math"/>
+              </w:rPr>
+            </m:ctrlPr>
+          </m:sSubPr>
+          <m:e>
+            <m:r>
+              <w:rPr>
+                <w:rFonts w:ascii="Cambria Math" w:hAnsi="Cambria Math"/>
+              </w:rPr>
+              <m:t>Γ</m:t>
+            </m:r>
+          </m:e>
+          <m:sub>
+            <m:r>
+              <w:rPr>
+                <w:rFonts w:ascii="Cambria Math" w:hAnsi="Cambria Math"/>
+              </w:rPr>
+              <m:t>l</m:t>
+            </m:r>
+          </m:sub>
+        </m:sSub>
+      </m:oMath>
+      <w:r>
+        <w:t xml:space="preserve"> takes two forms, reflecting a two-tier concept hierarchy (shown in the concept-formation figure). The three first-order concepts, fire threat level, suppression feasibility, and asset exposure risk, are normalized weighted combinations of the features that bear on them, where </w:t>
+      </w:r>
+      <m:oMath>
+        <m:sSub>
+          <m:sSubPr>
+            <m:ctrlPr>
+              <w:rPr>
+                <w:rFonts w:ascii="Cambria Math" w:hAnsi="Cambria Math"/>
+              </w:rPr>
+            </m:ctrlPr>
+          </m:sSubPr>
+          <m:e>
+            <m:r>
+              <w:rPr>
+                <w:rFonts w:ascii="Cambria Math" w:hAnsi="Cambria Math"/>
+              </w:rPr>
+              <m:t>G</m:t>
+            </m:r>
+          </m:e>
+          <m:sub>
+            <m:r>
+              <w:rPr>
+                <w:rFonts w:ascii="Cambria Math" w:hAnsi="Cambria Math"/>
+              </w:rPr>
+              <m:t>l</m:t>
+            </m:r>
+          </m:sub>
+        </m:sSub>
+      </m:oMath>
+      <w:r>
+        <w:t xml:space="preserve"> is that subset of features and the non-negative weights </w:t>
+      </w:r>
+      <m:oMath>
+        <m:sSub>
+          <m:sSubPr>
+            <m:ctrlPr>
+              <w:rPr>
+                <w:rFonts w:ascii="Cambria Math" w:hAnsi="Cambria Math"/>
+              </w:rPr>
+            </m:ctrlPr>
+          </m:sSubPr>
+          <m:e>
+            <m:r>
+              <w:rPr>
+                <w:rFonts w:ascii="Cambria Math" w:hAnsi="Cambria Math"/>
+              </w:rPr>
+              <m:t>w</m:t>
+            </m:r>
+          </m:e>
+          <m:sub>
+            <m:r>
+              <w:rPr>
+                <w:rFonts w:ascii="Cambria Math" w:hAnsi="Cambria Math"/>
+              </w:rPr>
+              <m:t>l,j</m:t>
+            </m:r>
+          </m:sub>
+        </m:sSub>
+      </m:oMath>
+      <w:r>
+        <w:t xml:space="preserve"> sum to one:</w:t>
+      </w:r>
+    </w:p>
+    <w:tbl>
+      <w:tblPr>
+        <w:tblStyle w:val="TableGrid"/>
+        <w:tblW w:w="0" w:type="auto"/>
+        <w:tblInd w:w="38" w:type="dxa"/>
+        <w:tblBorders>
+          <w:top w:val="none" w:sz="0" w:space="0" w:color="auto"/>
+          <w:left w:val="none" w:sz="0" w:space="0" w:color="auto"/>
+          <w:bottom w:val="none" w:sz="0" w:space="0" w:color="auto"/>
+          <w:right w:val="none" w:sz="0" w:space="0" w:color="auto"/>
+          <w:insideH w:val="none" w:sz="0" w:space="0" w:color="auto"/>
+          <w:insideV w:val="none" w:sz="0" w:space="0" w:color="auto"/>
+        </w:tblBorders>
+        <w:tblLook w:val="04A0" w:firstRow="1" w:lastRow="0" w:firstColumn="1" w:lastColumn="0" w:noHBand="0" w:noVBand="1"/>
+      </w:tblPr>
+      <w:tblGrid>
+        <w:gridCol w:w="4181"/>
+        <w:gridCol w:w="783"/>
+      </w:tblGrid>
+      <w:tr>
+        <w:tc>
+          <w:tcPr>
+            <w:tcW w:w="4181" w:type="dxa"/>
+            <w:vAlign w:val="center"/>
+          </w:tcPr>
+          <w:p>
+            <w:pPr>
+              <w:pStyle w:val="PARAIndent"/>
+              <w:ind w:firstLine="0"/>
+              <w:jc w:val="center"/>
+            </w:pPr>
+            <m:oMathPara>
+              <m:oMath>
+                <m:sSub>
+                  <m:sSubPr>
+                    <m:ctrlPr>
+                      <w:rPr>
+                        <w:rFonts w:ascii="Cambria Math" w:hAnsi="Cambria Math"/>
+                      </w:rPr>
+                    </m:ctrlPr>
+                  </m:sSubPr>
+                  <m:e>
+                    <m:r>
+                      <w:rPr>
+                        <w:rFonts w:ascii="Cambria Math" w:hAnsi="Cambria Math"/>
+                      </w:rPr>
+                      <m:t>c</m:t>
+                    </m:r>
+                  </m:e>
+                  <m:sub>
+                    <m:r>
+                      <w:rPr>
+                        <w:rFonts w:ascii="Cambria Math" w:hAnsi="Cambria Math"/>
+                      </w:rPr>
+                      <m:t>l,k</m:t>
+                    </m:r>
+                  </m:sub>
+                </m:sSub>
+                <m:r>
+                  <w:rPr>
+                    <w:rFonts w:ascii="Cambria Math" w:hAnsi="Cambria Math"/>
+                  </w:rPr>
+                  <m:t>(x,y)=</m:t>
+                </m:r>
+                <m:nary>
+                  <m:naryPr>
+                    <m:chr m:val="∑"/>
+                    <m:limLoc m:val="subSup"/>
+                    <m:ctrlPr>
+                      <w:rPr>
+                        <w:rFonts w:ascii="Cambria Math" w:hAnsi="Cambria Math"/>
+                      </w:rPr>
+                    </m:ctrlPr>
+                  </m:naryPr>
+                  <m:sub>
+                    <m:r>
+                      <w:rPr>
+                        <w:rFonts w:ascii="Cambria Math" w:hAnsi="Cambria Math"/>
+                      </w:rPr>
+                      <m:t>j∈</m:t>
+                    </m:r>
+                    <m:sSub>
+                      <m:sSubPr>
+                        <m:ctrlPr>
+                          <w:rPr>
+                            <w:rFonts w:ascii="Cambria Math" w:hAnsi="Cambria Math"/>
+                          </w:rPr>
+                        </m:ctrlPr>
+                      </m:sSubPr>
+                      <m:e>
+                        <m:r>
+                          <w:rPr>
+                            <w:rFonts w:ascii="Cambria Math" w:hAnsi="Cambria Math"/>
+                          </w:rPr>
+                          <m:t>G</m:t>
+                        </m:r>
+                      </m:e>
+                      <m:sub>
+                        <m:r>
+                          <w:rPr>
+                            <w:rFonts w:ascii="Cambria Math" w:hAnsi="Cambria Math"/>
+                          </w:rPr>
+                          <m:t>l</m:t>
+                        </m:r>
+                      </m:sub>
+                    </m:sSub>
+                  </m:sub>
+                  <m:sup/>
+                  <m:e>
+                    <m:sSub>
+                      <m:sSubPr>
+                        <m:ctrlPr>
+                          <w:rPr>
+                            <w:rFonts w:ascii="Cambria Math" w:hAnsi="Cambria Math"/>
+                          </w:rPr>
+                        </m:ctrlPr>
+                      </m:sSubPr>
+                      <m:e>
+                        <m:r>
+                          <w:rPr>
+                            <w:rFonts w:ascii="Cambria Math" w:hAnsi="Cambria Math"/>
+                          </w:rPr>
+                          <m:t>w</m:t>
+                        </m:r>
+                      </m:e>
+                      <m:sub>
+                        <m:r>
+                          <w:rPr>
+                            <w:rFonts w:ascii="Cambria Math" w:hAnsi="Cambria Math"/>
+                          </w:rPr>
+                          <m:t>l,j</m:t>
+                        </m:r>
+                      </m:sub>
+                    </m:sSub>
+                    <m:sSub>
+                      <m:sSubPr>
+                        <m:ctrlPr>
+                          <w:rPr>
+                            <w:rFonts w:ascii="Cambria Math" w:hAnsi="Cambria Math"/>
+                          </w:rPr>
+                        </m:ctrlPr>
+                      </m:sSubPr>
+                      <m:e>
+                        <m:r>
+                          <w:rPr>
+                            <w:rFonts w:ascii="Cambria Math" w:hAnsi="Cambria Math"/>
+                          </w:rPr>
+                          <m:t>x</m:t>
+                        </m:r>
+                      </m:e>
+                      <m:sub>
+                        <m:r>
+                          <w:rPr>
+                            <w:rFonts w:ascii="Cambria Math" w:hAnsi="Cambria Math"/>
+                          </w:rPr>
+                          <m:t>j,k</m:t>
+                        </m:r>
+                      </m:sub>
+                    </m:sSub>
+                    <m:r>
+                      <w:rPr>
+                        <w:rFonts w:ascii="Cambria Math" w:hAnsi="Cambria Math"/>
+                      </w:rPr>
+                      <m:t>(x,y)</m:t>
+                    </m:r>
+                  </m:e>
+                </m:nary>
+                <m:r>
+                  <w:rPr>
+                    <w:rFonts w:ascii="Cambria Math" w:hAnsi="Cambria Math"/>
+                  </w:rPr>
+                  <m:t>,  l=1,2,3</m:t>
+                </m:r>
+              </m:oMath>
+            </m:oMathPara>
+          </w:p>
+        </w:tc>
+        <w:tc>
+          <w:tcPr>
+            <w:tcW w:w="783" w:type="dxa"/>
+            <w:vAlign w:val="center"/>
+          </w:tcPr>
+          <w:p>
+            <w:pPr>
+              <w:pStyle w:val="Caption"/>
+              <w:jc w:val="right"/>
+            </w:pPr>
+            <w:bookmarkStart w:id="39" w:name="_RefEqC1"/>
+            <w:r>
+              <w:t xml:space="preserve">( </w:t>
+            </w:r>
+            <w:r>
+              <w:fldChar w:fldCharType="begin"/>
+            </w:r>
+            <w:r>
+              <w:instrText xml:space="preserve"> SEQ ( \* ARABIC </w:instrText>
+            </w:r>
+            <w:r>
+              <w:fldChar w:fldCharType="separate"/>
+            </w:r>
+            <w:r>
+              <w:rPr>
+                <w:noProof/>
+              </w:rPr>
+              <w:t>19</w:t>
+            </w:r>
+            <w:r>
+              <w:rPr>
+                <w:noProof/>
+              </w:rPr>
+              <w:fldChar w:fldCharType="end"/>
+            </w:r>
+            <w:r>
+              <w:t xml:space="preserve"> )</w:t>
+            </w:r>
+            <w:bookmarkEnd w:id="39"/>
+          </w:p>
+        </w:tc>
+      </w:tr>
+    </w:tbl>
+    <w:p>
+      <w:pPr>
+        <w:pStyle w:val="PARAIndent"/>
+      </w:pPr>
+    </w:p>
+    <w:p>
+      <w:pPr>
+        <w:pStyle w:val="PARAIndent"/>
+      </w:pPr>
+      <w:r>
+        <w:t xml:space="preserve">The fourth concept, intervention urgency, is </w:t>
+      </w:r>
+      <w:proofErr w:type="gramStart"/>
+      <w:r>
+        <w:t>second-order</w:t>
+      </w:r>
+      <w:proofErr w:type="gramEnd"/>
+      <w:r>
+        <w:t>: it is built from the three first-order concepts together with the temporal-urgency feature, so it captures how soon action is needed rather than any single raw measurement:</w:t>
+      </w:r>
+    </w:p>
+    <w:tbl>
+      <w:tblPr>
+        <w:tblStyle w:val="TableGrid"/>
+        <w:tblW w:w="0" w:type="auto"/>
+        <w:tblInd w:w="38" w:type="dxa"/>
+        <w:tblBorders>
+          <w:top w:val="none" w:sz="0" w:space="0" w:color="auto"/>
+          <w:left w:val="none" w:sz="0" w:space="0" w:color="auto"/>
+          <w:bottom w:val="none" w:sz="0" w:space="0" w:color="auto"/>
+          <w:right w:val="none" w:sz="0" w:space="0" w:color="auto"/>
+          <w:insideH w:val="none" w:sz="0" w:space="0" w:color="auto"/>
+          <w:insideV w:val="none" w:sz="0" w:space="0" w:color="auto"/>
+        </w:tblBorders>
+        <w:tblLook w:val="04A0" w:firstRow="1" w:lastRow="0" w:firstColumn="1" w:lastColumn="0" w:noHBand="0" w:noVBand="1"/>
+      </w:tblPr>
+      <w:tblGrid>
+        <w:gridCol w:w="4323"/>
+        <w:gridCol w:w="641"/>
+      </w:tblGrid>
+      <w:tr>
+        <w:tc>
+          <w:tcPr>
+            <w:tcW w:w="4323" w:type="dxa"/>
+            <w:vAlign w:val="center"/>
+          </w:tcPr>
+          <w:p>
+            <w:pPr>
+              <w:pStyle w:val="PARAIndent"/>
+              <w:ind w:firstLine="0"/>
+              <w:jc w:val="center"/>
+            </w:pPr>
+            <m:oMathPara>
+              <m:oMath>
+                <m:sSub>
+                  <m:sSubPr>
+                    <m:ctrlPr>
+                      <w:rPr>
+                        <w:rFonts w:ascii="Cambria Math" w:hAnsi="Cambria Math"/>
+                      </w:rPr>
+                    </m:ctrlPr>
+                  </m:sSubPr>
+                  <m:e>
+                    <m:r>
+                      <w:rPr>
+                        <w:rFonts w:ascii="Cambria Math" w:hAnsi="Cambria Math"/>
+                      </w:rPr>
+                      <m:t>c</m:t>
+                    </m:r>
+                  </m:e>
+                  <m:sub>
+                    <m:r>
+                      <w:rPr>
+                        <w:rFonts w:ascii="Cambria Math" w:hAnsi="Cambria Math"/>
+                      </w:rPr>
+                      <m:t>4,k</m:t>
+                    </m:r>
+                  </m:sub>
+                </m:sSub>
+                <m:r>
+                  <w:rPr>
+                    <w:rFonts w:ascii="Cambria Math" w:hAnsi="Cambria Math"/>
+                  </w:rPr>
+                  <m:t>(x,y)=</m:t>
+                </m:r>
+                <m:sSub>
+                  <m:sSubPr>
+                    <m:ctrlPr>
+                      <w:rPr>
+                        <w:rFonts w:ascii="Cambria Math" w:hAnsi="Cambria Math"/>
+                      </w:rPr>
+                    </m:ctrlPr>
+                  </m:sSubPr>
+                  <m:e>
+                    <m:r>
+                      <w:rPr>
+                        <w:rFonts w:ascii="Cambria Math" w:hAnsi="Cambria Math"/>
+                      </w:rPr>
+                      <m:t>Γ</m:t>
+                    </m:r>
+                  </m:e>
+                  <m:sub>
+                    <m:r>
+                      <w:rPr>
+                        <w:rFonts w:ascii="Cambria Math" w:hAnsi="Cambria Math"/>
+                      </w:rPr>
+                      <m:t>4</m:t>
+                    </m:r>
+                  </m:sub>
+                </m:sSub>
+                <m:r>
+                  <w:rPr>
+                    <w:rFonts w:ascii="Cambria Math" w:hAnsi="Cambria Math"/>
+                  </w:rPr>
+                  <m:t>(</m:t>
+                </m:r>
+                <m:sSub>
+                  <m:sSubPr>
+                    <m:ctrlPr>
+                      <w:rPr>
+                        <w:rFonts w:ascii="Cambria Math" w:hAnsi="Cambria Math"/>
+                      </w:rPr>
+                    </m:ctrlPr>
+                  </m:sSubPr>
+                  <m:e>
+                    <m:r>
+                      <w:rPr>
+                        <w:rFonts w:ascii="Cambria Math" w:hAnsi="Cambria Math"/>
+                      </w:rPr>
+                      <m:t>c</m:t>
+                    </m:r>
+                  </m:e>
+                  <m:sub>
+                    <m:r>
+                      <w:rPr>
+                        <w:rFonts w:ascii="Cambria Math" w:hAnsi="Cambria Math"/>
+                      </w:rPr>
+                      <m:t>1,k</m:t>
+                    </m:r>
+                  </m:sub>
+                </m:sSub>
+                <m:r>
+                  <w:rPr>
+                    <w:rFonts w:ascii="Cambria Math" w:hAnsi="Cambria Math"/>
+                  </w:rPr>
+                  <m:t>,</m:t>
+                </m:r>
+                <m:sSub>
+                  <m:sSubPr>
+                    <m:ctrlPr>
+                      <w:rPr>
+                        <w:rFonts w:ascii="Cambria Math" w:hAnsi="Cambria Math"/>
+                      </w:rPr>
+                    </m:ctrlPr>
+                  </m:sSubPr>
+                  <m:e>
+                    <m:r>
+                      <w:rPr>
+                        <w:rFonts w:ascii="Cambria Math" w:hAnsi="Cambria Math"/>
+                      </w:rPr>
+                      <m:t>c</m:t>
+                    </m:r>
+                  </m:e>
+                  <m:sub>
+                    <m:r>
+                      <w:rPr>
+                        <w:rFonts w:ascii="Cambria Math" w:hAnsi="Cambria Math"/>
+                      </w:rPr>
+                      <m:t>2,k</m:t>
+                    </m:r>
+                  </m:sub>
+                </m:sSub>
+                <m:r>
+                  <w:rPr>
+                    <w:rFonts w:ascii="Cambria Math" w:hAnsi="Cambria Math"/>
+                  </w:rPr>
+                  <m:t>,</m:t>
+                </m:r>
+                <m:sSub>
+                  <m:sSubPr>
+                    <m:ctrlPr>
+                      <w:rPr>
+                        <w:rFonts w:ascii="Cambria Math" w:hAnsi="Cambria Math"/>
+                      </w:rPr>
+                    </m:ctrlPr>
+                  </m:sSubPr>
+                  <m:e>
+                    <m:r>
+                      <w:rPr>
+                        <w:rFonts w:ascii="Cambria Math" w:hAnsi="Cambria Math"/>
+                      </w:rPr>
+                      <m:t>c</m:t>
+                    </m:r>
+                  </m:e>
+                  <m:sub>
+                    <m:r>
+                      <w:rPr>
+                        <w:rFonts w:ascii="Cambria Math" w:hAnsi="Cambria Math"/>
+                      </w:rPr>
+                      <m:t>3,k</m:t>
+                    </m:r>
+                  </m:sub>
+                </m:sSub>
+                <m:r>
+                  <w:rPr>
+                    <w:rFonts w:ascii="Cambria Math" w:hAnsi="Cambria Math"/>
+                  </w:rPr>
+                  <m:t>,</m:t>
+                </m:r>
+                <m:sSub>
+                  <m:sSubPr>
+                    <m:ctrlPr>
+                      <w:rPr>
+                        <w:rFonts w:ascii="Cambria Math" w:hAnsi="Cambria Math"/>
+                      </w:rPr>
+                    </m:ctrlPr>
+                  </m:sSubPr>
+                  <m:e>
+                    <m:r>
+                      <w:rPr>
+                        <w:rFonts w:ascii="Cambria Math" w:hAnsi="Cambria Math"/>
+                      </w:rPr>
+                      <m:t>x</m:t>
+                    </m:r>
+                  </m:e>
+                  <m:sub>
+                    <m:r>
+                      <w:rPr>
+                        <w:rFonts w:ascii="Cambria Math" w:hAnsi="Cambria Math"/>
+                      </w:rPr>
+                      <m:t>6,k</m:t>
+                    </m:r>
+                  </m:sub>
+                </m:sSub>
+                <m:r>
+                  <w:rPr>
+                    <w:rFonts w:ascii="Cambria Math" w:hAnsi="Cambria Math"/>
+                  </w:rPr>
+                  <m:t>)</m:t>
+                </m:r>
+              </m:oMath>
+            </m:oMathPara>
+          </w:p>
+        </w:tc>
+        <w:tc>
+          <w:tcPr>
+            <w:tcW w:w="641" w:type="dxa"/>
+            <w:vAlign w:val="center"/>
+          </w:tcPr>
+          <w:p>
+            <w:pPr>
+              <w:pStyle w:val="Caption"/>
+              <w:jc w:val="right"/>
+            </w:pPr>
+            <w:bookmarkStart w:id="40" w:name="_RefEqC2"/>
+            <w:r>
+              <w:t xml:space="preserve">( </w:t>
+            </w:r>
+            <w:r>
+              <w:fldChar w:fldCharType="begin"/>
+            </w:r>
+            <w:r>
+              <w:instrText xml:space="preserve"> SEQ ( \* ARABIC </w:instrText>
+            </w:r>
+            <w:r>
+              <w:fldChar w:fldCharType="separate"/>
+            </w:r>
+            <w:r>
+              <w:rPr>
+                <w:noProof/>
+              </w:rPr>
+              <w:t>20</w:t>
+            </w:r>
+            <w:r>
+              <w:rPr>
+                <w:noProof/>
+              </w:rPr>
+              <w:fldChar w:fldCharType="end"/>
+            </w:r>
+            <w:r>
+              <w:t xml:space="preserve"> )</w:t>
+            </w:r>
+            <w:bookmarkEnd w:id="40"/>
+          </w:p>
+        </w:tc>
+      </w:tr>
+    </w:tbl>
+    <w:p>
+      <w:pPr>
+        <w:pStyle w:val="PARAIndent"/>
+      </w:pPr>
+    </w:p>
+    <w:p>
+      <w:pPr>
+        <w:pStyle w:val="PARAIndent"/>
+      </w:pPr>
+      <w:r>
+        <w:t>E</w:t>
+      </w:r>
+      <w:r>
+        <w:t xml:space="preserve">very feature and every first-order concept </w:t>
+      </w:r>
+      <w:proofErr w:type="gramStart"/>
+      <w:r>
+        <w:t>lies</w:t>
+      </w:r>
+      <w:proofErr w:type="gramEnd"/>
+      <w:r>
+        <w:t xml:space="preserve"> in the unit interval</w:t>
+      </w:r>
+      <w:r>
+        <w:t xml:space="preserve"> so</w:t>
+      </w:r>
+      <w:r>
+        <w:t xml:space="preserve"> all four concepts do</w:t>
+      </w:r>
+      <w:r>
+        <w:t xml:space="preserve"> too</w:t>
+      </w:r>
+      <w:r>
+        <w:t>, which keeps the concept layer bounded and directly traceable to its inputs.</w:t>
+      </w:r>
+    </w:p>
+    <w:p>
+      <w:pPr>
         <w:pStyle w:val="TableTitle"/>
       </w:pPr>
+      <w:r>
+        <w:t xml:space="preserve">TABLE </w:t>
+      </w:r>
       <w:r>
         <w:t>II</w:t>
       </w:r>
@@ -9787,7 +11373,50 @@
         <w:pStyle w:val="PARAIndent"/>
       </w:pPr>
       <w:r>
-        <w:t xml:space="preserve">Inference then runs over the concept vector instead of the raw features. With four concepts and five terms each, a complete rule base holds 625 rules per intervention type, against 15625 for direct inference over the six features by the count of (4), a 25-fold reduction that keeps the rule base small enough to author and audit. A Mamdani min-norm combination fires the concept rules as in (2), and the firing-weighted defuzzification of (3) returns a continuous intensity for each intervention type, so the decision stays open rather than chosen from a fixed menu. The consequent intensity of each intervention type is anchored by five singleton levels, from very low to very high; this output granularity is needed because dispatch must separate no action from standby, and priority commitment from maximum commitment, distinctions a coarser output cannot express </w:t>
+        <w:t xml:space="preserve">Inference then runs over the concept vector instead of the raw features. With four concepts and five terms each, a complete rule base holds 625 rules per intervention type, against 15625 for direct inference over the six features by the count of (4), a 25-fold </w:t>
+      </w:r>
+      <w:r>
+        <w:t>reduction that keeps the rule base small enough to author and audit</w:t>
+      </w:r>
+      <w:r>
+        <w:t xml:space="preserve"> (</w:t>
+      </w:r>
+      <w:r>
+        <w:fldChar w:fldCharType="begin"/>
+      </w:r>
+      <w:r>
+        <w:instrText xml:space="preserve"> REF _Ref233243888 \h </w:instrText>
+      </w:r>
+      <w:r>
+        <w:instrText xml:space="preserve"> \* MERGEFORMAT </w:instrText>
+      </w:r>
+      <w:r>
+        <w:fldChar w:fldCharType="separate"/>
+      </w:r>
+      <w:r>
+        <w:t xml:space="preserve">Fig. </w:t>
+      </w:r>
+      <w:r>
+        <w:rPr>
+          <w:noProof/>
+        </w:rPr>
+        <w:t>7</w:t>
+      </w:r>
+      <w:r>
+        <w:fldChar w:fldCharType="end"/>
+      </w:r>
+      <w:r>
+        <w:t>)</w:t>
+      </w:r>
+      <w:r>
+        <w:t>. A Mamdani min-norm combination fires the concept rules as</w:t>
+      </w:r>
+      <w:r>
+        <w:t xml:space="preserve"> in (2), and the firing-weighted defuzzification of (3) returns a continuous intensity for each intervention type, so the decision stays open rather than chosen from a fixed menu. The consequent intensity of each intervention type is anchored by five singleton levels, from very low to very high; this output granularity is needed because dispatch must separate no action from standby, and </w:t>
+      </w:r>
+      <w:r>
+        <w:lastRenderedPageBreak/>
+        <w:t xml:space="preserve">priority commitment from maximum commitment, distinctions a coarser output cannot express </w:t>
       </w:r>
       <w:sdt>
         <w:sdtPr>
@@ -9836,6 +11465,313 @@
         <w:pStyle w:val="PARAIndent"/>
       </w:pPr>
       <w:r>
+        <w:fldChar w:fldCharType="begin"/>
+      </w:r>
+      <w:r>
+        <w:instrText xml:space="preserve"> REF _Ref233237898 \h  \* MERGEFORMAT </w:instrText>
+      </w:r>
+      <w:r>
+        <w:fldChar w:fldCharType="separate"/>
+      </w:r>
+      <w:r>
+        <w:t xml:space="preserve">Fig. </w:t>
+      </w:r>
+      <w:r>
+        <w:rPr>
+          <w:noProof/>
+        </w:rPr>
+        <w:t>8</w:t>
+      </w:r>
+      <w:r>
+        <w:fldChar w:fldCharType="end"/>
+      </w:r>
+      <w:r>
+        <w:t xml:space="preserve"> lays out decision generation across the domain. The operational area is partitioned into </w:t>
+      </w:r>
+      <m:oMath>
+        <m:r>
+          <w:rPr>
+            <w:rFonts w:ascii="Cambria Math" w:hAnsi="Cambria Math"/>
+          </w:rPr>
+          <m:t>N</m:t>
+        </m:r>
+      </m:oMath>
+      <w:r>
+        <w:t xml:space="preserve"> disjoint regions; each region forms its own local observation through a regional observation operator under a regional disturbance, and a local agent </w:t>
+      </w:r>
+      <m:oMath>
+        <m:sSub>
+          <m:sSubPr>
+            <m:ctrlPr>
+              <w:rPr>
+                <w:rFonts w:ascii="Cambria Math" w:hAnsi="Cambria Math"/>
+              </w:rPr>
+            </m:ctrlPr>
+          </m:sSubPr>
+          <m:e>
+            <m:r>
+              <w:rPr>
+                <w:rFonts w:ascii="Cambria Math" w:hAnsi="Cambria Math"/>
+              </w:rPr>
+              <m:t>π</m:t>
+            </m:r>
+          </m:e>
+          <m:sub>
+            <m:r>
+              <w:rPr>
+                <w:rFonts w:ascii="Cambria Math" w:hAnsi="Cambria Math"/>
+              </w:rPr>
+              <m:t>DSS</m:t>
+            </m:r>
+          </m:sub>
+        </m:sSub>
+      </m:oMath>
+      <w:r>
+        <w:t xml:space="preserve"> maps that observation and the region’s decision-related in</w:t>
+      </w:r>
+      <w:r>
+        <w:t xml:space="preserve">puts to a multi-action intervention. The global coordinator </w:t>
+      </w:r>
+      <m:oMath>
+        <m:sSub>
+          <m:sSubPr>
+            <m:ctrlPr>
+              <w:rPr>
+                <w:rFonts w:ascii="Cambria Math" w:hAnsi="Cambria Math"/>
+              </w:rPr>
+            </m:ctrlPr>
+          </m:sSubPr>
+          <m:e>
+            <m:r>
+              <m:rPr>
+                <m:scr m:val="script"/>
+              </m:rPr>
+              <w:rPr>
+                <w:rFonts w:ascii="Cambria Math" w:hAnsi="Cambria Math"/>
+              </w:rPr>
+              <m:t>A</m:t>
+            </m:r>
+          </m:e>
+          <m:sub>
+            <m:r>
+              <w:rPr>
+                <w:rFonts w:ascii="Cambria Math" w:hAnsi="Cambria Math"/>
+              </w:rPr>
+              <m:t>DSS</m:t>
+            </m:r>
+          </m:sub>
+        </m:sSub>
+      </m:oMath>
+      <w:r>
+        <w:t xml:space="preserve"> then assembles the regional fields into the single global intervention field </w:t>
+      </w:r>
+      <m:oMath>
+        <m:sSub>
+          <m:sSubPr>
+            <m:ctrlPr>
+              <w:rPr>
+                <w:rFonts w:ascii="Cambria Math" w:hAnsi="Cambria Math"/>
+              </w:rPr>
+            </m:ctrlPr>
+          </m:sSubPr>
+          <m:e>
+            <m:r>
+              <w:rPr>
+                <w:rFonts w:ascii="Cambria Math" w:hAnsi="Cambria Math"/>
+              </w:rPr>
+              <m:t>U</m:t>
+            </m:r>
+          </m:e>
+          <m:sub>
+            <m:r>
+              <w:rPr>
+                <w:rFonts w:ascii="Cambria Math" w:hAnsi="Cambria Math"/>
+              </w:rPr>
+              <m:t>DSS,k</m:t>
+            </m:r>
+          </m:sub>
+        </m:sSub>
+      </m:oMath>
+      <w:r>
+        <w:t>.</w:t>
+      </w:r>
+    </w:p>
+    <w:p>
+      <w:pPr>
+        <w:pStyle w:val="PARAIndent"/>
+      </w:pPr>
+      <w:r>
+        <w:t xml:space="preserve">The regional inference </w:t>
+      </w:r>
+      <m:oMath>
+        <m:sSub>
+          <m:sSubPr>
+            <m:ctrlPr>
+              <w:rPr>
+                <w:rFonts w:ascii="Cambria Math" w:hAnsi="Cambria Math"/>
+              </w:rPr>
+            </m:ctrlPr>
+          </m:sSubPr>
+          <m:e>
+            <m:r>
+              <w:rPr>
+                <w:rFonts w:ascii="Cambria Math" w:hAnsi="Cambria Math"/>
+              </w:rPr>
+              <m:t>π</m:t>
+            </m:r>
+          </m:e>
+          <m:sub>
+            <m:r>
+              <w:rPr>
+                <w:rFonts w:ascii="Cambria Math" w:hAnsi="Cambria Math"/>
+              </w:rPr>
+              <m:t>DSS</m:t>
+            </m:r>
+          </m:sub>
+        </m:sSub>
+      </m:oMath>
+      <w:r>
+        <w:t xml:space="preserve"> runs independently inside every region. Each regional agent applies the same mapping </w:t>
+      </w:r>
+      <m:oMath>
+        <m:sSub>
+          <m:sSubPr>
+            <m:ctrlPr>
+              <w:rPr>
+                <w:rFonts w:ascii="Cambria Math" w:hAnsi="Cambria Math"/>
+              </w:rPr>
+            </m:ctrlPr>
+          </m:sSubPr>
+          <m:e>
+            <m:r>
+              <w:rPr>
+                <w:rFonts w:ascii="Cambria Math" w:hAnsi="Cambria Math"/>
+              </w:rPr>
+              <m:t>π</m:t>
+            </m:r>
+          </m:e>
+          <m:sub>
+            <m:r>
+              <w:rPr>
+                <w:rFonts w:ascii="Cambria Math" w:hAnsi="Cambria Math"/>
+              </w:rPr>
+              <m:t>DSS</m:t>
+            </m:r>
+          </m:sub>
+        </m:sSub>
+      </m:oMath>
+      <w:r>
+        <w:t xml:space="preserve"> to its own concept vector and decision-related inputs and returns a multi-action intervention, one continuous intensity per intervention type, as in (13). Four intervention types are supported: </w:t>
+      </w:r>
+      <w:r>
+        <w:t>(</w:t>
+      </w:r>
+      <w:proofErr w:type="spellStart"/>
+      <w:r>
+        <w:t>i</w:t>
+      </w:r>
+      <w:proofErr w:type="spellEnd"/>
+      <w:r>
+        <w:t xml:space="preserve">) </w:t>
+      </w:r>
+      <w:r>
+        <w:t>direct suppression</w:t>
+      </w:r>
+      <w:r>
+        <w:t xml:space="preserve"> </w:t>
+      </w:r>
+      <m:oMath>
+        <m:r>
+          <w:rPr>
+            <w:rFonts w:ascii="Cambria Math" w:hAnsi="Cambria Math"/>
+          </w:rPr>
+          <m:t>(m=1)</m:t>
+        </m:r>
+      </m:oMath>
+      <w:r>
+        <w:t xml:space="preserve"> which reduces fire intensity at the targeted cells</w:t>
+      </w:r>
+      <w:r>
+        <w:t xml:space="preserve">, </w:t>
+      </w:r>
+      <w:r>
+        <w:t xml:space="preserve">(ii) </w:t>
+      </w:r>
+      <w:r>
+        <w:t>preventive fuel reduction</w:t>
+      </w:r>
+      <w:r>
+        <w:t xml:space="preserve"> </w:t>
+      </w:r>
+      <m:oMath>
+        <m:r>
+          <w:rPr>
+            <w:rFonts w:ascii="Cambria Math" w:hAnsi="Cambria Math"/>
+          </w:rPr>
+          <m:t>(m=2)</m:t>
+        </m:r>
+      </m:oMath>
+      <w:r>
+        <w:t xml:space="preserve"> which lowers available fuel ahead of the front</w:t>
+      </w:r>
+      <w:r>
+        <w:t xml:space="preserve">, </w:t>
+      </w:r>
+      <w:r>
+        <w:t xml:space="preserve">(iii) </w:t>
+      </w:r>
+      <w:r>
+        <w:t>asset protection priority</w:t>
+      </w:r>
+      <w:r>
+        <w:t xml:space="preserve"> </w:t>
+      </w:r>
+      <m:oMath>
+        <m:r>
+          <w:rPr>
+            <w:rFonts w:ascii="Cambria Math" w:hAnsi="Cambria Math"/>
+          </w:rPr>
+          <m:t>(m=3)</m:t>
+        </m:r>
+      </m:oMath>
+      <w:r>
+        <w:t xml:space="preserve"> </w:t>
+      </w:r>
+      <w:r>
+        <w:t>which concentrates effort on high-value cells</w:t>
+      </w:r>
+      <w:r>
+        <w:t xml:space="preserve"> and </w:t>
+      </w:r>
+      <w:r>
+        <w:t xml:space="preserve">(iv) </w:t>
+      </w:r>
+      <w:r>
+        <w:t>indirect attack</w:t>
+      </w:r>
+      <w:r>
+        <w:t xml:space="preserve"> </w:t>
+      </w:r>
+      <m:oMath>
+        <m:r>
+          <w:rPr>
+            <w:rFonts w:ascii="Cambria Math" w:hAnsi="Cambria Math"/>
+          </w:rPr>
+          <m:t>(m=4)</m:t>
+        </m:r>
+      </m:oMath>
+      <w:r>
+        <w:t xml:space="preserve"> </w:t>
+      </w:r>
+      <w:r>
+        <w:t>which builds a containment line or backfire ahead of the active edge to block the front where direct attack is infeasible.</w:t>
+      </w:r>
+    </w:p>
+    <w:p>
+      <w:pPr>
+        <w:pStyle w:val="PARAIndent"/>
+      </w:pPr>
+      <w:r>
         <w:rPr>
           <w:i/>
           <w:iCs/>
@@ -9844,13 +11780,13 @@
         <mc:AlternateContent>
           <mc:Choice Requires="wpg">
             <w:drawing>
-              <wp:anchor distT="0" distB="0" distL="114300" distR="114300" simplePos="0" relativeHeight="251692032" behindDoc="0" locked="0" layoutInCell="1" allowOverlap="1" wp14:anchorId="7E389D2F" wp14:editId="79A199D7">
+              <wp:anchor distT="0" distB="0" distL="114300" distR="114300" simplePos="0" relativeHeight="251649536" behindDoc="0" locked="0" layoutInCell="1" allowOverlap="1" wp14:anchorId="7E389D2F" wp14:editId="3D3C3BE6">
                 <wp:simplePos x="0" y="0"/>
                 <wp:positionH relativeFrom="column">
                   <wp:posOffset>22860</wp:posOffset>
                 </wp:positionH>
                 <wp:positionV relativeFrom="paragraph">
-                  <wp:posOffset>-636270</wp:posOffset>
+                  <wp:posOffset>-3439160</wp:posOffset>
                 </wp:positionV>
                 <wp:extent cx="3155950" cy="2847975"/>
                 <wp:effectExtent l="0" t="0" r="6350" b="9525"/>
@@ -9877,7 +11813,7 @@
                           </pic:cNvPicPr>
                         </pic:nvPicPr>
                         <pic:blipFill rotWithShape="1">
-                          <a:blip r:embed="rId23" cstate="print">
+                          <a:blip r:embed="rId25" cstate="print">
                             <a:extLst>
                               <a:ext uri="{28A0092B-C50C-407E-A947-70E740481C1C}">
                                 <a14:useLocalDpi xmlns:a14="http://schemas.microsoft.com/office/drawing/2010/main" val="0"/>
@@ -9927,7 +11863,7 @@
                               <w:pPr>
                                 <w:pStyle w:val="Caption"/>
                               </w:pPr>
-                              <w:bookmarkStart w:id="35" w:name="_Ref233237898"/>
+                              <w:bookmarkStart w:id="41" w:name="_Ref233237898"/>
                               <w:r>
                                 <w:rPr>
                                   <w:b/>
@@ -9962,7 +11898,7 @@
                                   <w:bCs/>
                                   <w:noProof/>
                                 </w:rPr>
-                                <w:t>7</w:t>
+                                <w:t>8</w:t>
                               </w:r>
                               <w:r>
                                 <w:rPr>
@@ -9972,7 +11908,7 @@
                                 </w:rPr>
                                 <w:fldChar w:fldCharType="end"/>
                               </w:r>
-                              <w:bookmarkEnd w:id="35"/>
+                              <w:bookmarkEnd w:id="41"/>
                               <w:r>
                                 <w:rPr>
                                   <w:b/>
@@ -10012,18 +11948,18 @@
           </mc:Choice>
           <mc:Fallback>
             <w:pict>
-              <v:group w14:anchorId="7E389D2F" id="Group 12" o:spid="_x0000_s1044" style="position:absolute;left:0;text-align:left;margin-left:1.8pt;margin-top:-50.1pt;width:248.5pt;height:224.25pt;z-index:251692032;mso-height-relative:margin" coordorigin=",762" coordsize="31559,28492" o:gfxdata="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">
-                <v:shape id="Picture 11" o:spid="_x0000_s1045" type="#_x0000_t75" style="position:absolute;top:762;width:31559;height:25463;visibility:visible;mso-wrap-style:square" o:gfxdata="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">
-                  <v:imagedata r:id="rId24" o:title="" croptop="1905f"/>
+              <v:group w14:anchorId="7E389D2F" id="Group 12" o:spid="_x0000_s1047" style="position:absolute;left:0;text-align:left;margin-left:1.8pt;margin-top:-270.8pt;width:248.5pt;height:224.25pt;z-index:251649536;mso-height-relative:margin" coordorigin=",762" coordsize="31559,28492" o:gfxdata="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">
+                <v:shape id="Picture 11" o:spid="_x0000_s1048" type="#_x0000_t75" style="position:absolute;top:762;width:31559;height:25463;visibility:visible;mso-wrap-style:square" o:gfxdata="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">
+                  <v:imagedata r:id="rId26" o:title="" croptop="1905f"/>
                 </v:shape>
-                <v:shape id="Text Box 1" o:spid="_x0000_s1046" type="#_x0000_t202" style="position:absolute;top:26333;width:31559;height:2921;visibility:visible;mso-wrap-style:square;v-text-anchor:top" o:gfxdata="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" stroked="f">
+                <v:shape id="Text Box 1" o:spid="_x0000_s1049" type="#_x0000_t202" style="position:absolute;top:26333;width:31559;height:2921;visibility:visible;mso-wrap-style:square;v-text-anchor:top" o:gfxdata="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" stroked="f">
                   <v:textbox style="mso-fit-shape-to-text:t" inset="0,0,0,0">
                     <w:txbxContent>
                       <w:p>
                         <w:pPr>
                           <w:pStyle w:val="Caption"/>
                         </w:pPr>
-                        <w:bookmarkStart w:id="36" w:name="_Ref233237898"/>
+                        <w:bookmarkStart w:id="42" w:name="_Ref233237898"/>
                         <w:r>
                           <w:rPr>
                             <w:b/>
@@ -10058,7 +11994,7 @@
                             <w:bCs/>
                             <w:noProof/>
                           </w:rPr>
-                          <w:t>7</w:t>
+                          <w:t>8</w:t>
                         </w:r>
                         <w:r>
                           <w:rPr>
@@ -10068,7 +12004,7 @@
                           </w:rPr>
                           <w:fldChar w:fldCharType="end"/>
                         </w:r>
-                        <w:bookmarkEnd w:id="36"/>
+                        <w:bookmarkEnd w:id="42"/>
                         <w:r>
                           <w:rPr>
                             <w:b/>
@@ -10098,13 +12034,109 @@
         </mc:AlternateContent>
       </w:r>
       <w:r>
+        <w:t xml:space="preserve">Because regions draw on shared and limited resources, the regional fields cannot simply be concatenated. The coordination operator </w:t>
+      </w:r>
+      <m:oMath>
+        <m:sSub>
+          <m:sSubPr>
+            <m:ctrlPr>
+              <w:rPr>
+                <w:rFonts w:ascii="Cambria Math" w:hAnsi="Cambria Math"/>
+              </w:rPr>
+            </m:ctrlPr>
+          </m:sSubPr>
+          <m:e>
+            <m:r>
+              <m:rPr>
+                <m:scr m:val="script"/>
+              </m:rPr>
+              <w:rPr>
+                <w:rFonts w:ascii="Cambria Math" w:hAnsi="Cambria Math"/>
+              </w:rPr>
+              <m:t>A</m:t>
+            </m:r>
+          </m:e>
+          <m:sub>
+            <m:r>
+              <w:rPr>
+                <w:rFonts w:ascii="Cambria Math" w:hAnsi="Cambria Math"/>
+              </w:rPr>
+              <m:t>DSS</m:t>
+            </m:r>
+          </m:sub>
+        </m:sSub>
+      </m:oMath>
+      <w:r>
+        <w:t xml:space="preserve"> assembles them into the single global field </w:t>
+      </w:r>
+      <m:oMath>
+        <m:sSub>
+          <m:sSubPr>
+            <m:ctrlPr>
+              <w:rPr>
+                <w:rFonts w:ascii="Cambria Math" w:hAnsi="Cambria Math"/>
+              </w:rPr>
+            </m:ctrlPr>
+          </m:sSubPr>
+          <m:e>
+            <m:r>
+              <w:rPr>
+                <w:rFonts w:ascii="Cambria Math" w:hAnsi="Cambria Math"/>
+              </w:rPr>
+              <m:t>U</m:t>
+            </m:r>
+          </m:e>
+          <m:sub>
+            <m:r>
+              <w:rPr>
+                <w:rFonts w:ascii="Cambria Math" w:hAnsi="Cambria Math"/>
+              </w:rPr>
+              <m:t>DSS,k</m:t>
+            </m:r>
+          </m:sub>
+        </m:sSub>
+      </m:oMath>
+      <w:r>
+        <w:t xml:space="preserve"> as in (14), performing no inference of its own. It normalizes competing demands against the available capacity and projects the result onto the feasible set </w:t>
+      </w:r>
+      <m:oMath>
+        <m:sSub>
+          <m:sSubPr>
+            <m:ctrlPr>
+              <w:rPr>
+                <w:rFonts w:ascii="Cambria Math" w:hAnsi="Cambria Math"/>
+              </w:rPr>
+            </m:ctrlPr>
+          </m:sSubPr>
+          <m:e>
+            <m:r>
+              <m:rPr>
+                <m:scr m:val="script"/>
+              </m:rPr>
+              <w:rPr>
+                <w:rFonts w:ascii="Cambria Math" w:hAnsi="Cambria Math"/>
+              </w:rPr>
+              <m:t>U</m:t>
+            </m:r>
+          </m:e>
+          <m:sub>
+            <m:r>
+              <w:rPr>
+                <w:rFonts w:ascii="Cambria Math" w:hAnsi="Cambria Math"/>
+              </w:rPr>
+              <m:t>DSS</m:t>
+            </m:r>
+          </m:sub>
+        </m:sSub>
+      </m:oMath>
+      <w:r>
+        <w:t>, so the global field stays admissible even when several regions request the same crews (</w:t>
+      </w:r>
+      <w:r>
         <w:fldChar w:fldCharType="begin"/>
       </w:r>
       <w:r>
-        <w:instrText xml:space="preserve"> REF _Ref233237898 \h </w:instrText>
-      </w:r>
-      <w:r>
-        <w:instrText xml:space="preserve"> \* MERGEFORMAT </w:instrText>
+        <w:instrText xml:space="preserve"> REF _Ref233237898 \h  \* MERGEFORMAT </w:instrText>
       </w:r>
       <w:r>
         <w:fldChar w:fldCharType="separate"/>
@@ -10116,13 +12148,87 @@
         <w:rPr>
           <w:noProof/>
         </w:rPr>
-        <w:t>7</w:t>
+        <w:t>8</w:t>
       </w:r>
       <w:r>
         <w:fldChar w:fldCharType="end"/>
       </w:r>
       <w:r>
-        <w:t xml:space="preserve"> lays out decision generation across the domain. The operational area is partitioned into </w:t>
+        <w:t xml:space="preserve">). The value- and resource-related quantities that define </w:t>
+      </w:r>
+      <m:oMath>
+        <m:sSub>
+          <m:sSubPr>
+            <m:ctrlPr>
+              <w:rPr>
+                <w:rFonts w:ascii="Cambria Math" w:hAnsi="Cambria Math"/>
+              </w:rPr>
+            </m:ctrlPr>
+          </m:sSubPr>
+          <m:e>
+            <m:r>
+              <m:rPr>
+                <m:scr m:val="script"/>
+              </m:rPr>
+              <w:rPr>
+                <w:rFonts w:ascii="Cambria Math" w:hAnsi="Cambria Math"/>
+              </w:rPr>
+              <m:t>U</m:t>
+            </m:r>
+          </m:e>
+          <m:sub>
+            <m:r>
+              <w:rPr>
+                <w:rFonts w:ascii="Cambria Math" w:hAnsi="Cambria Math"/>
+              </w:rPr>
+              <m:t>DSS</m:t>
+            </m:r>
+          </m:sub>
+        </m:sSub>
+      </m:oMath>
+      <w:r>
+        <w:t xml:space="preserve"> are listed in Appendix C.</w:t>
+      </w:r>
+    </w:p>
+    <w:p>
+      <w:pPr>
+        <w:pStyle w:val="PARAIndent"/>
+      </w:pPr>
+      <w:r>
+        <w:t xml:space="preserve">Coordination is mediated only through </w:t>
+      </w:r>
+      <m:oMath>
+        <m:sSub>
+          <m:sSubPr>
+            <m:ctrlPr>
+              <w:rPr>
+                <w:rFonts w:ascii="Cambria Math" w:hAnsi="Cambria Math"/>
+              </w:rPr>
+            </m:ctrlPr>
+          </m:sSubPr>
+          <m:e>
+            <m:r>
+              <m:rPr>
+                <m:scr m:val="script"/>
+              </m:rPr>
+              <w:rPr>
+                <w:rFonts w:ascii="Cambria Math" w:hAnsi="Cambria Math"/>
+              </w:rPr>
+              <m:t>A</m:t>
+            </m:r>
+          </m:e>
+          <m:sub>
+            <m:r>
+              <w:rPr>
+                <w:rFonts w:ascii="Cambria Math" w:hAnsi="Cambria Math"/>
+              </w:rPr>
+              <m:t>DSS</m:t>
+            </m:r>
+          </m:sub>
+        </m:sSub>
+      </m:oMath>
+      <w:r>
+        <w:t xml:space="preserve">; regions never exchange messages peer-to-peer. The per-cycle communication therefore grows linearly with the number of regions </w:t>
       </w:r>
       <m:oMath>
         <m:r>
@@ -10133,625 +12239,7 @@
         </m:r>
       </m:oMath>
       <w:r>
-        <w:t xml:space="preserve"> disjoint regions; each region forms its own local observation through a regional observation operator under a regional disturbance, and a local agent </w:t>
-      </w:r>
-      <m:oMath>
-        <m:sSub>
-          <m:sSubPr>
-            <m:ctrlPr>
-              <w:rPr>
-                <w:rFonts w:ascii="Cambria Math" w:hAnsi="Cambria Math"/>
-              </w:rPr>
-            </m:ctrlPr>
-          </m:sSubPr>
-          <m:e>
-            <m:r>
-              <w:rPr>
-                <w:rFonts w:ascii="Cambria Math" w:hAnsi="Cambria Math"/>
-              </w:rPr>
-              <m:t>π</m:t>
-            </m:r>
-          </m:e>
-          <m:sub>
-            <m:r>
-              <w:rPr>
-                <w:rFonts w:ascii="Cambria Math" w:hAnsi="Cambria Math"/>
-              </w:rPr>
-              <m:t>DSS</m:t>
-            </m:r>
-          </m:sub>
-        </m:sSub>
-      </m:oMath>
-      <w:r>
-        <w:t xml:space="preserve"> maps that observation and the region’s decision-related in</w:t>
-      </w:r>
-      <w:r>
-        <w:t xml:space="preserve">puts to a multi-action intervention. The global coordinator </w:t>
-      </w:r>
-      <m:oMath>
-        <m:sSub>
-          <m:sSubPr>
-            <m:ctrlPr>
-              <w:rPr>
-                <w:rFonts w:ascii="Cambria Math" w:hAnsi="Cambria Math"/>
-              </w:rPr>
-            </m:ctrlPr>
-          </m:sSubPr>
-          <m:e>
-            <m:r>
-              <m:rPr>
-                <m:scr m:val="script"/>
-              </m:rPr>
-              <w:rPr>
-                <w:rFonts w:ascii="Cambria Math" w:hAnsi="Cambria Math"/>
-              </w:rPr>
-              <m:t>A</m:t>
-            </m:r>
-          </m:e>
-          <m:sub>
-            <m:r>
-              <w:rPr>
-                <w:rFonts w:ascii="Cambria Math" w:hAnsi="Cambria Math"/>
-              </w:rPr>
-              <m:t>DSS</m:t>
-            </m:r>
-          </m:sub>
-        </m:sSub>
-      </m:oMath>
-      <w:r>
-        <w:t xml:space="preserve"> then assembles the regional fields into the single global intervention field </w:t>
-      </w:r>
-      <m:oMath>
-        <m:sSub>
-          <m:sSubPr>
-            <m:ctrlPr>
-              <w:rPr>
-                <w:rFonts w:ascii="Cambria Math" w:hAnsi="Cambria Math"/>
-              </w:rPr>
-            </m:ctrlPr>
-          </m:sSubPr>
-          <m:e>
-            <m:r>
-              <w:rPr>
-                <w:rFonts w:ascii="Cambria Math" w:hAnsi="Cambria Math"/>
-              </w:rPr>
-              <m:t>U</m:t>
-            </m:r>
-          </m:e>
-          <m:sub>
-            <m:r>
-              <w:rPr>
-                <w:rFonts w:ascii="Cambria Math" w:hAnsi="Cambria Math"/>
-              </w:rPr>
-              <m:t>DSS,k</m:t>
-            </m:r>
-          </m:sub>
-        </m:sSub>
-      </m:oMath>
-      <w:r>
-        <w:t>.</w:t>
-      </w:r>
-    </w:p>
-    <w:p>
-      <w:pPr>
-        <w:pStyle w:val="PARAIndent"/>
-      </w:pPr>
-      <w:r>
-        <w:t xml:space="preserve">The regional inference </w:t>
-      </w:r>
-      <m:oMath>
-        <m:sSub>
-          <m:sSubPr>
-            <m:ctrlPr>
-              <w:rPr>
-                <w:rFonts w:ascii="Cambria Math" w:hAnsi="Cambria Math"/>
-              </w:rPr>
-            </m:ctrlPr>
-          </m:sSubPr>
-          <m:e>
-            <m:r>
-              <w:rPr>
-                <w:rFonts w:ascii="Cambria Math" w:hAnsi="Cambria Math"/>
-              </w:rPr>
-              <m:t>π</m:t>
-            </m:r>
-          </m:e>
-          <m:sub>
-            <m:r>
-              <w:rPr>
-                <w:rFonts w:ascii="Cambria Math" w:hAnsi="Cambria Math"/>
-              </w:rPr>
-              <m:t>DSS</m:t>
-            </m:r>
-          </m:sub>
-        </m:sSub>
-      </m:oMath>
-      <w:r>
-        <w:t xml:space="preserve"> runs independently inside every region. Each regional agent applies the same mapping </w:t>
-      </w:r>
-      <m:oMath>
-        <m:sSub>
-          <m:sSubPr>
-            <m:ctrlPr>
-              <w:rPr>
-                <w:rFonts w:ascii="Cambria Math" w:hAnsi="Cambria Math"/>
-              </w:rPr>
-            </m:ctrlPr>
-          </m:sSubPr>
-          <m:e>
-            <m:r>
-              <w:rPr>
-                <w:rFonts w:ascii="Cambria Math" w:hAnsi="Cambria Math"/>
-              </w:rPr>
-              <m:t>π</m:t>
-            </m:r>
-          </m:e>
-          <m:sub>
-            <m:r>
-              <w:rPr>
-                <w:rFonts w:ascii="Cambria Math" w:hAnsi="Cambria Math"/>
-              </w:rPr>
-              <m:t>DSS</m:t>
-            </m:r>
-          </m:sub>
-        </m:sSub>
-      </m:oMath>
-      <w:r>
-        <w:t xml:space="preserve"> to its own concept vector and decision-related inputs and returns a multi-action intervention, one continuous intensity per intervention type, as in (13). Four intervention types are supported, summarized in Table III: direct suppression, preventive fuel reduction, asset protection priority, and indirect attack, which builds a containment line or backfire ahead of the active edge to block the front where direct attack is infeasible.</w:t>
-      </w:r>
-    </w:p>
-    <w:p>
-      <w:pPr>
-        <w:pStyle w:val="TableTitle"/>
-      </w:pPr>
-      <w:r>
-        <w:t>TABLE III</w:t>
-      </w:r>
-    </w:p>
-    <w:p>
-      <w:pPr>
-        <w:pStyle w:val="TableTitle"/>
-      </w:pPr>
-      <w:r>
-        <w:t>Intervention Types</w:t>
-      </w:r>
-    </w:p>
-    <w:tbl>
-      <w:tblPr>
-        <w:tblW w:w="5000" w:type="pct"/>
-        <w:jc w:val="center"/>
-        <w:tblBorders>
-          <w:top w:val="single" w:sz="4" w:space="0" w:color="000000"/>
-          <w:left w:val="single" w:sz="4" w:space="0" w:color="000000"/>
-          <w:bottom w:val="single" w:sz="4" w:space="0" w:color="000000"/>
-          <w:right w:val="single" w:sz="4" w:space="0" w:color="000000"/>
-          <w:insideH w:val="single" w:sz="4" w:space="0" w:color="000000"/>
-          <w:insideV w:val="single" w:sz="4" w:space="0" w:color="000000"/>
-        </w:tblBorders>
-        <w:tblCellMar>
-          <w:left w:w="28" w:type="dxa"/>
-          <w:right w:w="28" w:type="dxa"/>
-        </w:tblCellMar>
-        <w:tblLook w:val="04A0" w:firstRow="1" w:lastRow="0" w:firstColumn="1" w:lastColumn="0" w:noHBand="0" w:noVBand="1"/>
-      </w:tblPr>
-      <w:tblGrid>
-        <w:gridCol w:w="2002"/>
-        <w:gridCol w:w="2878"/>
-      </w:tblGrid>
-      <w:tr>
-        <w:trPr>
-          <w:jc w:val="center"/>
-        </w:trPr>
-        <w:tc>
-          <w:tcPr>
-            <w:tcW w:w="2051" w:type="pct"/>
-          </w:tcPr>
-          <w:p>
-            <w:pPr>
-              <w:jc w:val="center"/>
-            </w:pPr>
-            <w:r>
-              <w:rPr>
-                <w:b/>
-              </w:rPr>
-              <w:t>Type/ Intervention</w:t>
-            </w:r>
-          </w:p>
-        </w:tc>
-        <w:tc>
-          <w:tcPr>
-            <w:tcW w:w="2949" w:type="pct"/>
-          </w:tcPr>
-          <w:p>
-            <w:pPr>
-              <w:jc w:val="center"/>
-            </w:pPr>
-            <w:r>
-              <w:rPr>
-                <w:b/>
-              </w:rPr>
-              <w:t>Effect on the environment</w:t>
-            </w:r>
-          </w:p>
-        </w:tc>
-      </w:tr>
-      <w:tr>
-        <w:trPr>
-          <w:jc w:val="center"/>
-        </w:trPr>
-        <w:tc>
-          <w:tcPr>
-            <w:tcW w:w="2051" w:type="pct"/>
-          </w:tcPr>
-          <w:p>
-            <w:pPr>
-              <w:jc w:val="left"/>
-            </w:pPr>
-            <w:r>
-              <w:t>m=1/ Direct suppression</w:t>
-            </w:r>
-          </w:p>
-        </w:tc>
-        <w:tc>
-          <w:tcPr>
-            <w:tcW w:w="2949" w:type="pct"/>
-          </w:tcPr>
-          <w:p>
-            <w:r>
-              <w:t>Reduces fire intensity at the targeted cells</w:t>
-            </w:r>
-          </w:p>
-        </w:tc>
-      </w:tr>
-      <w:tr>
-        <w:trPr>
-          <w:jc w:val="center"/>
-        </w:trPr>
-        <w:tc>
-          <w:tcPr>
-            <w:tcW w:w="2051" w:type="pct"/>
-          </w:tcPr>
-          <w:p>
-            <w:pPr>
-              <w:jc w:val="left"/>
-            </w:pPr>
-            <w:r>
-              <w:t>m=2/ Preventive fuel reduction</w:t>
-            </w:r>
-          </w:p>
-        </w:tc>
-        <w:tc>
-          <w:tcPr>
-            <w:tcW w:w="2949" w:type="pct"/>
-          </w:tcPr>
-          <w:p>
-            <w:r>
-              <w:t>Lowers available fuel ahead of the front</w:t>
-            </w:r>
-          </w:p>
-        </w:tc>
-      </w:tr>
-      <w:tr>
-        <w:trPr>
-          <w:jc w:val="center"/>
-        </w:trPr>
-        <w:tc>
-          <w:tcPr>
-            <w:tcW w:w="2051" w:type="pct"/>
-          </w:tcPr>
-          <w:p>
-            <w:pPr>
-              <w:jc w:val="left"/>
-            </w:pPr>
-            <w:r>
-              <w:t>m=3/ Asset protection priority</w:t>
-            </w:r>
-          </w:p>
-        </w:tc>
-        <w:tc>
-          <w:tcPr>
-            <w:tcW w:w="2949" w:type="pct"/>
-          </w:tcPr>
-          <w:p>
-            <w:r>
-              <w:t>Concentrates effort on high-value cells</w:t>
-            </w:r>
-          </w:p>
-        </w:tc>
-      </w:tr>
-      <w:tr>
-        <w:trPr>
-          <w:jc w:val="center"/>
-        </w:trPr>
-        <w:tc>
-          <w:tcPr>
-            <w:tcW w:w="2051" w:type="pct"/>
-          </w:tcPr>
-          <w:p>
-            <w:pPr>
-              <w:jc w:val="left"/>
-            </w:pPr>
-            <w:r>
-              <w:t>m=4/ Indirect attack</w:t>
-            </w:r>
-          </w:p>
-        </w:tc>
-        <w:tc>
-          <w:tcPr>
-            <w:tcW w:w="2949" w:type="pct"/>
-          </w:tcPr>
-          <w:p>
-            <w:r>
-              <w:t>Blocks fire spread along a constructed line ahead of the front</w:t>
-            </w:r>
-          </w:p>
-        </w:tc>
-      </w:tr>
-    </w:tbl>
-    <w:p>
-      <w:pPr>
-        <w:pStyle w:val="PARAIndent"/>
-      </w:pPr>
-      <w:r>
-        <w:t xml:space="preserve">Because regions draw on shared and limited resources, the regional fields cannot simply be concatenated. The coordination operator </w:t>
-      </w:r>
-      <m:oMath>
-        <m:sSub>
-          <m:sSubPr>
-            <m:ctrlPr>
-              <w:rPr>
-                <w:rFonts w:ascii="Cambria Math" w:hAnsi="Cambria Math"/>
-              </w:rPr>
-            </m:ctrlPr>
-          </m:sSubPr>
-          <m:e>
-            <m:r>
-              <m:rPr>
-                <m:scr m:val="script"/>
-              </m:rPr>
-              <w:rPr>
-                <w:rFonts w:ascii="Cambria Math" w:hAnsi="Cambria Math"/>
-              </w:rPr>
-              <m:t>A</m:t>
-            </m:r>
-          </m:e>
-          <m:sub>
-            <m:r>
-              <w:rPr>
-                <w:rFonts w:ascii="Cambria Math" w:hAnsi="Cambria Math"/>
-              </w:rPr>
-              <m:t>DSS</m:t>
-            </m:r>
-          </m:sub>
-        </m:sSub>
-      </m:oMath>
-      <w:r>
-        <w:t xml:space="preserve"> assembles them into the single global field </w:t>
-      </w:r>
-      <m:oMath>
-        <m:sSub>
-          <m:sSubPr>
-            <m:ctrlPr>
-              <w:rPr>
-                <w:rFonts w:ascii="Cambria Math" w:hAnsi="Cambria Math"/>
-              </w:rPr>
-            </m:ctrlPr>
-          </m:sSubPr>
-          <m:e>
-            <m:r>
-              <w:rPr>
-                <w:rFonts w:ascii="Cambria Math" w:hAnsi="Cambria Math"/>
-              </w:rPr>
-              <m:t>U</m:t>
-            </m:r>
-          </m:e>
-          <m:sub>
-            <m:r>
-              <w:rPr>
-                <w:rFonts w:ascii="Cambria Math" w:hAnsi="Cambria Math"/>
-              </w:rPr>
-              <m:t>DSS,k</m:t>
-            </m:r>
-          </m:sub>
-        </m:sSub>
-      </m:oMath>
-      <w:r>
-        <w:t xml:space="preserve"> as in (14), performing no inference of its own. It normalizes competing demands against the available capacity and projects the result onto the feasible set </w:t>
-      </w:r>
-      <m:oMath>
-        <m:sSub>
-          <m:sSubPr>
-            <m:ctrlPr>
-              <w:rPr>
-                <w:rFonts w:ascii="Cambria Math" w:hAnsi="Cambria Math"/>
-              </w:rPr>
-            </m:ctrlPr>
-          </m:sSubPr>
-          <m:e>
-            <m:r>
-              <m:rPr>
-                <m:scr m:val="script"/>
-              </m:rPr>
-              <w:rPr>
-                <w:rFonts w:ascii="Cambria Math" w:hAnsi="Cambria Math"/>
-              </w:rPr>
-              <m:t>U</m:t>
-            </m:r>
-          </m:e>
-          <m:sub>
-            <m:r>
-              <w:rPr>
-                <w:rFonts w:ascii="Cambria Math" w:hAnsi="Cambria Math"/>
-              </w:rPr>
-              <m:t>DSS</m:t>
-            </m:r>
-          </m:sub>
-        </m:sSub>
-      </m:oMath>
-      <w:r>
-        <w:t xml:space="preserve">, so the global field stays admissible even when several regions </w:t>
-      </w:r>
-      <w:r>
-        <w:lastRenderedPageBreak/>
-        <w:t>request the same crews (</w:t>
-      </w:r>
-      <w:r>
-        <w:fldChar w:fldCharType="begin"/>
-      </w:r>
-      <w:r>
-        <w:instrText xml:space="preserve"> REF _Ref233237898 \h </w:instrText>
-      </w:r>
-      <w:r>
-        <w:instrText xml:space="preserve"> \* MERGEFORMAT </w:instrText>
-      </w:r>
-      <w:r>
-        <w:fldChar w:fldCharType="separate"/>
-      </w:r>
-      <w:r>
-        <w:t xml:space="preserve">Fig. </w:t>
-      </w:r>
-      <w:r>
-        <w:rPr>
-          <w:noProof/>
-        </w:rPr>
-        <w:t>7</w:t>
-      </w:r>
-      <w:r>
-        <w:fldChar w:fldCharType="end"/>
-      </w:r>
-      <w:r>
-        <w:t xml:space="preserve">). The value- and resource-related quantities that define </w:t>
-      </w:r>
-      <m:oMath>
-        <m:sSub>
-          <m:sSubPr>
-            <m:ctrlPr>
-              <w:rPr>
-                <w:rFonts w:ascii="Cambria Math" w:hAnsi="Cambria Math"/>
-              </w:rPr>
-            </m:ctrlPr>
-          </m:sSubPr>
-          <m:e>
-            <m:r>
-              <m:rPr>
-                <m:scr m:val="script"/>
-              </m:rPr>
-              <w:rPr>
-                <w:rFonts w:ascii="Cambria Math" w:hAnsi="Cambria Math"/>
-              </w:rPr>
-              <m:t>U</m:t>
-            </m:r>
-          </m:e>
-          <m:sub>
-            <m:r>
-              <w:rPr>
-                <w:rFonts w:ascii="Cambria Math" w:hAnsi="Cambria Math"/>
-              </w:rPr>
-              <m:t>DSS</m:t>
-            </m:r>
-          </m:sub>
-        </m:sSub>
-      </m:oMath>
-      <w:r>
-        <w:t xml:space="preserve"> are listed in Appendix C.</w:t>
-      </w:r>
-    </w:p>
-    <w:p>
-      <w:pPr>
-        <w:pStyle w:val="PARAIndent"/>
-      </w:pPr>
-      <w:r>
-        <w:t xml:space="preserve">Coordination is mediated only through </w:t>
-      </w:r>
-      <m:oMath>
-        <m:sSub>
-          <m:sSubPr>
-            <m:ctrlPr>
-              <w:rPr>
-                <w:rFonts w:ascii="Cambria Math" w:hAnsi="Cambria Math"/>
-              </w:rPr>
-            </m:ctrlPr>
-          </m:sSubPr>
-          <m:e>
-            <m:r>
-              <m:rPr>
-                <m:scr m:val="script"/>
-              </m:rPr>
-              <w:rPr>
-                <w:rFonts w:ascii="Cambria Math" w:hAnsi="Cambria Math"/>
-              </w:rPr>
-              <m:t>A</m:t>
-            </m:r>
-          </m:e>
-          <m:sub>
-            <m:r>
-              <w:rPr>
-                <w:rFonts w:ascii="Cambria Math" w:hAnsi="Cambria Math"/>
-              </w:rPr>
-              <m:t>DSS</m:t>
-            </m:r>
-          </m:sub>
-        </m:sSub>
-      </m:oMath>
-      <w:r>
-        <w:t xml:space="preserve">; regions never exchange messages peer-to-peer. The per-cycle communication therefore grows linearly with the number of regions </w:t>
-      </w:r>
-      <m:oMath>
-        <m:r>
-          <w:rPr>
-            <w:rFonts w:ascii="Cambria Math" w:hAnsi="Cambria Math"/>
-          </w:rPr>
-          <m:t>N</m:t>
-        </m:r>
-      </m:oMath>
-      <w:r>
         <w:t>, as in (11), avoiding the quadratic overhead of a peer-to-peer design and giving the hierarchical organization of Section II-D its scalability.</w:t>
-      </w:r>
-    </w:p>
-    <w:p>
-      <w:pPr>
-        <w:pStyle w:val="Heading2"/>
-      </w:pPr>
-      <w:r>
-        <w:t>D. Explainability and Fail-Safe Governance</w:t>
-      </w:r>
-    </w:p>
-    <w:p>
-      <w:pPr>
-        <w:pStyle w:val="PARAIndent"/>
-      </w:pPr>
-      <w:r>
-        <w:t xml:space="preserve">Because every decision passes through the concept layer, it carries its own explanation. Each intervention is linked to the concept activation pattern that </w:t>
-      </w:r>
-      <w:r>
-        <w:t>produced it, the concept rules it fired, and the confidence of the observations behind it, so the reasoning can be inspected directly rather than approximated after the fact by post-hoc attribution (</w:t>
-      </w:r>
-      <w:r>
-        <w:fldChar w:fldCharType="begin"/>
-      </w:r>
-      <w:r>
-        <w:instrText xml:space="preserve"> REF _Ref233238013 \h </w:instrText>
-      </w:r>
-      <w:r>
-        <w:instrText xml:space="preserve"> \* MERGEFORMAT </w:instrText>
-      </w:r>
-      <w:r>
-        <w:fldChar w:fldCharType="separate"/>
-      </w:r>
-      <w:r>
-        <w:t xml:space="preserve">Fig. </w:t>
-      </w:r>
-      <w:r>
-        <w:rPr>
-          <w:noProof/>
-        </w:rPr>
-        <w:t>8</w:t>
-      </w:r>
-      <w:r>
-        <w:fldChar w:fldCharType="end"/>
-      </w:r>
-      <w:r>
-        <w:t>).</w:t>
       </w:r>
     </w:p>
     <w:p>
@@ -10765,13 +12253,13 @@
         <mc:AlternateContent>
           <mc:Choice Requires="wpg">
             <w:drawing>
-              <wp:anchor distT="0" distB="0" distL="114300" distR="114300" simplePos="0" relativeHeight="251711488" behindDoc="0" locked="0" layoutInCell="1" allowOverlap="1" wp14:anchorId="50669A28" wp14:editId="4797CC8F">
+              <wp:anchor distT="0" distB="0" distL="114300" distR="114300" simplePos="0" relativeHeight="251662848" behindDoc="0" locked="0" layoutInCell="1" allowOverlap="1" wp14:anchorId="50669A28" wp14:editId="5C5953F1">
                 <wp:simplePos x="0" y="0"/>
                 <wp:positionH relativeFrom="column">
-                  <wp:posOffset>3412490</wp:posOffset>
+                  <wp:posOffset>-22860</wp:posOffset>
                 </wp:positionH>
                 <wp:positionV relativeFrom="paragraph">
-                  <wp:posOffset>-2489200</wp:posOffset>
+                  <wp:posOffset>74930</wp:posOffset>
                 </wp:positionV>
                 <wp:extent cx="3199130" cy="1258570"/>
                 <wp:effectExtent l="0" t="0" r="1270" b="0"/>
@@ -10798,7 +12286,7 @@
                           </pic:cNvPicPr>
                         </pic:nvPicPr>
                         <pic:blipFill>
-                          <a:blip r:embed="rId25" cstate="print">
+                          <a:blip r:embed="rId27" cstate="print">
                             <a:extLst>
                               <a:ext uri="{28A0092B-C50C-407E-A947-70E740481C1C}">
                                 <a14:useLocalDpi xmlns:a14="http://schemas.microsoft.com/office/drawing/2010/main" val="0"/>
@@ -10848,7 +12336,7 @@
                               <w:pPr>
                                 <w:pStyle w:val="Caption"/>
                               </w:pPr>
-                              <w:bookmarkStart w:id="37" w:name="_Ref233238013"/>
+                              <w:bookmarkStart w:id="43" w:name="_Ref233238013"/>
                               <w:r>
                                 <w:rPr>
                                   <w:b/>
@@ -10883,7 +12371,7 @@
                                   <w:bCs/>
                                   <w:noProof/>
                                 </w:rPr>
-                                <w:t>8</w:t>
+                                <w:t>9</w:t>
                               </w:r>
                               <w:r>
                                 <w:rPr>
@@ -10893,7 +12381,7 @@
                                 </w:rPr>
                                 <w:fldChar w:fldCharType="end"/>
                               </w:r>
-                              <w:bookmarkEnd w:id="37"/>
+                              <w:bookmarkEnd w:id="43"/>
                               <w:r>
                                 <w:rPr>
                                   <w:b/>
@@ -10923,18 +12411,18 @@
           </mc:Choice>
           <mc:Fallback>
             <w:pict>
-              <v:group w14:anchorId="50669A28" id="Group 14" o:spid="_x0000_s1047" style="position:absolute;left:0;text-align:left;margin-left:268.7pt;margin-top:-196pt;width:251.9pt;height:99.1pt;z-index:251711488" coordsize="31991,12585" o:gfxdata="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">
-                <v:shape id="Picture 13" o:spid="_x0000_s1048" type="#_x0000_t75" style="position:absolute;width:31991;height:9093;visibility:visible;mso-wrap-style:square" o:gfxdata="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">
-                  <v:imagedata r:id="rId26" o:title=""/>
+              <v:group w14:anchorId="50669A28" id="Group 14" o:spid="_x0000_s1050" style="position:absolute;left:0;text-align:left;margin-left:-1.8pt;margin-top:5.9pt;width:251.9pt;height:99.1pt;z-index:251662848" coordsize="31991,12585" o:gfxdata="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">
+                <v:shape id="Picture 13" o:spid="_x0000_s1051" type="#_x0000_t75" style="position:absolute;width:31991;height:9093;visibility:visible;mso-wrap-style:square" o:gfxdata="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">
+                  <v:imagedata r:id="rId28" o:title=""/>
                 </v:shape>
-                <v:shape id="Text Box 1" o:spid="_x0000_s1049" type="#_x0000_t202" style="position:absolute;top:9664;width:31991;height:2921;visibility:visible;mso-wrap-style:square;v-text-anchor:top" o:gfxdata="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" stroked="f">
+                <v:shape id="Text Box 1" o:spid="_x0000_s1052" type="#_x0000_t202" style="position:absolute;top:9664;width:31991;height:2921;visibility:visible;mso-wrap-style:square;v-text-anchor:top" o:gfxdata="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" stroked="f">
                   <v:textbox style="mso-fit-shape-to-text:t" inset="0,0,0,0">
                     <w:txbxContent>
                       <w:p>
                         <w:pPr>
                           <w:pStyle w:val="Caption"/>
                         </w:pPr>
-                        <w:bookmarkStart w:id="38" w:name="_Ref233238013"/>
+                        <w:bookmarkStart w:id="44" w:name="_Ref233238013"/>
                         <w:r>
                           <w:rPr>
                             <w:b/>
@@ -10969,7 +12457,7 @@
                             <w:bCs/>
                             <w:noProof/>
                           </w:rPr>
-                          <w:t>8</w:t>
+                          <w:t>9</w:t>
                         </w:r>
                         <w:r>
                           <w:rPr>
@@ -10979,7 +12467,7 @@
                           </w:rPr>
                           <w:fldChar w:fldCharType="end"/>
                         </w:r>
-                        <w:bookmarkEnd w:id="38"/>
+                        <w:bookmarkEnd w:id="44"/>
                         <w:r>
                           <w:rPr>
                             <w:b/>
@@ -11001,6 +12489,147 @@
           </mc:Fallback>
         </mc:AlternateContent>
       </w:r>
+    </w:p>
+    <w:p>
+      <w:pPr>
+        <w:pStyle w:val="TableTitle"/>
+      </w:pPr>
+      <w:r>
+        <w:t>Algorithm 1. DisasterAware decision cycle at step k.</w:t>
+      </w:r>
+    </w:p>
+    <w:p>
+      <w:pPr>
+        <w:pStyle w:val="PARAIndent"/>
+      </w:pPr>
+      <w:r>
+        <w:t xml:space="preserve">1) For each region </w:t>
+      </w:r>
+      <w:proofErr w:type="spellStart"/>
+      <w:r>
+        <w:t>i</w:t>
+      </w:r>
+      <w:proofErr w:type="spellEnd"/>
+      <w:r>
+        <w:t xml:space="preserve"> in parallel, form the local observation from the regional state and disturbance.</w:t>
+      </w:r>
+    </w:p>
+    <w:p>
+      <w:pPr>
+        <w:pStyle w:val="PARAIndent"/>
+      </w:pPr>
+      <w:r>
+        <w:t xml:space="preserve">2) Extract six bounded features and </w:t>
+      </w:r>
+      <w:proofErr w:type="spellStart"/>
+      <w:r>
+        <w:t>fuzzify</w:t>
+      </w:r>
+      <w:proofErr w:type="spellEnd"/>
+      <w:r>
+        <w:t xml:space="preserve"> them into five-term memberships (30 per cell).</w:t>
+      </w:r>
+    </w:p>
+    <w:p>
+      <w:pPr>
+        <w:pStyle w:val="PARAIndent"/>
+      </w:pPr>
+      <w:r>
+        <w:t>3) Construct the four concepts: c1 to c3 by first-order weighted aggregation, c4 as the second-order urgency concept.</w:t>
+      </w:r>
+    </w:p>
+    <w:p>
+      <w:pPr>
+        <w:pStyle w:val="PARAIndent"/>
+      </w:pPr>
+      <w:r>
+        <w:t xml:space="preserve">4) For each of the four intervention types, fire the concept rules and </w:t>
+      </w:r>
+      <w:proofErr w:type="spellStart"/>
+      <w:r>
+        <w:t>defuzzify</w:t>
+      </w:r>
+      <w:proofErr w:type="spellEnd"/>
+      <w:r>
+        <w:t xml:space="preserve"> to a candidate intensity; aggregate them into the regional field.</w:t>
+      </w:r>
+    </w:p>
+    <w:p>
+      <w:pPr>
+        <w:pStyle w:val="PARAIndent"/>
+      </w:pPr>
+      <w:r>
+        <w:t>5) Coordinate the regional fields with the non-inferential operator: resource-normalize and project onto the feasible set to obtain the global field.</w:t>
+      </w:r>
+    </w:p>
+    <w:p>
+      <w:pPr>
+        <w:pStyle w:val="PARAIndent"/>
+      </w:pPr>
+      <w:r>
+        <w:t>6) Evaluate the global field; accept it if its quality meets the adaptive threshold, otherwise attenuate it toward a safe baseline.</w:t>
+      </w:r>
+    </w:p>
+    <w:p>
+      <w:pPr>
+        <w:pStyle w:val="PARAIndent"/>
+      </w:pPr>
+      <w:r>
+        <w:t>7) Inject the accepted field into the external inputs; the simulation core advances the state and the loop repeats.</w:t>
+      </w:r>
+    </w:p>
+    <w:p>
+      <w:pPr>
+        <w:pStyle w:val="PARAIndent"/>
+      </w:pPr>
+    </w:p>
+    <w:p>
+      <w:pPr>
+        <w:pStyle w:val="Heading2"/>
+      </w:pPr>
+      <w:r>
+        <w:t>D. Explainability and Fail-Safe Governance</w:t>
+      </w:r>
+    </w:p>
+    <w:p>
+      <w:pPr>
+        <w:pStyle w:val="PARAIndent"/>
+      </w:pPr>
+      <w:r>
+        <w:t xml:space="preserve">Because every decision passes through the concept layer, it carries its own explanation. Each intervention is linked to the concept activation pattern that </w:t>
+      </w:r>
+      <w:r>
+        <w:t>produced it, the concept rules it fired, and the confidence of the observations behind it, so the reasoning can be inspected directly rather than approximated after the fact by post-hoc attribution (</w:t>
+      </w:r>
+      <w:r>
+        <w:fldChar w:fldCharType="begin"/>
+      </w:r>
+      <w:r>
+        <w:instrText xml:space="preserve"> REF _Ref233238013 \h  \* MERGEFORMAT </w:instrText>
+      </w:r>
+      <w:r>
+        <w:fldChar w:fldCharType="separate"/>
+      </w:r>
+      <w:r>
+        <w:t xml:space="preserve">Fig. </w:t>
+      </w:r>
+      <w:r>
+        <w:rPr>
+          <w:noProof/>
+        </w:rPr>
+        <w:t>9</w:t>
+      </w:r>
+      <w:r>
+        <w:fldChar w:fldCharType="end"/>
+      </w:r>
+      <w:r>
+        <w:t>).</w:t>
+      </w:r>
+    </w:p>
+    <w:p>
+      <w:pPr>
+        <w:pStyle w:val="PARAIndent"/>
+      </w:pPr>
       <w:r>
         <w:t>Epistemic uncertainty is propagated with no</w:t>
       </w:r>
@@ -11290,7 +12919,7 @@
               <w:pStyle w:val="Caption"/>
               <w:jc w:val="right"/>
             </w:pPr>
-            <w:bookmarkStart w:id="39" w:name="_RefEqCG"/>
+            <w:bookmarkStart w:id="45" w:name="_RefEqCG"/>
             <w:r>
               <w:t xml:space="preserve">( </w:t>
             </w:r>
@@ -11299,13 +12928,13 @@
                 <w:rPr>
                   <w:noProof/>
                 </w:rPr>
-                <w:t>17</w:t>
+                <w:t>21</w:t>
               </w:r>
             </w:fldSimple>
             <w:r>
               <w:t xml:space="preserve"> )</w:t>
             </w:r>
-            <w:bookmarkEnd w:id="39"/>
+            <w:bookmarkEnd w:id="45"/>
           </w:p>
         </w:tc>
       </w:tr>
@@ -11392,6 +13021,74 @@
       </m:oMath>
       <w:r>
         <w:t>), instead of discarding it, so the system degrades gracefully under poor information.</w:t>
+      </w:r>
+    </w:p>
+    <w:p>
+      <w:pPr>
+        <w:pStyle w:val="PARAIndent"/>
+      </w:pPr>
+      <w:r>
+        <w:t xml:space="preserve">The evaluation aggregates the acceptance criteria as a normalized weighted sum, where each criterion score </w:t>
+      </w:r>
+      <m:oMath>
+        <m:sSub>
+          <m:sSubPr>
+            <m:ctrlPr>
+              <w:rPr>
+                <w:rFonts w:ascii="Cambria Math" w:hAnsi="Cambria Math"/>
+              </w:rPr>
+            </m:ctrlPr>
+          </m:sSubPr>
+          <m:e>
+            <m:r>
+              <w:rPr>
+                <w:rFonts w:ascii="Cambria Math" w:hAnsi="Cambria Math"/>
+              </w:rPr>
+              <m:t>g</m:t>
+            </m:r>
+          </m:e>
+          <m:sub>
+            <m:r>
+              <w:rPr>
+                <w:rFonts w:ascii="Cambria Math" w:hAnsi="Cambria Math"/>
+              </w:rPr>
+              <m:t>c</m:t>
+            </m:r>
+          </m:sub>
+        </m:sSub>
+      </m:oMath>
+      <w:r>
+        <w:t xml:space="preserve"> (for example expected protection, resource economy, and constraint compliance) lies in the unit interval and the weights </w:t>
+      </w:r>
+      <m:oMath>
+        <m:sSub>
+          <m:sSubPr>
+            <m:ctrlPr>
+              <w:rPr>
+                <w:rFonts w:ascii="Cambria Math" w:hAnsi="Cambria Math"/>
+              </w:rPr>
+            </m:ctrlPr>
+          </m:sSubPr>
+          <m:e>
+            <m:r>
+              <w:rPr>
+                <w:rFonts w:ascii="Cambria Math" w:hAnsi="Cambria Math"/>
+              </w:rPr>
+              <m:t>ω</m:t>
+            </m:r>
+          </m:e>
+          <m:sub>
+            <m:r>
+              <w:rPr>
+                <w:rFonts w:ascii="Cambria Math" w:hAnsi="Cambria Math"/>
+              </w:rPr>
+              <m:t>c</m:t>
+            </m:r>
+          </m:sub>
+        </m:sSub>
+      </m:oMath>
+      <w:r>
+        <w:t xml:space="preserve"> set their operational priority:</w:t>
       </w:r>
     </w:p>
     <w:tbl>
@@ -11411,8 +13108,365 @@
       </w:tblPr>
       <w:tblGrid>
         <w:gridCol w:w="4181"/>
-        <w:gridCol w:w="783"/>
+        <w:gridCol w:w="142"/>
+        <w:gridCol w:w="641"/>
       </w:tblGrid>
+      <w:tr>
+        <w:tc>
+          <w:tcPr>
+            <w:tcW w:w="4323" w:type="dxa"/>
+            <w:gridSpan w:val="2"/>
+            <w:vAlign w:val="center"/>
+          </w:tcPr>
+          <w:p>
+            <w:pPr>
+              <w:pStyle w:val="PARAIndent"/>
+              <w:ind w:firstLine="0"/>
+              <w:jc w:val="center"/>
+            </w:pPr>
+            <m:oMathPara>
+              <m:oMath>
+                <m:sSub>
+                  <m:sSubPr>
+                    <m:ctrlPr>
+                      <w:rPr>
+                        <w:rFonts w:ascii="Cambria Math" w:hAnsi="Cambria Math"/>
+                      </w:rPr>
+                    </m:ctrlPr>
+                  </m:sSubPr>
+                  <m:e>
+                    <m:r>
+                      <w:rPr>
+                        <w:rFonts w:ascii="Cambria Math" w:hAnsi="Cambria Math"/>
+                      </w:rPr>
+                      <m:t>Q</m:t>
+                    </m:r>
+                  </m:e>
+                  <m:sub>
+                    <m:r>
+                      <w:rPr>
+                        <w:rFonts w:ascii="Cambria Math" w:hAnsi="Cambria Math"/>
+                      </w:rPr>
+                      <m:t>DSS,k</m:t>
+                    </m:r>
+                  </m:sub>
+                </m:sSub>
+                <m:r>
+                  <w:rPr>
+                    <w:rFonts w:ascii="Cambria Math" w:hAnsi="Cambria Math"/>
+                  </w:rPr>
+                  <m:t>=</m:t>
+                </m:r>
+                <m:nary>
+                  <m:naryPr>
+                    <m:chr m:val="∑"/>
+                    <m:limLoc m:val="subSup"/>
+                    <m:ctrlPr>
+                      <w:rPr>
+                        <w:rFonts w:ascii="Cambria Math" w:hAnsi="Cambria Math"/>
+                      </w:rPr>
+                    </m:ctrlPr>
+                  </m:naryPr>
+                  <m:sub>
+                    <m:r>
+                      <w:rPr>
+                        <w:rFonts w:ascii="Cambria Math" w:hAnsi="Cambria Math"/>
+                      </w:rPr>
+                      <m:t>c</m:t>
+                    </m:r>
+                  </m:sub>
+                  <m:sup/>
+                  <m:e>
+                    <m:sSub>
+                      <m:sSubPr>
+                        <m:ctrlPr>
+                          <w:rPr>
+                            <w:rFonts w:ascii="Cambria Math" w:hAnsi="Cambria Math"/>
+                          </w:rPr>
+                        </m:ctrlPr>
+                      </m:sSubPr>
+                      <m:e>
+                        <m:r>
+                          <w:rPr>
+                            <w:rFonts w:ascii="Cambria Math" w:hAnsi="Cambria Math"/>
+                          </w:rPr>
+                          <m:t>ω</m:t>
+                        </m:r>
+                      </m:e>
+                      <m:sub>
+                        <m:r>
+                          <w:rPr>
+                            <w:rFonts w:ascii="Cambria Math" w:hAnsi="Cambria Math"/>
+                          </w:rPr>
+                          <m:t>c</m:t>
+                        </m:r>
+                      </m:sub>
+                    </m:sSub>
+                    <m:sSub>
+                      <m:sSubPr>
+                        <m:ctrlPr>
+                          <w:rPr>
+                            <w:rFonts w:ascii="Cambria Math" w:hAnsi="Cambria Math"/>
+                          </w:rPr>
+                        </m:ctrlPr>
+                      </m:sSubPr>
+                      <m:e>
+                        <m:r>
+                          <w:rPr>
+                            <w:rFonts w:ascii="Cambria Math" w:hAnsi="Cambria Math"/>
+                          </w:rPr>
+                          <m:t>g</m:t>
+                        </m:r>
+                      </m:e>
+                      <m:sub>
+                        <m:r>
+                          <w:rPr>
+                            <w:rFonts w:ascii="Cambria Math" w:hAnsi="Cambria Math"/>
+                          </w:rPr>
+                          <m:t>c</m:t>
+                        </m:r>
+                      </m:sub>
+                    </m:sSub>
+                    <m:r>
+                      <w:rPr>
+                        <w:rFonts w:ascii="Cambria Math" w:hAnsi="Cambria Math"/>
+                      </w:rPr>
+                      <m:t>(</m:t>
+                    </m:r>
+                    <m:sSub>
+                      <m:sSubPr>
+                        <m:ctrlPr>
+                          <w:rPr>
+                            <w:rFonts w:ascii="Cambria Math" w:hAnsi="Cambria Math"/>
+                          </w:rPr>
+                        </m:ctrlPr>
+                      </m:sSubPr>
+                      <m:e>
+                        <m:r>
+                          <w:rPr>
+                            <w:rFonts w:ascii="Cambria Math" w:hAnsi="Cambria Math"/>
+                          </w:rPr>
+                          <m:t>O</m:t>
+                        </m:r>
+                      </m:e>
+                      <m:sub>
+                        <m:r>
+                          <w:rPr>
+                            <w:rFonts w:ascii="Cambria Math" w:hAnsi="Cambria Math"/>
+                          </w:rPr>
+                          <m:t>k</m:t>
+                        </m:r>
+                      </m:sub>
+                    </m:sSub>
+                    <m:r>
+                      <w:rPr>
+                        <w:rFonts w:ascii="Cambria Math" w:hAnsi="Cambria Math"/>
+                      </w:rPr>
+                      <m:t>,</m:t>
+                    </m:r>
+                    <m:sSub>
+                      <m:sSubPr>
+                        <m:ctrlPr>
+                          <w:rPr>
+                            <w:rFonts w:ascii="Cambria Math" w:hAnsi="Cambria Math"/>
+                          </w:rPr>
+                        </m:ctrlPr>
+                      </m:sSubPr>
+                      <m:e>
+                        <m:r>
+                          <m:rPr>
+                            <m:scr m:val="script"/>
+                          </m:rPr>
+                          <w:rPr>
+                            <w:rFonts w:ascii="Cambria Math" w:hAnsi="Cambria Math"/>
+                          </w:rPr>
+                          <m:t>F</m:t>
+                        </m:r>
+                      </m:e>
+                      <m:sub>
+                        <m:r>
+                          <w:rPr>
+                            <w:rFonts w:ascii="Cambria Math" w:hAnsi="Cambria Math"/>
+                          </w:rPr>
+                          <m:t>DSS,k</m:t>
+                        </m:r>
+                      </m:sub>
+                    </m:sSub>
+                    <m:r>
+                      <w:rPr>
+                        <w:rFonts w:ascii="Cambria Math" w:hAnsi="Cambria Math"/>
+                      </w:rPr>
+                      <m:t>,</m:t>
+                    </m:r>
+                    <m:sSub>
+                      <m:sSubPr>
+                        <m:ctrlPr>
+                          <w:rPr>
+                            <w:rFonts w:ascii="Cambria Math" w:hAnsi="Cambria Math"/>
+                          </w:rPr>
+                        </m:ctrlPr>
+                      </m:sSubPr>
+                      <m:e>
+                        <m:r>
+                          <w:rPr>
+                            <w:rFonts w:ascii="Cambria Math" w:hAnsi="Cambria Math"/>
+                          </w:rPr>
+                          <m:t>U</m:t>
+                        </m:r>
+                      </m:e>
+                      <m:sub>
+                        <m:r>
+                          <w:rPr>
+                            <w:rFonts w:ascii="Cambria Math" w:hAnsi="Cambria Math"/>
+                          </w:rPr>
+                          <m:t>DSS,k</m:t>
+                        </m:r>
+                      </m:sub>
+                    </m:sSub>
+                    <m:r>
+                      <w:rPr>
+                        <w:rFonts w:ascii="Cambria Math" w:hAnsi="Cambria Math"/>
+                      </w:rPr>
+                      <m:t>)</m:t>
+                    </m:r>
+                  </m:e>
+                </m:nary>
+                <m:r>
+                  <w:rPr>
+                    <w:rFonts w:ascii="Cambria Math" w:hAnsi="Cambria Math"/>
+                  </w:rPr>
+                  <m:t xml:space="preserve">,  </m:t>
+                </m:r>
+                <m:sSub>
+                  <m:sSubPr>
+                    <m:ctrlPr>
+                      <w:rPr>
+                        <w:rFonts w:ascii="Cambria Math" w:hAnsi="Cambria Math"/>
+                      </w:rPr>
+                    </m:ctrlPr>
+                  </m:sSubPr>
+                  <m:e>
+                    <m:r>
+                      <w:rPr>
+                        <w:rFonts w:ascii="Cambria Math" w:hAnsi="Cambria Math"/>
+                      </w:rPr>
+                      <m:t>ω</m:t>
+                    </m:r>
+                  </m:e>
+                  <m:sub>
+                    <m:r>
+                      <w:rPr>
+                        <w:rFonts w:ascii="Cambria Math" w:hAnsi="Cambria Math"/>
+                      </w:rPr>
+                      <m:t>c</m:t>
+                    </m:r>
+                  </m:sub>
+                </m:sSub>
+                <m:r>
+                  <w:rPr>
+                    <w:rFonts w:ascii="Cambria Math" w:hAnsi="Cambria Math"/>
+                  </w:rPr>
+                  <m:t xml:space="preserve">≥0, </m:t>
+                </m:r>
+                <m:nary>
+                  <m:naryPr>
+                    <m:chr m:val="∑"/>
+                    <m:limLoc m:val="subSup"/>
+                    <m:ctrlPr>
+                      <w:rPr>
+                        <w:rFonts w:ascii="Cambria Math" w:hAnsi="Cambria Math"/>
+                      </w:rPr>
+                    </m:ctrlPr>
+                  </m:naryPr>
+                  <m:sub>
+                    <m:r>
+                      <w:rPr>
+                        <w:rFonts w:ascii="Cambria Math" w:hAnsi="Cambria Math"/>
+                      </w:rPr>
+                      <m:t>c</m:t>
+                    </m:r>
+                  </m:sub>
+                  <m:sup/>
+                  <m:e>
+                    <m:sSub>
+                      <m:sSubPr>
+                        <m:ctrlPr>
+                          <w:rPr>
+                            <w:rFonts w:ascii="Cambria Math" w:hAnsi="Cambria Math"/>
+                          </w:rPr>
+                        </m:ctrlPr>
+                      </m:sSubPr>
+                      <m:e>
+                        <m:r>
+                          <w:rPr>
+                            <w:rFonts w:ascii="Cambria Math" w:hAnsi="Cambria Math"/>
+                          </w:rPr>
+                          <m:t>ω</m:t>
+                        </m:r>
+                      </m:e>
+                      <m:sub>
+                        <m:r>
+                          <w:rPr>
+                            <w:rFonts w:ascii="Cambria Math" w:hAnsi="Cambria Math"/>
+                          </w:rPr>
+                          <m:t>c</m:t>
+                        </m:r>
+                      </m:sub>
+                    </m:sSub>
+                  </m:e>
+                </m:nary>
+                <m:r>
+                  <w:rPr>
+                    <w:rFonts w:ascii="Cambria Math" w:hAnsi="Cambria Math"/>
+                  </w:rPr>
+                  <m:t>=1</m:t>
+                </m:r>
+              </m:oMath>
+            </m:oMathPara>
+          </w:p>
+        </w:tc>
+        <w:tc>
+          <w:tcPr>
+            <w:tcW w:w="641" w:type="dxa"/>
+            <w:vAlign w:val="center"/>
+          </w:tcPr>
+          <w:p>
+            <w:pPr>
+              <w:pStyle w:val="Caption"/>
+              <w:jc w:val="right"/>
+            </w:pPr>
+            <w:bookmarkStart w:id="46" w:name="_RefEqEval"/>
+            <w:r>
+              <w:t xml:space="preserve">( </w:t>
+            </w:r>
+            <w:r>
+              <w:fldChar w:fldCharType="begin"/>
+            </w:r>
+            <w:r>
+              <w:instrText xml:space="preserve"> SEQ ( \* ARABIC </w:instrText>
+            </w:r>
+            <w:r>
+              <w:fldChar w:fldCharType="separate"/>
+            </w:r>
+            <w:r>
+              <w:rPr>
+                <w:noProof/>
+              </w:rPr>
+              <w:t>22</w:t>
+            </w:r>
+            <w:r>
+              <w:rPr>
+                <w:noProof/>
+              </w:rPr>
+              <w:fldChar w:fldCharType="end"/>
+            </w:r>
+            <w:r>
+              <w:t xml:space="preserve"> )</w:t>
+            </w:r>
+            <w:bookmarkEnd w:id="46"/>
+          </w:p>
+        </w:tc>
+      </w:tr>
       <w:tr>
         <w:tc>
           <w:tcPr>
@@ -11621,6 +13675,7 @@
         <w:tc>
           <w:tcPr>
             <w:tcW w:w="783" w:type="dxa"/>
+            <w:gridSpan w:val="2"/>
             <w:vAlign w:val="center"/>
           </w:tcPr>
           <w:p>
@@ -11628,22 +13683,33 @@
               <w:pStyle w:val="Caption"/>
               <w:jc w:val="right"/>
             </w:pPr>
-            <w:bookmarkStart w:id="40" w:name="_RefEqFS"/>
             <w:r>
               <w:t xml:space="preserve">( </w:t>
             </w:r>
-            <w:fldSimple w:instr=" SEQ ( \* ARABIC ">
-              <w:r>
-                <w:rPr>
-                  <w:noProof/>
-                </w:rPr>
-                <w:t>18</w:t>
-              </w:r>
-            </w:fldSimple>
+            <w:r>
+              <w:fldChar w:fldCharType="begin"/>
+            </w:r>
+            <w:r>
+              <w:instrText xml:space="preserve"> SEQ ( \* ARABIC </w:instrText>
+            </w:r>
+            <w:r>
+              <w:fldChar w:fldCharType="separate"/>
+            </w:r>
+            <w:r>
+              <w:rPr>
+                <w:noProof/>
+              </w:rPr>
+              <w:t>23</w:t>
+            </w:r>
+            <w:r>
+              <w:rPr>
+                <w:noProof/>
+              </w:rPr>
+              <w:fldChar w:fldCharType="end"/>
+            </w:r>
             <w:r>
               <w:t xml:space="preserve"> )</w:t>
             </w:r>
-            <w:bookmarkEnd w:id="40"/>
           </w:p>
         </w:tc>
       </w:tr>
@@ -12708,11 +14774,7 @@
           </w:tcPr>
           <w:p>
             <w:r>
-              <w:t xml:space="preserve">Time-varying adequacy (satisficing) threshold; </w:t>
-            </w:r>
-            <w:r>
-              <w:lastRenderedPageBreak/>
-              <w:t>the field is accepted when its quality meets it.</w:t>
+              <w:t>Time-varying adequacy (satisficing) threshold; the field is accepted when its quality meets it.</w:t>
             </w:r>
           </w:p>
         </w:tc>
@@ -13334,6 +15396,7 @@
         <w:pStyle w:val="TableTitle"/>
       </w:pPr>
       <w:r>
+        <w:lastRenderedPageBreak/>
         <w:t>Composition of the Decision-Related Inputs</w:t>
       </w:r>
     </w:p>
@@ -13551,7 +15614,7 @@
       </w:tblGrid>
       <w:tr>
         <w:trPr>
-          <w:divId w:val="378747093"/>
+          <w:divId w:val="74403569"/>
           <w:tblCellSpacing w:w="15" w:type="dxa"/>
         </w:trPr>
         <w:tc>
@@ -13599,7 +15662,7 @@
       </w:tr>
       <w:tr>
         <w:trPr>
-          <w:divId w:val="378747093"/>
+          <w:divId w:val="74403569"/>
           <w:tblCellSpacing w:w="15" w:type="dxa"/>
         </w:trPr>
         <w:tc>
@@ -13638,13 +15701,7 @@
               <w:rPr>
                 <w:noProof/>
               </w:rPr>
-              <w:t xml:space="preserve">W. M. Jolly, "Climate-induced variations in global </w:t>
-            </w:r>
-            <w:r>
-              <w:rPr>
-                <w:noProof/>
-              </w:rPr>
-              <w:t xml:space="preserve">wildfire danger from 1979 to 2013," </w:t>
+              <w:t xml:space="preserve">W. M. Jolly, "Climate-induced variations in global wildfire danger from 1979 to 2013," </w:t>
             </w:r>
             <w:r>
               <w:rPr>
@@ -13665,7 +15722,7 @@
       </w:tr>
       <w:tr>
         <w:trPr>
-          <w:divId w:val="378747093"/>
+          <w:divId w:val="74403569"/>
           <w:tblCellSpacing w:w="15" w:type="dxa"/>
         </w:trPr>
         <w:tc>
@@ -13725,7 +15782,7 @@
       </w:tr>
       <w:tr>
         <w:trPr>
-          <w:divId w:val="378747093"/>
+          <w:divId w:val="74403569"/>
           <w:tblCellSpacing w:w="15" w:type="dxa"/>
         </w:trPr>
         <w:tc>
@@ -13785,7 +15842,7 @@
       </w:tr>
       <w:tr>
         <w:trPr>
-          <w:divId w:val="378747093"/>
+          <w:divId w:val="74403569"/>
           <w:tblCellSpacing w:w="15" w:type="dxa"/>
         </w:trPr>
         <w:tc>
@@ -13845,7 +15902,7 @@
       </w:tr>
       <w:tr>
         <w:trPr>
-          <w:divId w:val="378747093"/>
+          <w:divId w:val="74403569"/>
           <w:tblCellSpacing w:w="15" w:type="dxa"/>
         </w:trPr>
         <w:tc>
@@ -13891,7 +15948,7 @@
       </w:tr>
       <w:tr>
         <w:trPr>
-          <w:divId w:val="378747093"/>
+          <w:divId w:val="74403569"/>
           <w:tblCellSpacing w:w="15" w:type="dxa"/>
         </w:trPr>
         <w:tc>
@@ -13951,7 +16008,7 @@
       </w:tr>
       <w:tr>
         <w:trPr>
-          <w:divId w:val="378747093"/>
+          <w:divId w:val="74403569"/>
           <w:tblCellSpacing w:w="15" w:type="dxa"/>
         </w:trPr>
         <w:tc>
@@ -14011,7 +16068,7 @@
       </w:tr>
       <w:tr>
         <w:trPr>
-          <w:divId w:val="378747093"/>
+          <w:divId w:val="74403569"/>
           <w:tblCellSpacing w:w="15" w:type="dxa"/>
         </w:trPr>
         <w:tc>
@@ -14057,7 +16114,7 @@
       </w:tr>
       <w:tr>
         <w:trPr>
-          <w:divId w:val="378747093"/>
+          <w:divId w:val="74403569"/>
           <w:tblCellSpacing w:w="15" w:type="dxa"/>
         </w:trPr>
         <w:tc>
@@ -14117,7 +16174,7 @@
       </w:tr>
       <w:tr>
         <w:trPr>
-          <w:divId w:val="378747093"/>
+          <w:divId w:val="74403569"/>
           <w:tblCellSpacing w:w="15" w:type="dxa"/>
         </w:trPr>
         <w:tc>
@@ -14164,7 +16221,15 @@
                 <w:iCs/>
                 <w:noProof/>
               </w:rPr>
-              <w:t xml:space="preserve">IEEE Transactions on Geoscience and Remote Sensing, </w:t>
+              <w:t xml:space="preserve">IEEE Transactions on </w:t>
+            </w:r>
+            <w:r>
+              <w:rPr>
+                <w:i/>
+                <w:iCs/>
+                <w:noProof/>
+              </w:rPr>
+              <w:t xml:space="preserve">Geoscience and Remote Sensing, </w:t>
             </w:r>
             <w:r>
               <w:rPr>
@@ -14177,7 +16242,7 @@
       </w:tr>
       <w:tr>
         <w:trPr>
-          <w:divId w:val="378747093"/>
+          <w:divId w:val="74403569"/>
           <w:tblCellSpacing w:w="15" w:type="dxa"/>
         </w:trPr>
         <w:tc>
@@ -14237,7 +16302,7 @@
       </w:tr>
       <w:tr>
         <w:trPr>
-          <w:divId w:val="378747093"/>
+          <w:divId w:val="74403569"/>
           <w:tblCellSpacing w:w="15" w:type="dxa"/>
         </w:trPr>
         <w:tc>
@@ -14297,7 +16362,7 @@
       </w:tr>
       <w:tr>
         <w:trPr>
-          <w:divId w:val="378747093"/>
+          <w:divId w:val="74403569"/>
           <w:tblCellSpacing w:w="15" w:type="dxa"/>
         </w:trPr>
         <w:tc>
@@ -14357,7 +16422,7 @@
       </w:tr>
       <w:tr>
         <w:trPr>
-          <w:divId w:val="378747093"/>
+          <w:divId w:val="74403569"/>
           <w:tblCellSpacing w:w="15" w:type="dxa"/>
         </w:trPr>
         <w:tc>
@@ -14417,7 +16482,7 @@
       </w:tr>
       <w:tr>
         <w:trPr>
-          <w:divId w:val="378747093"/>
+          <w:divId w:val="74403569"/>
           <w:tblCellSpacing w:w="15" w:type="dxa"/>
         </w:trPr>
         <w:tc>
@@ -14477,7 +16542,7 @@
       </w:tr>
       <w:tr>
         <w:trPr>
-          <w:divId w:val="378747093"/>
+          <w:divId w:val="74403569"/>
           <w:tblCellSpacing w:w="15" w:type="dxa"/>
         </w:trPr>
         <w:tc>
@@ -14537,7 +16602,7 @@
       </w:tr>
       <w:tr>
         <w:trPr>
-          <w:divId w:val="378747093"/>
+          <w:divId w:val="74403569"/>
           <w:tblCellSpacing w:w="15" w:type="dxa"/>
         </w:trPr>
         <w:tc>
@@ -14556,7 +16621,6 @@
               <w:rPr>
                 <w:noProof/>
               </w:rPr>
-              <w:lastRenderedPageBreak/>
               <w:t xml:space="preserve">[18] </w:t>
             </w:r>
           </w:p>
@@ -14598,7 +16662,7 @@
       </w:tr>
       <w:tr>
         <w:trPr>
-          <w:divId w:val="378747093"/>
+          <w:divId w:val="74403569"/>
           <w:tblCellSpacing w:w="15" w:type="dxa"/>
         </w:trPr>
         <w:tc>
@@ -14644,7 +16708,7 @@
       </w:tr>
       <w:tr>
         <w:trPr>
-          <w:divId w:val="378747093"/>
+          <w:divId w:val="74403569"/>
           <w:tblCellSpacing w:w="15" w:type="dxa"/>
         </w:trPr>
         <w:tc>
@@ -14704,7 +16768,7 @@
       </w:tr>
       <w:tr>
         <w:trPr>
-          <w:divId w:val="378747093"/>
+          <w:divId w:val="74403569"/>
           <w:tblCellSpacing w:w="15" w:type="dxa"/>
         </w:trPr>
         <w:tc>
@@ -14764,7 +16828,7 @@
       </w:tr>
       <w:tr>
         <w:trPr>
-          <w:divId w:val="378747093"/>
+          <w:divId w:val="74403569"/>
           <w:tblCellSpacing w:w="15" w:type="dxa"/>
         </w:trPr>
         <w:tc>
@@ -14824,7 +16888,7 @@
       </w:tr>
       <w:tr>
         <w:trPr>
-          <w:divId w:val="378747093"/>
+          <w:divId w:val="74403569"/>
           <w:tblCellSpacing w:w="15" w:type="dxa"/>
         </w:trPr>
         <w:tc>
@@ -14870,7 +16934,7 @@
       </w:tr>
       <w:tr>
         <w:trPr>
-          <w:divId w:val="378747093"/>
+          <w:divId w:val="74403569"/>
           <w:tblCellSpacing w:w="15" w:type="dxa"/>
         </w:trPr>
         <w:tc>
@@ -14930,7 +16994,7 @@
       </w:tr>
       <w:tr>
         <w:trPr>
-          <w:divId w:val="378747093"/>
+          <w:divId w:val="74403569"/>
           <w:tblCellSpacing w:w="15" w:type="dxa"/>
         </w:trPr>
         <w:tc>
@@ -14990,7 +17054,7 @@
       </w:tr>
       <w:tr>
         <w:trPr>
-          <w:divId w:val="378747093"/>
+          <w:divId w:val="74403569"/>
           <w:tblCellSpacing w:w="15" w:type="dxa"/>
         </w:trPr>
         <w:tc>
@@ -15050,7 +17114,7 @@
       </w:tr>
       <w:tr>
         <w:trPr>
-          <w:divId w:val="378747093"/>
+          <w:divId w:val="74403569"/>
           <w:tblCellSpacing w:w="15" w:type="dxa"/>
         </w:trPr>
         <w:tc>
@@ -15110,7 +17174,7 @@
       </w:tr>
       <w:tr>
         <w:trPr>
-          <w:divId w:val="378747093"/>
+          <w:divId w:val="74403569"/>
           <w:tblCellSpacing w:w="15" w:type="dxa"/>
         </w:trPr>
         <w:tc>
@@ -15170,7 +17234,7 @@
       </w:tr>
       <w:tr>
         <w:trPr>
-          <w:divId w:val="378747093"/>
+          <w:divId w:val="74403569"/>
           <w:tblCellSpacing w:w="15" w:type="dxa"/>
         </w:trPr>
         <w:tc>
@@ -15189,6 +17253,7 @@
               <w:rPr>
                 <w:noProof/>
               </w:rPr>
+              <w:lastRenderedPageBreak/>
               <w:t xml:space="preserve">[29] </w:t>
             </w:r>
           </w:p>
@@ -15216,7 +17281,7 @@
       </w:tr>
       <w:tr>
         <w:trPr>
-          <w:divId w:val="378747093"/>
+          <w:divId w:val="74403569"/>
           <w:tblCellSpacing w:w="15" w:type="dxa"/>
         </w:trPr>
         <w:tc>
@@ -15276,7 +17341,7 @@
       </w:tr>
       <w:tr>
         <w:trPr>
-          <w:divId w:val="378747093"/>
+          <w:divId w:val="74403569"/>
           <w:tblCellSpacing w:w="15" w:type="dxa"/>
         </w:trPr>
         <w:tc>
@@ -15322,7 +17387,7 @@
       </w:tr>
       <w:tr>
         <w:trPr>
-          <w:divId w:val="378747093"/>
+          <w:divId w:val="74403569"/>
           <w:tblCellSpacing w:w="15" w:type="dxa"/>
         </w:trPr>
         <w:tc>
@@ -15383,7 +17448,7 @@
     </w:tbl>
     <w:p>
       <w:pPr>
-        <w:divId w:val="378747093"/>
+        <w:divId w:val="74403569"/>
         <w:rPr>
           <w:noProof/>
         </w:rPr>
@@ -15426,7 +17491,7 @@
           <w:szCs w:val="20"/>
         </w:rPr>
         <w:drawing>
-          <wp:anchor distT="0" distB="0" distL="114300" distR="114300" simplePos="0" relativeHeight="251657216" behindDoc="0" locked="0" layoutInCell="1" allowOverlap="1" wp14:anchorId="1535A905" wp14:editId="43B9AC2F">
+          <wp:anchor distT="0" distB="0" distL="114300" distR="114300" simplePos="0" relativeHeight="251656192" behindDoc="0" locked="0" layoutInCell="1" allowOverlap="1" wp14:anchorId="1535A905" wp14:editId="22F13F23">
             <wp:simplePos x="0" y="0"/>
             <wp:positionH relativeFrom="column">
               <wp:align>left</wp:align>
@@ -15447,7 +17512,7 @@
                     <pic:cNvPicPr/>
                   </pic:nvPicPr>
                   <pic:blipFill>
-                    <a:blip r:embed="rId27"/>
+                    <a:blip r:embed="rId29"/>
                     <a:stretch>
                       <a:fillRect/>
                     </a:stretch>
@@ -15485,10 +17550,7 @@
     </w:p>
     <w:p>
       <w:r>
-        <w:t xml:space="preserve">He is currently the Senior Principal Team </w:t>
-      </w:r>
-      <w:r>
-        <w:t>Manager of the Modeling and Sensor Technologies at HAVELSAN, Ankara, Türkiye, where he manages national and international research and development projects of advanced sensor systems, decision support architectures, and intelligent automation technologies. Over the past 10 years, he has acquired extensive experience in leading multidisciplinary R&amp;D initiatives, managing national and international research collaborations, and coordinating complex technical projects across multiple organizations and consortia.</w:t>
+        <w:t>He is currently the Senior Principal Team Manager of the Modeling and Sensor Technologies at HAVELSAN, Ankara, Türkiye, where he manages national and international research and development projects of advanced sensor systems, decision support architectures, and intelligent automation technologies. Over the past 10 years, he has acquired extensive experience in leading multidisciplinary R&amp;D initiatives, managing national and international research collaborations, and coordinating complex technical projects across multiple organizations and consortia.</w:t>
       </w:r>
     </w:p>
     <w:p>
@@ -15503,7 +17565,7 @@
           <w:noProof/>
         </w:rPr>
         <w:drawing>
-          <wp:anchor distT="0" distB="0" distL="114300" distR="114300" simplePos="0" relativeHeight="251659264" behindDoc="0" locked="0" layoutInCell="1" allowOverlap="1" wp14:anchorId="493E6F11" wp14:editId="780BD970">
+          <wp:anchor distT="0" distB="0" distL="114300" distR="114300" simplePos="0" relativeHeight="251658240" behindDoc="0" locked="0" layoutInCell="1" allowOverlap="1" wp14:anchorId="493E6F11" wp14:editId="1C0FD92A">
             <wp:simplePos x="0" y="0"/>
             <wp:positionH relativeFrom="column">
               <wp:posOffset>31377</wp:posOffset>
@@ -15524,7 +17586,7 @@
                     <pic:cNvPicPr/>
                   </pic:nvPicPr>
                   <pic:blipFill>
-                    <a:blip r:embed="rId28"/>
+                    <a:blip r:embed="rId30"/>
                     <a:stretch>
                       <a:fillRect/>
                     </a:stretch>
@@ -15561,7 +17623,10 @@
     </w:p>
     <w:p>
       <w:r>
-        <w:t xml:space="preserve">Dr. Leblebicioğlu has been a member of numerous international program committees and has been (co-) author of more than 40 journal papers, book chapters, and numerous conference papers. He is on several IFAC technical committees. He was the editor of the journal ELEKTRIK published by TÜBİTAK (Turkish Scientific and Technical Research Council) from 1996 to 2009. He is on the editorial board of several Turkish technical journals. He organized an international workshop on computer vision and intelligent systems and two national conferences on control. </w:t>
+        <w:t xml:space="preserve">Dr. Leblebicioğlu has been a member of numerous international program committees and has been (co-) author of more than 40 journal papers, book chapters, and numerous </w:t>
+      </w:r>
+      <w:r>
+        <w:t xml:space="preserve">conference papers. He is on several IFAC technical committees. He was the editor of the journal ELEKTRIK published by TÜBİTAK (Turkish Scientific and Technical Research Council) from 1996 to 2009. He is on the editorial board of several Turkish technical journals. He organized an international workshop on computer vision and intelligent systems and two national conferences on control. </w:t>
       </w:r>
     </w:p>
     <w:p>
@@ -16013,6 +18078,119 @@
     </w:lvl>
   </w:abstractNum>
   <w:abstractNum w:abstractNumId="3" w15:restartNumberingAfterBreak="0">
+    <w:nsid w:val="15F46E50"/>
+    <w:multiLevelType w:val="hybridMultilevel"/>
+    <w:tmpl w:val="7CA8DC98"/>
+    <w:lvl w:ilvl="0" w:tplc="041F0001">
+      <w:start w:val="1"/>
+      <w:numFmt w:val="bullet"/>
+      <w:lvlText w:val=""/>
+      <w:lvlJc w:val="left"/>
+      <w:pPr>
+        <w:ind w:left="720" w:hanging="360"/>
+      </w:pPr>
+      <w:rPr>
+        <w:rFonts w:ascii="Symbol" w:hAnsi="Symbol" w:hint="default"/>
+      </w:rPr>
+    </w:lvl>
+    <w:lvl w:ilvl="1" w:tplc="041F0003" w:tentative="1">
+      <w:start w:val="1"/>
+      <w:numFmt w:val="bullet"/>
+      <w:lvlText w:val="o"/>
+      <w:lvlJc w:val="left"/>
+      <w:pPr>
+        <w:ind w:left="1440" w:hanging="360"/>
+      </w:pPr>
+      <w:rPr>
+        <w:rFonts w:ascii="Courier New" w:hAnsi="Courier New" w:cs="Courier New" w:hint="default"/>
+      </w:rPr>
+    </w:lvl>
+    <w:lvl w:ilvl="2" w:tplc="041F0005" w:tentative="1">
+      <w:start w:val="1"/>
+      <w:numFmt w:val="bullet"/>
+      <w:lvlText w:val=""/>
+      <w:lvlJc w:val="left"/>
+      <w:pPr>
+        <w:ind w:left="2160" w:hanging="360"/>
+      </w:pPr>
+      <w:rPr>
+        <w:rFonts w:ascii="Wingdings" w:hAnsi="Wingdings" w:hint="default"/>
+      </w:rPr>
+    </w:lvl>
+    <w:lvl w:ilvl="3" w:tplc="041F0001" w:tentative="1">
+      <w:start w:val="1"/>
+      <w:numFmt w:val="bullet"/>
+      <w:lvlText w:val=""/>
+      <w:lvlJc w:val="left"/>
+      <w:pPr>
+        <w:ind w:left="2880" w:hanging="360"/>
+      </w:pPr>
+      <w:rPr>
+        <w:rFonts w:ascii="Symbol" w:hAnsi="Symbol" w:hint="default"/>
+      </w:rPr>
+    </w:lvl>
+    <w:lvl w:ilvl="4" w:tplc="041F0003" w:tentative="1">
+      <w:start w:val="1"/>
+      <w:numFmt w:val="bullet"/>
+      <w:lvlText w:val="o"/>
+      <w:lvlJc w:val="left"/>
+      <w:pPr>
+        <w:ind w:left="3600" w:hanging="360"/>
+      </w:pPr>
+      <w:rPr>
+        <w:rFonts w:ascii="Courier New" w:hAnsi="Courier New" w:cs="Courier New" w:hint="default"/>
+      </w:rPr>
+    </w:lvl>
+    <w:lvl w:ilvl="5" w:tplc="041F0005" w:tentative="1">
+      <w:start w:val="1"/>
+      <w:numFmt w:val="bullet"/>
+      <w:lvlText w:val=""/>
+      <w:lvlJc w:val="left"/>
+      <w:pPr>
+        <w:ind w:left="4320" w:hanging="360"/>
+      </w:pPr>
+      <w:rPr>
+        <w:rFonts w:ascii="Wingdings" w:hAnsi="Wingdings" w:hint="default"/>
+      </w:rPr>
+    </w:lvl>
+    <w:lvl w:ilvl="6" w:tplc="041F0001" w:tentative="1">
+      <w:start w:val="1"/>
+      <w:numFmt w:val="bullet"/>
+      <w:lvlText w:val=""/>
+      <w:lvlJc w:val="left"/>
+      <w:pPr>
+        <w:ind w:left="5040" w:hanging="360"/>
+      </w:pPr>
+      <w:rPr>
+        <w:rFonts w:ascii="Symbol" w:hAnsi="Symbol" w:hint="default"/>
+      </w:rPr>
+    </w:lvl>
+    <w:lvl w:ilvl="7" w:tplc="041F0003" w:tentative="1">
+      <w:start w:val="1"/>
+      <w:numFmt w:val="bullet"/>
+      <w:lvlText w:val="o"/>
+      <w:lvlJc w:val="left"/>
+      <w:pPr>
+        <w:ind w:left="5760" w:hanging="360"/>
+      </w:pPr>
+      <w:rPr>
+        <w:rFonts w:ascii="Courier New" w:hAnsi="Courier New" w:cs="Courier New" w:hint="default"/>
+      </w:rPr>
+    </w:lvl>
+    <w:lvl w:ilvl="8" w:tplc="041F0005" w:tentative="1">
+      <w:start w:val="1"/>
+      <w:numFmt w:val="bullet"/>
+      <w:lvlText w:val=""/>
+      <w:lvlJc w:val="left"/>
+      <w:pPr>
+        <w:ind w:left="6480" w:hanging="360"/>
+      </w:pPr>
+      <w:rPr>
+        <w:rFonts w:ascii="Wingdings" w:hAnsi="Wingdings" w:hint="default"/>
+      </w:rPr>
+    </w:lvl>
+  </w:abstractNum>
+  <w:abstractNum w:abstractNumId="4" w15:restartNumberingAfterBreak="0">
     <w:nsid w:val="1BAC5DBD"/>
     <w:multiLevelType w:val="multilevel"/>
     <w:tmpl w:val="96FCB51C"/>
@@ -16105,7 +18283,7 @@
       </w:pPr>
     </w:lvl>
   </w:abstractNum>
-  <w:abstractNum w:abstractNumId="4" w15:restartNumberingAfterBreak="0">
+  <w:abstractNum w:abstractNumId="5" w15:restartNumberingAfterBreak="0">
     <w:nsid w:val="31F66E8E"/>
     <w:multiLevelType w:val="multilevel"/>
     <w:tmpl w:val="96FCB51C"/>
@@ -16198,7 +18376,7 @@
       </w:pPr>
     </w:lvl>
   </w:abstractNum>
-  <w:abstractNum w:abstractNumId="5" w15:restartNumberingAfterBreak="0">
+  <w:abstractNum w:abstractNumId="6" w15:restartNumberingAfterBreak="0">
     <w:nsid w:val="40BB7F3B"/>
     <w:multiLevelType w:val="multilevel"/>
     <w:tmpl w:val="96FCB51C"/>
@@ -16291,7 +18469,7 @@
       </w:pPr>
     </w:lvl>
   </w:abstractNum>
-  <w:abstractNum w:abstractNumId="6" w15:restartNumberingAfterBreak="0">
+  <w:abstractNum w:abstractNumId="7" w15:restartNumberingAfterBreak="0">
     <w:nsid w:val="44604766"/>
     <w:multiLevelType w:val="multilevel"/>
     <w:tmpl w:val="C84CC298"/>
@@ -16405,7 +18583,7 @@
       </w:pPr>
     </w:lvl>
   </w:abstractNum>
-  <w:abstractNum w:abstractNumId="7" w15:restartNumberingAfterBreak="0">
+  <w:abstractNum w:abstractNumId="8" w15:restartNumberingAfterBreak="0">
     <w:nsid w:val="466B4453"/>
     <w:multiLevelType w:val="multilevel"/>
     <w:tmpl w:val="45AE852C"/>
@@ -16499,7 +18677,7 @@
       </w:pPr>
     </w:lvl>
   </w:abstractNum>
-  <w:abstractNum w:abstractNumId="8" w15:restartNumberingAfterBreak="0">
+  <w:abstractNum w:abstractNumId="9" w15:restartNumberingAfterBreak="0">
     <w:nsid w:val="4C936FD3"/>
     <w:multiLevelType w:val="multilevel"/>
     <w:tmpl w:val="82B850BA"/>
@@ -16588,7 +18766,7 @@
       </w:pPr>
     </w:lvl>
   </w:abstractNum>
-  <w:abstractNum w:abstractNumId="9" w15:restartNumberingAfterBreak="0">
+  <w:abstractNum w:abstractNumId="10" w15:restartNumberingAfterBreak="0">
     <w:nsid w:val="4CC97A8F"/>
     <w:multiLevelType w:val="multilevel"/>
     <w:tmpl w:val="51823B8A"/>
@@ -16687,7 +18865,7 @@
       </w:pPr>
     </w:lvl>
   </w:abstractNum>
-  <w:abstractNum w:abstractNumId="10" w15:restartNumberingAfterBreak="0">
+  <w:abstractNum w:abstractNumId="11" w15:restartNumberingAfterBreak="0">
     <w:nsid w:val="52F65CE7"/>
     <w:multiLevelType w:val="multilevel"/>
     <w:tmpl w:val="9A60EF16"/>
@@ -16836,7 +19014,7 @@
       </w:rPr>
     </w:lvl>
   </w:abstractNum>
-  <w:abstractNum w:abstractNumId="11" w15:restartNumberingAfterBreak="0">
+  <w:abstractNum w:abstractNumId="12" w15:restartNumberingAfterBreak="0">
     <w:nsid w:val="5DEA164D"/>
     <w:multiLevelType w:val="multilevel"/>
     <w:tmpl w:val="8D6CF77A"/>
@@ -16986,7 +19164,7 @@
     </w:lvl>
   </w:abstractNum>
   <w:num w:numId="1" w16cid:durableId="1691684136">
-    <w:abstractNumId w:val="9"/>
+    <w:abstractNumId w:val="10"/>
   </w:num>
   <w:num w:numId="2" w16cid:durableId="1277827721">
     <w:abstractNumId w:val="2"/>
@@ -16995,16 +19173,16 @@
     <w:abstractNumId w:val="1"/>
   </w:num>
   <w:num w:numId="4" w16cid:durableId="306589675">
-    <w:abstractNumId w:val="8"/>
+    <w:abstractNumId w:val="9"/>
   </w:num>
   <w:num w:numId="5" w16cid:durableId="1376270043">
-    <w:abstractNumId w:val="5"/>
+    <w:abstractNumId w:val="6"/>
   </w:num>
   <w:num w:numId="6" w16cid:durableId="441657572">
-    <w:abstractNumId w:val="6"/>
+    <w:abstractNumId w:val="7"/>
   </w:num>
   <w:num w:numId="7" w16cid:durableId="171335789">
-    <w:abstractNumId w:val="9"/>
+    <w:abstractNumId w:val="10"/>
     <w:lvlOverride w:ilvl="0">
       <w:startOverride w:val="1"/>
     </w:lvlOverride>
@@ -17034,22 +19212,25 @@
     </w:lvlOverride>
   </w:num>
   <w:num w:numId="8" w16cid:durableId="994794731">
+    <w:abstractNumId w:val="5"/>
+  </w:num>
+  <w:num w:numId="9" w16cid:durableId="1153791579">
     <w:abstractNumId w:val="4"/>
   </w:num>
-  <w:num w:numId="9" w16cid:durableId="1153791579">
-    <w:abstractNumId w:val="3"/>
-  </w:num>
   <w:num w:numId="10" w16cid:durableId="2125994662">
-    <w:abstractNumId w:val="7"/>
+    <w:abstractNumId w:val="8"/>
   </w:num>
   <w:num w:numId="11" w16cid:durableId="31346488">
     <w:abstractNumId w:val="0"/>
   </w:num>
   <w:num w:numId="12" w16cid:durableId="1218468617">
+    <w:abstractNumId w:val="12"/>
+  </w:num>
+  <w:num w:numId="13" w16cid:durableId="620693922">
     <w:abstractNumId w:val="11"/>
   </w:num>
-  <w:num w:numId="13" w16cid:durableId="620693922">
-    <w:abstractNumId w:val="10"/>
+  <w:num w:numId="14" w16cid:durableId="1977952739">
+    <w:abstractNumId w:val="3"/>
   </w:num>
 </w:numbering>
 </file>
@@ -20814,7 +22995,7 @@
 </file>
 
 <file path=customXml/itemProps1.xml><?xml version="1.0" encoding="utf-8"?>
-<ds:datastoreItem xmlns:ds="http://schemas.openxmlformats.org/officeDocument/2006/customXml" ds:itemID="{3FC9A2DF-DAB5-4948-8EF7-7A4E321C2CA7}">
+<ds:datastoreItem xmlns:ds="http://schemas.openxmlformats.org/officeDocument/2006/customXml" ds:itemID="{11BA4498-B347-4D91-9C2B-AAC52A4C946F}">
   <ds:schemaRefs>
     <ds:schemaRef ds:uri="http://schemas.openxmlformats.org/officeDocument/2006/bibliography"/>
   </ds:schemaRefs>
@@ -20822,7 +23003,7 @@
 </file>
 
 <file path=customXml/itemProps2.xml><?xml version="1.0" encoding="utf-8"?>
-<ds:datastoreItem xmlns:ds="http://schemas.openxmlformats.org/officeDocument/2006/customXml" ds:itemID="{11BA4498-B347-4D91-9C2B-AAC52A4C946F}">
+<ds:datastoreItem xmlns:ds="http://schemas.openxmlformats.org/officeDocument/2006/customXml" ds:itemID="{961A7CDF-4132-4F2D-A9AD-14102C54E493}">
   <ds:schemaRefs>
     <ds:schemaRef ds:uri="http://schemas.openxmlformats.org/officeDocument/2006/bibliography"/>
   </ds:schemaRefs>
@@ -20830,7 +23011,7 @@
 </file>
 
 <file path=customXml/itemProps3.xml><?xml version="1.0" encoding="utf-8"?>
-<ds:datastoreItem xmlns:ds="http://schemas.openxmlformats.org/officeDocument/2006/customXml" ds:itemID="{961A7CDF-4132-4F2D-A9AD-14102C54E493}">
+<ds:datastoreItem xmlns:ds="http://schemas.openxmlformats.org/officeDocument/2006/customXml" ds:itemID="{3FC9A2DF-DAB5-4948-8EF7-7A4E321C2CA7}">
   <ds:schemaRefs>
     <ds:schemaRef ds:uri="http://schemas.openxmlformats.org/officeDocument/2006/bibliography"/>
   </ds:schemaRefs>
